--- a/paper/submission/manuscript.docx
+++ b/paper/submission/manuscript.docx
@@ -3549,7 +3549,7 @@
               <w:jc w:val="right"/>
             </w:pPr>
             <w:r>
-              <w:t xml:space="preserve">Four-class labels</w:t>
+              <w:t xml:space="preserve">Four-class</w:t>
             </w:r>
           </w:p>
         </w:tc>
@@ -3561,7 +3561,7 @@
               <w:jc w:val="right"/>
             </w:pPr>
             <w:r>
-              <w:t xml:space="preserve">After deduplication</w:t>
+              <w:t xml:space="preserve">Deduplicated</w:t>
             </w:r>
           </w:p>
         </w:tc>
@@ -4138,7 +4138,53 @@
         <w:jc w:val="left"/>
       </w:pPr>
       <w:r>
-        <w:t xml:space="preserve">Table 2. Balanced accuracy on the clean test set, mean over five seeds with 95% confidence interval.</w:t>
+        <w:t xml:space="preserve">Table 2. Balanced accuracy on the clean test set, mean over five seeds with 95% confidence interval. Image and patient name the privacy unit of central training, and Dir. 0.5 is the Dirichlet partition with</w:t>
+      </w:r>
+      <w:r>
+        <w:t xml:space="preserve"> </w:t>
+      </w:r>
+      <m:oMath>
+        <m:r>
+          <m:t>α</m:t>
+        </m:r>
+        <m:r>
+          <m:rPr>
+            <m:sty m:val="p"/>
+          </m:rPr>
+          <m:t>=</m:t>
+        </m:r>
+        <m:r>
+          <m:t>0.5</m:t>
+        </m:r>
+      </m:oMath>
+      <w:r>
+        <w:t xml:space="preserve"> </w:t>
+      </w:r>
+      <w:r>
+        <w:t xml:space="preserve">and</w:t>
+      </w:r>
+      <w:r>
+        <w:t xml:space="preserve"> </w:t>
+      </w:r>
+      <m:oMath>
+        <m:r>
+          <m:t>K</m:t>
+        </m:r>
+        <m:r>
+          <m:rPr>
+            <m:sty m:val="p"/>
+          </m:rPr>
+          <m:t>=</m:t>
+        </m:r>
+        <m:r>
+          <m:t>10</m:t>
+        </m:r>
+      </m:oMath>
+      <w:r>
+        <w:t xml:space="preserve"> </w:t>
+      </w:r>
+      <w:r>
+        <w:t xml:space="preserve">clients.</w:t>
       </w:r>
     </w:p>
     <w:tbl>
@@ -4147,7 +4193,7 @@
         <w:tblW w:type="auto" w:w="0"/>
         <w:tblLook w:firstRow="1" w:lastRow="0" w:firstColumn="0" w:lastColumn="0" w:noHBand="0" w:noVBand="0" w:val="0020"/>
         <w:jc w:val="start"/>
-        <w:tblCaption w:val="Table 2. Balanced accuracy on the clean test set, mean over five seeds with 95% confidence interval."/>
+        <w:tblCaption w:val="Table 2. Balanced accuracy on the clean test set, mean over five seeds with 95% confidence interval. Image and patient name the privacy unit of central training, and Dir. 0.5 is the Dirichlet partition with \alpha=0.5 and K=10 clients."/>
       </w:tblPr>
       <w:tblGrid>
         <w:gridCol w:w="1320"/>
@@ -4276,7 +4322,7 @@
               <w:jc w:val="left"/>
             </w:pPr>
             <w:r>
-              <w:t xml:space="preserve">Central, record-level</w:t>
+              <w:t xml:space="preserve">Central, image</w:t>
             </w:r>
           </w:p>
         </w:tc>
@@ -4420,7 +4466,7 @@
               <w:jc w:val="left"/>
             </w:pPr>
             <w:r>
-              <w:t xml:space="preserve">Central, patient-level</w:t>
+              <w:t xml:space="preserve">Central, patient</w:t>
             </w:r>
           </w:p>
         </w:tc>
@@ -4700,35 +4746,7 @@
               <w:jc w:val="left"/>
             </w:pPr>
             <w:r>
-              <w:t xml:space="preserve">FedAvg, Dirichlet</w:t>
-            </w:r>
-            <w:r>
-              <w:t xml:space="preserve"> </w:t>
-            </w:r>
-            <m:oMath>
-              <m:r>
-                <m:t>α</m:t>
-              </m:r>
-            </m:oMath>
-            <w:r>
-              <w:t xml:space="preserve"> </w:t>
-            </w:r>
-            <w:r>
-              <w:t xml:space="preserve">0.5,</w:t>
-            </w:r>
-            <w:r>
-              <w:t xml:space="preserve"> </w:t>
-            </w:r>
-            <m:oMath>
-              <m:r>
-                <m:t>K</m:t>
-              </m:r>
-            </m:oMath>
-            <w:r>
-              <w:t xml:space="preserve"> </w:t>
-            </w:r>
-            <w:r>
-              <w:t xml:space="preserve">10</w:t>
+              <w:t xml:space="preserve">FedAvg, Dir. 0.5</w:t>
             </w:r>
           </w:p>
         </w:tc>
@@ -5699,7 +5717,7 @@
               <w:jc w:val="left"/>
             </w:pPr>
             <w:r>
-              <w:t xml:space="preserve">Balanced accuracy</w:t>
+              <w:t xml:space="preserve">Bal. acc.</w:t>
             </w:r>
           </w:p>
         </w:tc>
@@ -5723,7 +5741,7 @@
               <w:jc w:val="left"/>
             </w:pPr>
             <w:r>
-              <w:t xml:space="preserve">TPR at 1% FPR</w:t>
+              <w:t xml:space="preserve">TPR, 1% FPR</w:t>
             </w:r>
           </w:p>
         </w:tc>
@@ -5735,7 +5753,7 @@
               <w:jc w:val="left"/>
             </w:pPr>
             <w:r>
-              <w:t xml:space="preserve">TPR at 0.1% FPR</w:t>
+              <w:t xml:space="preserve">TPR, 0.1% FPR</w:t>
             </w:r>
           </w:p>
         </w:tc>

--- a/paper/submission/manuscript.docx
+++ b/paper/submission/manuscript.docx
@@ -9526,7 +9526,7 @@
     </w:p>
     <w:bookmarkEnd w:id="39"/>
     <w:bookmarkEnd w:id="40"/>
-    <w:bookmarkStart w:id="60" w:name="results"/>
+    <w:bookmarkStart w:id="63" w:name="results"/>
     <w:p>
       <w:pPr>
         <w:pStyle w:val="Heading1"/>
@@ -12810,7 +12810,7 @@
       </w:r>
     </w:p>
     <w:bookmarkEnd w:id="54"/>
-    <w:bookmarkStart w:id="58" w:name="explanations"/>
+    <w:bookmarkStart w:id="61" w:name="explanations"/>
     <w:p>
       <w:pPr>
         <w:pStyle w:val="Heading2"/>
@@ -13186,16 +13186,54 @@
         <w:t xml:space="preserve">Supplementary Table S19). Fig. 6 illustrates the pattern on one image per tumour class.</w:t>
       </w:r>
     </w:p>
-    <w:tbl>
-      <w:tblPr>
-        <w:tblStyle w:val="FigureTable"/>
-        <w:tblW w:type="auto" w:w="0"/>
-        <w:tblLook w:firstRow="0" w:lastRow="0" w:firstColumn="0" w:lastColumn="0"/>
-        <w:jc w:val="center"/>
-      </w:tblPr>
-      <w:tblGrid/>
-      <w:tr/>
-    </w:tbl>
+    <w:p>
+      <w:pPr>
+        <w:pStyle w:val="CaptionedFigure"/>
+        <w:jc w:val="left"/>
+      </w:pPr>
+      <w:r>
+        <w:drawing>
+          <wp:inline>
+            <wp:extent cx="5334000" cy="2857500"/>
+            <wp:effectExtent b="0" l="0" r="0" t="0"/>
+            <wp:docPr descr="" title="" id="59" name="Picture"/>
+            <a:graphic>
+              <a:graphicData uri="http://schemas.openxmlformats.org/drawingml/2006/picture">
+                <pic:pic>
+                  <pic:nvPicPr>
+                    <pic:cNvPr descr="Figure6.png" id="60" name="Picture"/>
+                    <pic:cNvPicPr>
+                      <a:picLocks noChangeArrowheads="1" noChangeAspect="1"/>
+                    </pic:cNvPicPr>
+                  </pic:nvPicPr>
+                  <pic:blipFill>
+                    <a:blip r:embed="rId58"/>
+                    <a:stretch>
+                      <a:fillRect/>
+                    </a:stretch>
+                  </pic:blipFill>
+                  <pic:spPr bwMode="auto">
+                    <a:xfrm>
+                      <a:off x="0" y="0"/>
+                      <a:ext cx="5334000" cy="2857500"/>
+                    </a:xfrm>
+                    <a:prstGeom prst="rect">
+                      <a:avLst/>
+                    </a:prstGeom>
+                    <a:noFill/>
+                    <a:ln w="9525">
+                      <a:noFill/>
+                      <a:headEnd/>
+                      <a:tailEnd/>
+                    </a:ln>
+                  </pic:spPr>
+                </pic:pic>
+              </a:graphicData>
+            </a:graphic>
+          </wp:inline>
+        </w:drawing>
+      </w:r>
+    </w:p>
     <w:p>
       <w:pPr>
         <w:pStyle w:val="ImageCaption"/>
@@ -13265,8 +13303,8 @@
         <w:t xml:space="preserve">to 0.351, which indicates no skull-border artefact (Supplementary Table S18).</w:t>
       </w:r>
     </w:p>
-    <w:bookmarkEnd w:id="58"/>
-    <w:bookmarkStart w:id="59" w:name="source-controls"/>
+    <w:bookmarkEnd w:id="61"/>
+    <w:bookmarkStart w:id="62" w:name="source-controls"/>
     <w:p>
       <w:pPr>
         <w:pStyle w:val="Heading2"/>
@@ -13348,9 +13386,9 @@
         <w:t xml:space="preserve">of what the privacy budget actually buys, which Section 4 addresses.</w:t>
       </w:r>
     </w:p>
-    <w:bookmarkEnd w:id="59"/>
-    <w:bookmarkEnd w:id="60"/>
-    <w:bookmarkStart w:id="67" w:name="discussion"/>
+    <w:bookmarkEnd w:id="62"/>
+    <w:bookmarkEnd w:id="63"/>
+    <w:bookmarkStart w:id="70" w:name="discussion"/>
     <w:p>
       <w:pPr>
         <w:pStyle w:val="Heading1"/>
@@ -13361,7 +13399,7 @@
         <w:t xml:space="preserve">Discussion</w:t>
       </w:r>
     </w:p>
-    <w:bookmarkStart w:id="61" w:name="protection-bought-by-the-privacy-budget"/>
+    <w:bookmarkStart w:id="64" w:name="protection-bought-by-the-privacy-budget"/>
     <w:p>
       <w:pPr>
         <w:pStyle w:val="Heading2"/>
@@ -13526,8 +13564,8 @@
         <w:t xml:space="preserve">11</w:t>
       </w:r>
     </w:p>
-    <w:bookmarkEnd w:id="61"/>
-    <w:bookmarkStart w:id="62" w:name="cost-of-patient-level-protection"/>
+    <w:bookmarkEnd w:id="64"/>
+    <w:bookmarkStart w:id="65" w:name="cost-of-patient-level-protection"/>
     <w:p>
       <w:pPr>
         <w:pStyle w:val="Heading2"/>
@@ -13584,8 +13622,8 @@
         <w:t xml:space="preserve">patients is the most direct route to useful per-patient guarantees.</w:t>
       </w:r>
     </w:p>
-    <w:bookmarkEnd w:id="62"/>
-    <w:bookmarkStart w:id="63" w:name="client-count-and-drift-correction"/>
+    <w:bookmarkEnd w:id="65"/>
+    <w:bookmarkStart w:id="66" w:name="client-count-and-drift-correction"/>
     <w:p>
       <w:pPr>
         <w:pStyle w:val="Heading2"/>
@@ -13709,8 +13747,8 @@
         <w:t xml:space="preserve">or the correction harms the unequal and noisy settings in which it is most needed.</w:t>
       </w:r>
     </w:p>
-    <w:bookmarkEnd w:id="63"/>
-    <w:bookmarkStart w:id="64" w:name="explanations-under-privacy"/>
+    <w:bookmarkEnd w:id="66"/>
+    <w:bookmarkStart w:id="67" w:name="explanations-under-privacy"/>
     <w:p>
       <w:pPr>
         <w:pStyle w:val="Heading2"/>
@@ -13875,8 +13913,8 @@
         <w:t xml:space="preserve">27</w:t>
       </w:r>
     </w:p>
-    <w:bookmarkEnd w:id="64"/>
-    <w:bookmarkStart w:id="65" w:name="benchmark-leakage-and-source-confounding"/>
+    <w:bookmarkEnd w:id="67"/>
+    <w:bookmarkStart w:id="68" w:name="benchmark-leakage-and-source-confounding"/>
     <w:p>
       <w:pPr>
         <w:pStyle w:val="Heading2"/>
@@ -13951,8 +13989,8 @@
         <w:t xml:space="preserve">and flip-invariant deduplication with per-source reporting should become routine.</w:t>
       </w:r>
     </w:p>
-    <w:bookmarkEnd w:id="65"/>
-    <w:bookmarkStart w:id="66" w:name="limitations"/>
+    <w:bookmarkEnd w:id="68"/>
+    <w:bookmarkStart w:id="69" w:name="limitations"/>
     <w:p>
       <w:pPr>
         <w:pStyle w:val="Heading2"/>
@@ -14033,9 +14071,9 @@
         <w:t xml:space="preserve">composed over both candidates is reported but was not used for calibration.</w:t>
       </w:r>
     </w:p>
-    <w:bookmarkEnd w:id="66"/>
-    <w:bookmarkEnd w:id="67"/>
-    <w:bookmarkStart w:id="68" w:name="conclusions"/>
+    <w:bookmarkEnd w:id="69"/>
+    <w:bookmarkEnd w:id="70"/>
+    <w:bookmarkStart w:id="71" w:name="conclusions"/>
     <w:p>
       <w:pPr>
         <w:pStyle w:val="Heading1"/>
@@ -14209,8 +14247,8 @@
         <w:t xml:space="preserve">and the privacy unit, and test their privacy claims with an attack.</w:t>
       </w:r>
     </w:p>
-    <w:bookmarkEnd w:id="68"/>
-    <w:bookmarkStart w:id="69" w:name="authors-contribution"/>
+    <w:bookmarkEnd w:id="71"/>
+    <w:bookmarkStart w:id="72" w:name="authors-contribution"/>
     <w:p>
       <w:pPr>
         <w:pStyle w:val="Heading1"/>
@@ -14269,8 +14307,8 @@
         <w:t xml:space="preserve">Writing – review &amp; editing. [CHECK: roles proposed from the author list, to be confirmed by the authors]</w:t>
       </w:r>
     </w:p>
-    <w:bookmarkEnd w:id="69"/>
-    <w:bookmarkStart w:id="70" w:name="ethic-statement"/>
+    <w:bookmarkEnd w:id="72"/>
+    <w:bookmarkStart w:id="73" w:name="ethic-statement"/>
     <w:p>
       <w:pPr>
         <w:pStyle w:val="Heading1"/>
@@ -14303,8 +14341,8 @@
         <w:t xml:space="preserve">institutional ethics committee]</w:t>
       </w:r>
     </w:p>
-    <w:bookmarkEnd w:id="70"/>
-    <w:bookmarkStart w:id="71" w:name="declaration-of-competing-interest"/>
+    <w:bookmarkEnd w:id="73"/>
+    <w:bookmarkStart w:id="74" w:name="declaration-of-competing-interest"/>
     <w:p>
       <w:pPr>
         <w:pStyle w:val="Heading1"/>
@@ -14331,8 +14369,8 @@
         <w:t xml:space="preserve">appeared to influence the work reported in this paper.</w:t>
       </w:r>
     </w:p>
-    <w:bookmarkEnd w:id="71"/>
-    <w:bookmarkStart w:id="72" w:name="funding"/>
+    <w:bookmarkEnd w:id="74"/>
+    <w:bookmarkStart w:id="75" w:name="funding"/>
     <w:p>
       <w:pPr>
         <w:pStyle w:val="Heading1"/>
@@ -14359,8 +14397,8 @@
         <w:t xml:space="preserve">sectors.</w:t>
       </w:r>
     </w:p>
-    <w:bookmarkEnd w:id="72"/>
-    <w:bookmarkStart w:id="74" w:name="data-availability"/>
+    <w:bookmarkEnd w:id="75"/>
+    <w:bookmarkStart w:id="77" w:name="data-availability"/>
     <w:p>
       <w:pPr>
         <w:pStyle w:val="Heading1"/>
@@ -14425,7 +14463,7 @@
       <w:r>
         <w:t xml:space="preserve"> </w:t>
       </w:r>
-      <w:hyperlink r:id="rId73">
+      <w:hyperlink r:id="rId76">
         <w:r>
           <w:rPr>
             <w:rStyle w:val="Hyperlink"/>
@@ -14446,8 +14484,8 @@
         <w:t xml:space="preserve">public and add the archive DOI before submission]</w:t>
       </w:r>
     </w:p>
-    <w:bookmarkEnd w:id="74"/>
-    <w:bookmarkStart w:id="75" w:name="acknowledgements"/>
+    <w:bookmarkEnd w:id="77"/>
+    <w:bookmarkStart w:id="78" w:name="acknowledgements"/>
     <w:p>
       <w:pPr>
         <w:pStyle w:val="Heading1"/>
@@ -14468,8 +14506,8 @@
         <w:t xml:space="preserve">Training used free GPU time on Kaggle. [CHECK: add any further acknowledgements]</w:t>
       </w:r>
     </w:p>
-    <w:bookmarkEnd w:id="75"/>
-    <w:bookmarkStart w:id="76" w:name="X071796dd6bc546c91e96cca1cf5ff96599de61f"/>
+    <w:bookmarkEnd w:id="78"/>
+    <w:bookmarkStart w:id="79" w:name="X071796dd6bc546c91e96cca1cf5ff96599de61f"/>
     <w:p>
       <w:pPr>
         <w:pStyle w:val="Heading1"/>
@@ -14502,8 +14540,8 @@
         <w:t xml:space="preserve">responsibility for the content of the published article. [CHECK: the authors must confirm the extent of use]</w:t>
       </w:r>
     </w:p>
-    <w:bookmarkEnd w:id="76"/>
-    <w:bookmarkStart w:id="78" w:name="references"/>
+    <w:bookmarkEnd w:id="79"/>
+    <w:bookmarkStart w:id="81" w:name="references"/>
     <w:p>
       <w:pPr>
         <w:pStyle w:val="Heading1"/>
@@ -15257,7 +15295,7 @@
       <w:r>
         <w:t xml:space="preserve"> </w:t>
       </w:r>
-      <w:hyperlink r:id="rId77">
+      <w:hyperlink r:id="rId80">
         <w:r>
           <w:rPr>
             <w:rStyle w:val="Hyperlink"/>
@@ -15526,7 +15564,7 @@
         <w:t xml:space="preserve">. IEEE; 2016:770-778. doi:10.1109/CVPR.2016.90</w:t>
       </w:r>
     </w:p>
-    <w:bookmarkEnd w:id="78"/>
+    <w:bookmarkEnd w:id="81"/>
     <w:sectPr>
       <w:lnNumType w:countBy="1" w:restart="continuous"/>
     </w:sectPr>

--- a/paper/submission/manuscript.docx
+++ b/paper/submission/manuscript.docx
@@ -9310,7 +9310,7 @@
         <w:jc w:val="left"/>
       </w:pPr>
       <w:r>
-        <w:t xml:space="preserve">All models were trained in PyTorch [CHECK: PyTorch version on Kaggle] with per-example gradients from</w:t>
+        <w:t xml:space="preserve">All models were trained in PyTorch 2.11.0 with CUDA 12.8 and per-example gradients from</w:t>
       </w:r>
       <w:r>
         <w:t xml:space="preserve"> </w:t>

--- a/paper/submission/manuscript.docx
+++ b/paper/submission/manuscript.docx
@@ -2362,19 +2362,7 @@
         <w:jc w:val="left"/>
       </w:pPr>
       <w:r>
-        <w:t xml:space="preserve">Fig. 1. Evaluation framework. (a) Curation of three public collections. (b) Federated training with local DP-SGD at</w:t>
-      </w:r>
-      <w:r>
-        <w:t xml:space="preserve"> </w:t>
-      </w:r>
-      <w:r>
-        <w:t xml:space="preserve">image or patient level and size-weighted FedAvg. (c) Membership inference audit with LiRA. (d) Explanation audit.</w:t>
-      </w:r>
-      <w:r>
-        <w:t xml:space="preserve"> </w:t>
-      </w:r>
-      <w:r>
-        <w:t xml:space="preserve">Alg., algorithm. NCC, normalised cross-correlation. TPR and FPR, true-positive and false-positive rate.</w:t>
+        <w:t xml:space="preserve">Fig. 1. Evaluation framework. (a) Curation. (b) Private federated training. (c) Leakage audit. (d) Explanation audit.</w:t>
       </w:r>
     </w:p>
     <w:bookmarkEnd w:id="29"/>
@@ -8290,7 +8278,7 @@
         <w:jc w:val="left"/>
       </w:pPr>
       <w:r>
-        <w:t xml:space="preserve">Table 1. Images per source through curation and splitting.</w:t>
+        <w:t xml:space="preserve">Table 1. Images per source.</w:t>
       </w:r>
     </w:p>
     <w:tbl>
@@ -8299,7 +8287,7 @@
         <w:tblW w:type="auto" w:w="0"/>
         <w:tblLook w:firstRow="1" w:lastRow="0" w:firstColumn="0" w:lastColumn="0" w:noHBand="0" w:noVBand="0" w:val="0020"/>
         <w:jc w:val="start"/>
-        <w:tblCaption w:val="Table 1. Images per source through curation and splitting."/>
+        <w:tblCaption w:val="Table 1. Images per source."/>
       </w:tblPr>
       <w:tblGrid>
         <w:gridCol w:w="990"/>
@@ -9786,7 +9774,7 @@
         <w:jc w:val="left"/>
       </w:pPr>
       <w:r>
-        <w:t xml:space="preserve">Table 3. Balanced accuracy on the clean test set (747 images), mean over five seeds with 95% confidence interval.</w:t>
+        <w:t xml:space="preserve">Table 3. Clean-set balanced accuracy, mean (95% CI) over five seeds.</w:t>
       </w:r>
     </w:p>
     <w:tbl>
@@ -9795,7 +9783,7 @@
         <w:tblW w:type="auto" w:w="0"/>
         <w:tblLook w:firstRow="1" w:lastRow="0" w:firstColumn="0" w:lastColumn="0" w:noHBand="0" w:noVBand="0" w:val="0020"/>
         <w:jc w:val="start"/>
-        <w:tblCaption w:val="Table 3. Balanced accuracy on the clean test set (747 images), mean over five seeds with 95% confidence interval."/>
+        <w:tblCaption w:val="Table 3. Clean-set balanced accuracy, mean (95% CI) over five seeds."/>
       </w:tblPr>
       <w:tblGrid>
         <w:gridCol w:w="1320"/>
@@ -10533,7 +10521,24 @@
         </m:r>
       </m:oMath>
       <w:r>
-        <w:t xml:space="preserve">). Local-only training on any</w:t>
+        <w:t xml:space="preserve">), and the diamond in</w:t>
+      </w:r>
+      <w:r>
+        <w:t xml:space="preserve"> </w:t>
+      </w:r>
+      <w:r>
+        <w:t xml:space="preserve">Fig. 2 marks the unclipped weight-noise comparator, which has no formal</w:t>
+      </w:r>
+      <w:r>
+        <w:t xml:space="preserve"> </w:t>
+      </w:r>
+      <m:oMath>
+        <m:r>
+          <m:t>ε</m:t>
+        </m:r>
+      </m:oMath>
+      <w:r>
+        <w:t xml:space="preserve">. Local-only training on any</w:t>
       </w:r>
       <w:r>
         <w:t xml:space="preserve"> </w:t>
@@ -10642,7 +10647,7 @@
         <w:jc w:val="left"/>
       </w:pPr>
       <w:r>
-        <w:t xml:space="preserve">Fig. 2. Privacy and utility. Balanced accuracy on 747 clean test images against the privacy budget</w:t>
+        <w:t xml:space="preserve">Fig. 2. Balanced accuracy against privacy budget</w:t>
       </w:r>
       <w:r>
         <w:t xml:space="preserve"> </w:t>
@@ -10688,52 +10693,7 @@
         </m:sSup>
       </m:oMath>
       <w:r>
-        <w:t xml:space="preserve">) for central training at two privacy units and for FedAvg on two partitions. Points are means over</w:t>
-      </w:r>
-      <w:r>
-        <w:t xml:space="preserve"> </w:t>
-      </w:r>
-      <w:r>
-        <w:t xml:space="preserve">five seeds and error bars 95%</w:t>
-      </w:r>
-      <w:r>
-        <w:t xml:space="preserve"> </w:t>
-      </w:r>
-      <m:oMath>
-        <m:r>
-          <m:t>t</m:t>
-        </m:r>
-      </m:oMath>
-      <w:r>
-        <w:t xml:space="preserve">-intervals. The diamond marks unclipped weight noise (</w:t>
-      </w:r>
-      <m:oMath>
-        <m:r>
-          <m:t>s</m:t>
-        </m:r>
-        <m:r>
-          <m:rPr>
-            <m:sty m:val="p"/>
-          </m:rPr>
-          <m:t>=</m:t>
-        </m:r>
-        <m:r>
-          <m:t>0.003</m:t>
-        </m:r>
-      </m:oMath>
-      <w:r>
-        <w:t xml:space="preserve">), which has no formal</w:t>
-      </w:r>
-      <w:r>
-        <w:t xml:space="preserve"> </w:t>
-      </w:r>
-      <m:oMath>
-        <m:r>
-          <m:t>ε</m:t>
-        </m:r>
-      </m:oMath>
-      <w:r>
-        <w:t xml:space="preserve">.</w:t>
+        <w:t xml:space="preserve">). Means of five seeds with 95% CIs.</w:t>
       </w:r>
     </w:p>
     <w:p>
@@ -11175,7 +11135,13 @@
         </m:r>
       </m:oMath>
       <w:r>
-        <w:t xml:space="preserve">) with the rate of 0.003 selected for 10 clients, whereas without DP the slope was</w:t>
+        <w:t xml:space="preserve">) with the rate of 0.003 selected for 10 clients (dashed in Fig. 3),</w:t>
+      </w:r>
+      <w:r>
+        <w:t xml:space="preserve"> </w:t>
+      </w:r>
+      <w:r>
+        <w:t xml:space="preserve">whereas without DP the slope was</w:t>
       </w:r>
       <w:r>
         <w:t xml:space="preserve"> </w:t>
@@ -11269,50 +11235,7 @@
         <w:jc w:val="left"/>
       </w:pPr>
       <w:r>
-        <w:t xml:space="preserve">Fig. 3. Client count under DP. Clean balanced accuracy of FedAvg on Dirichlet (</w:t>
-      </w:r>
-      <m:oMath>
-        <m:r>
-          <m:t>α</m:t>
-        </m:r>
-        <m:r>
-          <m:rPr>
-            <m:sty m:val="p"/>
-          </m:rPr>
-          <m:t>=</m:t>
-        </m:r>
-        <m:r>
-          <m:t>0.5</m:t>
-        </m:r>
-      </m:oMath>
-      <w:r>
-        <w:t xml:space="preserve">) partitions of the same</w:t>
-      </w:r>
-      <w:r>
-        <w:t xml:space="preserve"> </w:t>
-      </w:r>
-      <w:r>
-        <w:t xml:space="preserve">2610 images into</w:t>
-      </w:r>
-      <w:r>
-        <w:t xml:space="preserve"> </w:t>
-      </w:r>
-      <m:oMath>
-        <m:r>
-          <m:t>K</m:t>
-        </m:r>
-        <m:r>
-          <m:rPr>
-            <m:sty m:val="p"/>
-          </m:rPr>
-          <m:t>=</m:t>
-        </m:r>
-        <m:r>
-          <m:t>3</m:t>
-        </m:r>
-      </m:oMath>
-      <w:r>
-        <w:t xml:space="preserve">, 5, 10 and 15 clients, against the aggregated noise standard deviation</w:t>
+        <w:t xml:space="preserve">Fig. 3. Accuracy against aggregated noise</w:t>
       </w:r>
       <w:r>
         <w:t xml:space="preserve"> </w:t>
@@ -11350,30 +11273,30 @@
         <w:t xml:space="preserve"> </w:t>
       </w:r>
       <w:r>
-        <w:t xml:space="preserve">of</w:t>
-      </w:r>
-      <w:r>
-        <w:t xml:space="preserve"> </w:t>
-      </w:r>
-      <w:r>
-        <w:t xml:space="preserve">Eq. (4). Error bars are 95%</w:t>
-      </w:r>
-      <w:r>
-        <w:t xml:space="preserve"> </w:t>
-      </w:r>
-      <m:oMath>
-        <m:r>
-          <m:t>t</m:t>
-        </m:r>
-      </m:oMath>
-      <w:r>
-        <w:t xml:space="preserve">-intervals over five seeds, and the dashed series uses learning rate</w:t>
-      </w:r>
-      <w:r>
-        <w:t xml:space="preserve"> </w:t>
-      </w:r>
-      <w:r>
-        <w:t xml:space="preserve">0.003.</w:t>
+        <w:t xml:space="preserve">for</w:t>
+      </w:r>
+      <w:r>
+        <w:t xml:space="preserve"> </w:t>
+      </w:r>
+      <m:oMath>
+        <m:r>
+          <m:t>K</m:t>
+        </m:r>
+        <m:r>
+          <m:rPr>
+            <m:sty m:val="p"/>
+          </m:rPr>
+          <m:t>=</m:t>
+        </m:r>
+        <m:r>
+          <m:t>3</m:t>
+        </m:r>
+      </m:oMath>
+      <w:r>
+        <w:t xml:space="preserve"> </w:t>
+      </w:r>
+      <w:r>
+        <w:t xml:space="preserve">to 15 clients. Means of five seeds with 95% CIs.</w:t>
       </w:r>
     </w:p>
     <w:p>
@@ -11773,13 +11696,7 @@
         <w:jc w:val="left"/>
       </w:pPr>
       <w:r>
-        <w:t xml:space="preserve">Table 4. Online LiRA against FedAvg on the natural partition, mean over five target models with 95% confidence</w:t>
-      </w:r>
-      <w:r>
-        <w:t xml:space="preserve"> </w:t>
-      </w:r>
-      <w:r>
-        <w:t xml:space="preserve">interval.</w:t>
+        <w:t xml:space="preserve">Table 4. Online LiRA against FedAvg on the natural partition, mean (95% CI) over five targets.</w:t>
       </w:r>
     </w:p>
     <w:tbl>
@@ -11788,7 +11705,7 @@
         <w:tblW w:type="auto" w:w="0"/>
         <w:tblLook w:firstRow="1" w:lastRow="0" w:firstColumn="0" w:lastColumn="0" w:noHBand="0" w:noVBand="0" w:val="0020"/>
         <w:jc w:val="start"/>
-        <w:tblCaption w:val="Table 4. Online LiRA against FedAvg on the natural partition, mean over five target models with 95% confidence interval."/>
+        <w:tblCaption w:val="Table 4. Online LiRA against FedAvg on the natural partition, mean (95% CI) over five targets."/>
       </w:tblPr>
       <w:tblGrid>
         <w:gridCol w:w="1320"/>
@@ -12691,19 +12608,7 @@
         <w:jc w:val="left"/>
       </w:pPr>
       <w:r>
-        <w:t xml:space="preserve">Fig. 4. Membership inference. Online LiRA receiver operating characteristic curves on logarithmic axes against FedAvg</w:t>
-      </w:r>
-      <w:r>
-        <w:t xml:space="preserve"> </w:t>
-      </w:r>
-      <w:r>
-        <w:t xml:space="preserve">on the natural partition, each the mean over five target models with 16 shadow models per configuration. (a) Image</w:t>
-      </w:r>
-      <w:r>
-        <w:t xml:space="preserve"> </w:t>
-      </w:r>
-      <w:r>
-        <w:t xml:space="preserve">level. (b) Figshare patient level. Shaded regions lie below the FPR resolution of the test set.</w:t>
+        <w:t xml:space="preserve">Fig. 4. LiRA ROC curves at image (a) and patient (b) level. Shading marks FPR below the test-set resolution.</w:t>
       </w:r>
     </w:p>
     <w:p>
@@ -13027,13 +12932,7 @@
         <w:jc w:val="left"/>
       </w:pPr>
       <w:r>
-        <w:t xml:space="preserve">Fig. 5. Explanations under privacy. (a) Cross-seed Grad-CAM consistency, the IoU of the top 10% of each model’s map</w:t>
-      </w:r>
-      <w:r>
-        <w:t xml:space="preserve"> </w:t>
-      </w:r>
-      <w:r>
-        <w:t xml:space="preserve">with that of the five-seed mean map, against</w:t>
+        <w:t xml:space="preserve">Fig. 5. Grad-CAM consistency across seeds against</w:t>
       </w:r>
       <w:r>
         <w:t xml:space="preserve"> </w:t>
@@ -13047,24 +12946,7 @@
         <w:t xml:space="preserve"> </w:t>
       </w:r>
       <w:r>
-        <w:t xml:space="preserve">for central models, with 95%</w:t>
-      </w:r>
-      <w:r>
-        <w:t xml:space="preserve"> </w:t>
-      </w:r>
-      <m:oMath>
-        <m:r>
-          <m:t>t</m:t>
-        </m:r>
-      </m:oMath>
-      <w:r>
-        <w:t xml:space="preserve">-intervals. (b) Consistency</w:t>
-      </w:r>
-      <w:r>
-        <w:t xml:space="preserve"> </w:t>
-      </w:r>
-      <w:r>
-        <w:t xml:space="preserve">against clean balanced accuracy for 115 models.</w:t>
+        <w:t xml:space="preserve">(a) and against accuracy (b).</w:t>
       </w:r>
     </w:p>
     <w:p>
@@ -13183,7 +13065,13 @@
         <w:t xml:space="preserve"> </w:t>
       </w:r>
       <w:r>
-        <w:t xml:space="preserve">Supplementary Table S19). Fig. 6 illustrates the pattern on one image per tumour class.</w:t>
+        <w:t xml:space="preserve">Supplementary Table S19). Fig. 6 illustrates the pattern on one image per tumour class, chosen by a rule fixed beforehand as</w:t>
+      </w:r>
+      <w:r>
+        <w:t xml:space="preserve"> </w:t>
+      </w:r>
+      <w:r>
+        <w:t xml:space="preserve">the image with mask area closest to the class median among those the non-private model classifies correctly.</w:t>
       </w:r>
     </w:p>
     <w:p>
@@ -13240,19 +13128,7 @@
         <w:jc w:val="left"/>
       </w:pPr>
       <w:r>
-        <w:t xml:space="preserve">Fig. 6. Grad-CAM examples. One clean Figshare test image per tumour class, chosen by a fixed rule (mask area closest to</w:t>
-      </w:r>
-      <w:r>
-        <w:t xml:space="preserve"> </w:t>
-      </w:r>
-      <w:r>
-        <w:t xml:space="preserve">the class median among images the non-private model classifies correctly), with the expert mask outline in cyan and the</w:t>
-      </w:r>
-      <w:r>
-        <w:t xml:space="preserve"> </w:t>
-      </w:r>
-      <w:r>
-        <w:t xml:space="preserve">Grad-CAM maps of central seed-1 models. Labels give each model’s prediction, in red when wrong.</w:t>
+        <w:t xml:space="preserve">Fig. 6. Grad-CAM maps of central seed-1 models, one test image per class. Cyan, expert mask. Red, wrong prediction.</w:t>
       </w:r>
     </w:p>
     <w:p>
@@ -14475,7 +14351,7 @@
         <w:t xml:space="preserve"> </w:t>
       </w:r>
       <w:r>
-        <w:t xml:space="preserve">under tag v0.9.1-results-frozen. [CHECK: make the repository</w:t>
+        <w:t xml:space="preserve">under tag v0.9.5-results-frozen. [CHECK: make the repository</w:t>
       </w:r>
       <w:r>
         <w:t xml:space="preserve"> </w:t>
@@ -15613,7 +15489,7 @@
         <w:t xml:space="preserve"> </w:t>
       </w:r>
       <w:r>
-        <w:t xml:space="preserve">AUC, area under the receiver operating characteristic curve. DP, differential privacy. DP-SGD, differentially</w:t>
+        <w:t xml:space="preserve">AUC, area under the receiver operating characteristic curve. CI, confidence interval. DP, differential privacy. DP-SGD, differentially</w:t>
       </w:r>
       <w:r>
         <w:t xml:space="preserve"> </w:t>
@@ -15631,7 +15507,7 @@
         <w:t xml:space="preserve"> </w:t>
       </w:r>
       <w:r>
-        <w:t xml:space="preserve">likelihood-ratio attack. NCC, normalised cross-correlation. TPR, true-positive rate.</w:t>
+        <w:t xml:space="preserve">likelihood-ratio attack. NCC, normalised cross-correlation. ROC, receiver operating characteristic. TPR, true-positive rate.</w:t>
       </w:r>
     </w:p>
   </w:footnote>

--- a/paper/submission/manuscript.docx
+++ b/paper/submission/manuscript.docx
@@ -9319,13 +9319,7 @@
         <w:t xml:space="preserve"> </w:t>
       </w:r>
       <w:r>
-        <w:t xml:space="preserve">reported runs and the audit took about 59 GPU hours [CHECK: the lab notebook gives 52 hours to the end of Phase 3 and</w:t>
-      </w:r>
-      <w:r>
-        <w:t xml:space="preserve"> </w:t>
-      </w:r>
-      <w:r>
-        <w:t xml:space="preserve">1.7, 4.7 and 0.3 hours for the audit runs, 58.7 hours in all]. Each run is identified by a hash of its resolved</w:t>
+        <w:t xml:space="preserve">reported runs and the audit took 58.7 GPU hours. Each run is identified by a hash of its resolved</w:t>
       </w:r>
       <w:r>
         <w:t xml:space="preserve"> </w:t>
@@ -14180,7 +14174,7 @@
         <w:t xml:space="preserve"> </w:t>
       </w:r>
       <w:r>
-        <w:t xml:space="preserve">Writing – review &amp; editing. [CHECK: roles proposed from the author list, to be confirmed by the authors]</w:t>
+        <w:t xml:space="preserve">Writing – review &amp; editing.</w:t>
       </w:r>
     </w:p>
     <w:bookmarkEnd w:id="72"/>
@@ -14208,13 +14202,7 @@
         <w:t xml:space="preserve"> </w:t>
       </w:r>
       <w:r>
-        <w:t xml:space="preserve">were collected. Ethics approval and informed consent were therefore not required. [CHECK: confirm the waiver with the</w:t>
-      </w:r>
-      <w:r>
-        <w:t xml:space="preserve"> </w:t>
-      </w:r>
-      <w:r>
-        <w:t xml:space="preserve">institutional ethics committee]</w:t>
+        <w:t xml:space="preserve">were collected. Ethics approval and informed consent were therefore not required.</w:t>
       </w:r>
     </w:p>
     <w:bookmarkEnd w:id="73"/>
@@ -14379,7 +14367,7 @@
         <w:jc w:val="left"/>
       </w:pPr>
       <w:r>
-        <w:t xml:space="preserve">Training used free GPU time on Kaggle. [CHECK: add any further acknowledgements]</w:t>
+        <w:t xml:space="preserve">Training used free GPU time on Kaggle.</w:t>
       </w:r>
     </w:p>
     <w:bookmarkEnd w:id="78"/>

--- a/paper/submission/manuscript.docx
+++ b/paper/submission/manuscript.docx
@@ -181,13 +181,13 @@
         <w:t xml:space="preserve"> </w:t>
       </w:r>
       <w:r>
-        <w:t xml:space="preserve">collections report accuracies of 94% and above. The merged collections contain duplicates, and privacy</w:t>
-      </w:r>
-      <w:r>
-        <w:t xml:space="preserve"> </w:t>
-      </w:r>
-      <w:r>
-        <w:t xml:space="preserve">claims rarely state an accounted budget or protected unit.</w:t>
+        <w:t xml:space="preserve">collections report accuracies of 94% and above. These collections overlap, and privacy claims rarely state</w:t>
+      </w:r>
+      <w:r>
+        <w:t xml:space="preserve"> </w:t>
+      </w:r>
+      <w:r>
+        <w:t xml:space="preserve">the budget or protected unit.</w:t>
       </w:r>
     </w:p>
     <w:p>
@@ -213,7 +213,7 @@
         <w:t xml:space="preserve"> </w:t>
       </w:r>
       <w:r>
-        <w:t xml:space="preserve">image and per patient, and how it alters explanations.</w:t>
+        <w:t xml:space="preserve">image and patient, and how it alters explanations.</w:t>
       </w:r>
     </w:p>
     <w:p>
@@ -233,7 +233,7 @@
         <w:t xml:space="preserve"> </w:t>
       </w:r>
       <w:r>
-        <w:t xml:space="preserve">Figshare, SARTAJ and Br35H images were deduplicated into 3845 images with</w:t>
+        <w:t xml:space="preserve">Figshare, SARTAJ and Br35H were deduplicated into 3845 images with</w:t>
       </w:r>
       <w:r>
         <w:t xml:space="preserve"> </w:t>
@@ -245,13 +245,16 @@
         <w:t xml:space="preserve"> </w:t>
       </w:r>
       <w:r>
-        <w:t xml:space="preserve">trained centrally and with federated averaging (FedAvg) under record-level and patient-level DP stochastic gradient</w:t>
-      </w:r>
-      <w:r>
-        <w:t xml:space="preserve"> </w:t>
-      </w:r>
-      <w:r>
-        <w:t xml:space="preserve">descent with Rényi accounting (</w:t>
+        <w:t xml:space="preserve">trained centrally and with federated averaging (FedAvg) under record- and patient-level DP stochastic gradient descent</w:t>
+      </w:r>
+      <w:r>
+        <w:t xml:space="preserve"> </w:t>
+      </w:r>
+      <w:r>
+        <w:t xml:space="preserve">(Rényi accounting,</w:t>
+      </w:r>
+      <w:r>
+        <w:t xml:space="preserve"> </w:t>
       </w:r>
       <m:oMath>
         <m:r>
@@ -283,13 +286,13 @@
         </m:sSup>
       </m:oMath>
       <w:r>
-        <w:t xml:space="preserve">) and five seeds. Leakage was audited with a likelihood-ratio attack (LiRA,</w:t>
-      </w:r>
-      <w:r>
-        <w:t xml:space="preserve"> </w:t>
-      </w:r>
-      <w:r>
-        <w:t xml:space="preserve">16 shadow models), and gradient-weighted class activation mapping (Grad-CAM) was scored against expert masks.</w:t>
+        <w:t xml:space="preserve">, five seeds). A likelihood-ratio attack (LiRA, 16 shadow models) with</w:t>
+      </w:r>
+      <w:r>
+        <w:t xml:space="preserve"> </w:t>
+      </w:r>
+      <w:r>
+        <w:t xml:space="preserve">source- and class-matched non-members audited leakage, and gradient-weighted class activation mapping (Grad-CAM) was scored against expert masks.</w:t>
       </w:r>
     </w:p>
     <w:p>
@@ -309,7 +312,7 @@
         <w:t xml:space="preserve"> </w:t>
       </w:r>
       <w:r>
-        <w:t xml:space="preserve">On 747 clean test images, central balanced accuracy fell from 0.908 without DP to 0.778</w:t>
+        <w:t xml:space="preserve">Clean-set central balanced accuracy fell from 0.908 without DP to 0.778</w:t>
       </w:r>
       <w:r>
         <w:t xml:space="preserve"> </w:t>
@@ -335,7 +338,7 @@
         </m:r>
       </m:oMath>
       <w:r>
-        <w:t xml:space="preserve">, whereas patient-level DP needed</w:t>
+        <w:t xml:space="preserve">, and patient-level DP needed</w:t>
       </w:r>
       <w:r>
         <w:t xml:space="preserve"> </w:t>
@@ -358,31 +361,31 @@
         <w:t xml:space="preserve"> </w:t>
       </w:r>
       <w:r>
-        <w:t xml:space="preserve">to reach 0.820. Without DP, LiRA</w:t>
-      </w:r>
-      <w:r>
-        <w:t xml:space="preserve"> </w:t>
-      </w:r>
-      <w:r>
-        <w:t xml:space="preserve">found 10.8% of training images at a 1% false-positive rate and separated training from test patients with an area</w:t>
-      </w:r>
-      <w:r>
-        <w:t xml:space="preserve"> </w:t>
-      </w:r>
-      <w:r>
-        <w:t xml:space="preserve">under the curve (AUC) of 0.805, whereas DP kept the attack at chance. Unclipped weight noise at matched utility still</w:t>
-      </w:r>
-      <w:r>
-        <w:t xml:space="preserve"> </w:t>
-      </w:r>
-      <w:r>
-        <w:t xml:space="preserve">exposed patients (AUC 0.745). Grad-CAM consistency across seeds fell from 0.700 to 0.235, tracking accuracy</w:t>
-      </w:r>
-      <w:r>
-        <w:t xml:space="preserve"> </w:t>
-      </w:r>
-      <w:r>
-        <w:t xml:space="preserve">(</w:t>
+        <w:t xml:space="preserve">to reach 0.820. Against non-private</w:t>
+      </w:r>
+      <w:r>
+        <w:t xml:space="preserve"> </w:t>
+      </w:r>
+      <w:r>
+        <w:t xml:space="preserve">FedAvg, LiRA found 11.1% of training images at a 1% false-positive rate and separated training from test patients</w:t>
+      </w:r>
+      <w:r>
+        <w:t xml:space="preserve"> </w:t>
+      </w:r>
+      <w:r>
+        <w:t xml:space="preserve">with an area under the curve (AUC) of 0.805, whereas under record-level DP it found 1.0% to 1.5%, not significantly</w:t>
+      </w:r>
+      <w:r>
+        <w:t xml:space="preserve"> </w:t>
+      </w:r>
+      <w:r>
+        <w:t xml:space="preserve">above chance. Higher-utility unclipped weight noise still exposed patients (AUC 0.745). Grad-CAM consistency across</w:t>
+      </w:r>
+      <w:r>
+        <w:t xml:space="preserve"> </w:t>
+      </w:r>
+      <w:r>
+        <w:t xml:space="preserve">seeds fell from 0.700 to 0.235, tracking accuracy (</w:t>
       </w:r>
       <m:oMath>
         <m:r>
@@ -395,7 +398,7 @@
           <m:t>=</m:t>
         </m:r>
         <m:r>
-          <m:t>0.798</m:t>
+          <m:t>0.838</m:t>
         </m:r>
       </m:oMath>
       <w:r>
@@ -442,19 +445,19 @@
         <w:t xml:space="preserve"> </w:t>
       </w:r>
       <w:r>
-        <w:t xml:space="preserve">removed measurable leakage at a balanced-accuracy</w:t>
-      </w:r>
-      <w:r>
-        <w:t xml:space="preserve"> </w:t>
-      </w:r>
-      <w:r>
-        <w:t xml:space="preserve">cost of 0.076 (federated) to 0.130 (central), whereas per-patient guarantees cost far more at this scale. Costs</w:t>
-      </w:r>
-      <w:r>
-        <w:t xml:space="preserve"> </w:t>
-      </w:r>
-      <w:r>
-        <w:t xml:space="preserve">in real hospital consortia remain untested, because clients were simulated from public data.</w:t>
+        <w:t xml:space="preserve">removed measurable membership leakage from</w:t>
+      </w:r>
+      <w:r>
+        <w:t xml:space="preserve"> </w:t>
+      </w:r>
+      <w:r>
+        <w:t xml:space="preserve">audited federated models at a balanced-accuracy cost of 0.076 (0.130 centrally), whereas per-patient guarantees cost</w:t>
+      </w:r>
+      <w:r>
+        <w:t xml:space="preserve"> </w:t>
+      </w:r>
+      <w:r>
+        <w:t xml:space="preserve">far more. Costs in real consortia remain untested, since clients were simulated.</w:t>
       </w:r>
     </w:p>
     <w:p>
@@ -656,6 +659,18 @@
         </w:rPr>
         <w:t xml:space="preserve">9-11</w:t>
       </w:r>
+      <w:r>
+        <w:t xml:space="preserve"> </w:t>
+      </w:r>
+      <w:r>
+        <w:t xml:space="preserve">[CHECK: the statement for lakshmi2026 and</w:t>
+      </w:r>
+      <w:r>
+        <w:t xml:space="preserve"> </w:t>
+      </w:r>
+      <w:r>
+        <w:t xml:space="preserve">qazi2026 rests on their abstracts, confirm against the full texts]</w:t>
+      </w:r>
     </w:p>
     <w:p>
       <w:pPr>
@@ -1104,7 +1119,19 @@
         <w:t xml:space="preserve"> </w:t>
       </w:r>
       <w:r>
-        <w:t xml:space="preserve">with their effect on explanation fidelity, have not been measured side by side.</w:t>
+        <w:t xml:space="preserve">with their effect on explanation fidelity, have not been measured side by side. The individual methods used here are</w:t>
+      </w:r>
+      <w:r>
+        <w:t xml:space="preserve"> </w:t>
+      </w:r>
+      <w:r>
+        <w:t xml:space="preserve">established, so the contribution of the present work lies in applying them jointly, with accounted guarantees at two</w:t>
+      </w:r>
+      <w:r>
+        <w:t xml:space="preserve"> </w:t>
+      </w:r>
+      <w:r>
+        <w:t xml:space="preserve">privacy units and an attack whose members and non-members are matched in composition.</w:t>
       </w:r>
     </w:p>
     <w:bookmarkEnd w:id="22"/>
@@ -1219,7 +1246,13 @@
         <w:t xml:space="preserve"> </w:t>
       </w:r>
       <w:r>
-        <w:t xml:space="preserve">cost 0.130 in central balanced accuracy, whereas patient-level DP needed</w:t>
+        <w:t xml:space="preserve">cost 0.130 in central balanced accuracy, mostly through meningioma and no-tumour</w:t>
+      </w:r>
+      <w:r>
+        <w:t xml:space="preserve"> </w:t>
+      </w:r>
+      <w:r>
+        <w:t xml:space="preserve">sensitivity, whereas patient-level DP needed</w:t>
       </w:r>
       <w:r>
         <w:t xml:space="preserve"> </w:t>
@@ -1346,13 +1379,19 @@
         <w:t xml:space="preserve"> </w:t>
       </w:r>
       <w:r>
-        <w:t xml:space="preserve">patients without DP, stayed at chance under every DP setting, and still detected patients under an unclipped</w:t>
-      </w:r>
-      <w:r>
-        <w:t xml:space="preserve"> </w:t>
-      </w:r>
-      <w:r>
-        <w:t xml:space="preserve">weight-noise mechanism of matched utility.</w:t>
+        <w:t xml:space="preserve">patients in non-private federated models, found no rate significantly above chance at 1% FPR under record-level DP</w:t>
+      </w:r>
+      <w:r>
+        <w:t xml:space="preserve"> </w:t>
+      </w:r>
+      <w:r>
+        <w:t xml:space="preserve">once non-members were matched to members by source and class, and still detected patients under an unclipped</w:t>
+      </w:r>
+      <w:r>
+        <w:t xml:space="preserve"> </w:t>
+      </w:r>
+      <w:r>
+        <w:t xml:space="preserve">weight-noise mechanism of higher utility.</w:t>
       </w:r>
     </w:p>
     <w:p>
@@ -1405,17 +1444,20 @@
           <m:t>=</m:t>
         </m:r>
         <m:r>
-          <m:t>0.798</m:t>
-        </m:r>
-      </m:oMath>
-      <w:r>
-        <w:t xml:space="preserve">, and the noise multiplier added no</w:t>
-      </w:r>
-      <w:r>
-        <w:t xml:space="preserve"> </w:t>
-      </w:r>
-      <w:r>
-        <w:t xml:space="preserve">explanatory power once accuracy was known.</w:t>
+          <m:t>0.838</m:t>
+        </m:r>
+      </m:oMath>
+      <w:r>
+        <w:t xml:space="preserve"> </w:t>
+      </w:r>
+      <w:r>
+        <w:t xml:space="preserve">across 31 configurations, and the noise</w:t>
+      </w:r>
+      <w:r>
+        <w:t xml:space="preserve"> </w:t>
+      </w:r>
+      <w:r>
+        <w:t xml:space="preserve">multiplier added no explanatory power once accuracy was known.</w:t>
       </w:r>
     </w:p>
     <w:p>
@@ -2221,7 +2263,25 @@
         <w:t xml:space="preserve"> </w:t>
       </w:r>
       <w:r>
-        <w:t xml:space="preserve">case over units is reported.</w:t>
+        <w:t xml:space="preserve">case over units is reported. Client-level DP, which hides the participation of a whole hospital,</w:t>
+      </w:r>
+      <w:r>
+        <w:rPr>
+          <w:vertAlign w:val="superscript"/>
+        </w:rPr>
+        <w:t xml:space="preserve">31</w:t>
+      </w:r>
+      <w:r>
+        <w:t xml:space="preserve"> </w:t>
+      </w:r>
+      <w:r>
+        <w:t xml:space="preserve">was</w:t>
+      </w:r>
+      <w:r>
+        <w:t xml:space="preserve"> </w:t>
+      </w:r>
+      <w:r>
+        <w:t xml:space="preserve">not evaluated, because with three to 15 clients the noise needed to mask one client would dominate the aggregate.</w:t>
       </w:r>
     </w:p>
     <w:p>
@@ -2243,13 +2303,37 @@
         <w:t xml:space="preserve"> </w:t>
       </w:r>
       <w:r>
-        <w:t xml:space="preserve">whether a given image, or a given patient, was used in training. The study pursues three goals, namely the accuracy</w:t>
-      </w:r>
-      <w:r>
-        <w:t xml:space="preserve"> </w:t>
-      </w:r>
-      <w:r>
-        <w:t xml:space="preserve">cost of each guarantee, the leakage that remains measurable, and the change in explanation quality.</w:t>
+        <w:t xml:space="preserve">whether a given image, or a given patient, was used in training. The formal guarantee also covers every update that</w:t>
+      </w:r>
+      <w:r>
+        <w:t xml:space="preserve"> </w:t>
+      </w:r>
+      <w:r>
+        <w:t xml:space="preserve">a client sends, but the empirical audit tests only the released model, and attacks that reconstruct images from</w:t>
+      </w:r>
+      <w:r>
+        <w:t xml:space="preserve"> </w:t>
+      </w:r>
+      <w:r>
+        <w:t xml:space="preserve">individual updates</w:t>
+      </w:r>
+      <w:r>
+        <w:rPr>
+          <w:vertAlign w:val="superscript"/>
+        </w:rPr>
+        <w:t xml:space="preserve">23</w:t>
+      </w:r>
+      <w:r>
+        <w:t xml:space="preserve"> </w:t>
+      </w:r>
+      <w:r>
+        <w:t xml:space="preserve">were not run. The study pursues three goals, namely the accuracy cost of each</w:t>
+      </w:r>
+      <w:r>
+        <w:t xml:space="preserve"> </w:t>
+      </w:r>
+      <w:r>
+        <w:t xml:space="preserve">guarantee, the leakage that remains measurable, and the change in explanation quality.</w:t>
       </w:r>
     </w:p>
     <w:p>
@@ -2271,7 +2355,30 @@
         <w:t xml:space="preserve"> </w:t>
       </w:r>
       <w:r>
-        <w:t xml:space="preserve">split, and the learning-rate search adds a privacy cost that is reported but not calibrated.</w:t>
+        <w:t xml:space="preserve">split, and the federated learning-rate search adds a privacy cost that is reported but not calibrated. The central</w:t>
+      </w:r>
+      <w:r>
+        <w:t xml:space="preserve"> </w:t>
+      </w:r>
+      <w:r>
+        <w:t xml:space="preserve">learning rate of 0.02 was chosen among three candidates in pilot runs on the same training data, and that selection</w:t>
+      </w:r>
+      <w:r>
+        <w:t xml:space="preserve"> </w:t>
+      </w:r>
+      <w:r>
+        <w:t xml:space="preserve">is not included in any reported</w:t>
+      </w:r>
+      <w:r>
+        <w:t xml:space="preserve"> </w:t>
+      </w:r>
+      <m:oMath>
+        <m:r>
+          <m:t>ε</m:t>
+        </m:r>
+      </m:oMath>
+      <w:r>
+        <w:t xml:space="preserve">.</w:t>
       </w:r>
     </w:p>
     <w:bookmarkEnd w:id="25"/>
@@ -2396,7 +2503,7 @@
         <w:rPr>
           <w:vertAlign w:val="superscript"/>
         </w:rPr>
-        <w:t xml:space="preserve">28,31</w:t>
+        <w:t xml:space="preserve">28,32</w:t>
       </w:r>
       <w:r>
         <w:t xml:space="preserve"> </w:t>
@@ -5139,7 +5246,7 @@
         <w:rPr>
           <w:vertAlign w:val="superscript"/>
         </w:rPr>
-        <w:t xml:space="preserve">32</w:t>
+        <w:t xml:space="preserve">33</w:t>
       </w:r>
     </w:p>
     <w:bookmarkStart w:id="32" w:name="X255289e7e36ba8b3a1ae439fbcf910d8bcb03ae"/>
@@ -6288,7 +6395,7 @@
         <w:rPr>
           <w:vertAlign w:val="superscript"/>
         </w:rPr>
-        <w:t xml:space="preserve">33</w:t>
+        <w:t xml:space="preserve">34</w:t>
       </w:r>
       <w:r>
         <w:t xml:space="preserve"> </w:t>
@@ -6334,7 +6441,7 @@
         <w:rPr>
           <w:vertAlign w:val="superscript"/>
         </w:rPr>
-        <w:t xml:space="preserve">34</w:t>
+        <w:t xml:space="preserve">35</w:t>
       </w:r>
       <w:r>
         <w:t xml:space="preserve"> </w:t>
@@ -7350,7 +7457,25 @@
         <w:t xml:space="preserve"> </w:t>
       </w:r>
       <w:r>
-        <w:t xml:space="preserve">measures, and the area under the curve (AUC) is reported alongside. A loss-threshold attack, computed overall and within</w:t>
+        <w:t xml:space="preserve">measures, and the area under the curve (AUC) is reported alongside. Because the clean non-members differ from the</w:t>
+      </w:r>
+      <w:r>
+        <w:t xml:space="preserve"> </w:t>
+      </w:r>
+      <w:r>
+        <w:t xml:space="preserve">members in source and class mix, the TPR at 1% FPR is also computed with non-members reweighted to the members’</w:t>
+      </w:r>
+      <w:r>
+        <w:t xml:space="preserve"> </w:t>
+      </w:r>
+      <w:r>
+        <w:t xml:space="preserve">distribution over source and class strata, and with both groups restricted to Figshare. The diverged weight-noise</w:t>
+      </w:r>
+      <w:r>
+        <w:t xml:space="preserve"> </w:t>
+      </w:r>
+      <w:r>
+        <w:t xml:space="preserve">models, which classify at chance, give an empirical reference for the rate reached without a usable classifier. A loss-threshold attack, computed overall and within</w:t>
       </w:r>
       <w:r>
         <w:t xml:space="preserve"> </w:t>
@@ -7918,31 +8043,13 @@
         <w:rPr>
           <w:vertAlign w:val="superscript"/>
         </w:rPr>
-        <w:t xml:space="preserve">35</w:t>
+        <w:t xml:space="preserve">36</w:t>
       </w:r>
       <w:r>
         <w:t xml:space="preserve"> </w:t>
       </w:r>
       <w:r>
         <w:t xml:space="preserve">on the last residual block, Grad-CAM++</w:t>
-      </w:r>
-      <w:r>
-        <w:rPr>
-          <w:vertAlign w:val="superscript"/>
-        </w:rPr>
-        <w:t xml:space="preserve">36</w:t>
-      </w:r>
-      <w:r>
-        <w:t xml:space="preserve"> </w:t>
-      </w:r>
-      <w:r>
-        <w:t xml:space="preserve">and Integrated Gradients</w:t>
-      </w:r>
-      <w:r>
-        <w:t xml:space="preserve"> </w:t>
-      </w:r>
-      <w:r>
-        <w:t xml:space="preserve">(IG)</w:t>
       </w:r>
       <w:r>
         <w:rPr>
@@ -7954,87 +8061,13 @@
         <w:t xml:space="preserve"> </w:t>
       </w:r>
       <w:r>
-        <w:t xml:space="preserve">with a black baseline and 32 steps were computed for the true class of the 645 Figshare</w:t>
-      </w:r>
-      <w:r>
-        <w:t xml:space="preserve"> </w:t>
-      </w:r>
-      <w:r>
-        <w:t xml:space="preserve">test tumour images that have expert masks. At</w:t>
-      </w:r>
-      <w:r>
-        <w:t xml:space="preserve"> </w:t>
-      </w:r>
-      <m:oMath>
-        <m:r>
-          <m:t>128</m:t>
-        </m:r>
-        <m:r>
-          <m:rPr>
-            <m:sty m:val="p"/>
-          </m:rPr>
-          <m:t>×</m:t>
-        </m:r>
-        <m:r>
-          <m:t>128</m:t>
-        </m:r>
-      </m:oMath>
-      <w:r>
-        <w:t xml:space="preserve"> </w:t>
-      </w:r>
-      <w:r>
-        <w:t xml:space="preserve">input the last block has</w:t>
-      </w:r>
-      <w:r>
-        <w:t xml:space="preserve"> </w:t>
-      </w:r>
-      <m:oMath>
-        <m:r>
-          <m:t>4</m:t>
-        </m:r>
-        <m:r>
-          <m:rPr>
-            <m:sty m:val="p"/>
-          </m:rPr>
-          <m:t>×</m:t>
-        </m:r>
-        <m:r>
-          <m:t>4</m:t>
-        </m:r>
-      </m:oMath>
-      <w:r>
-        <w:t xml:space="preserve"> </w:t>
-      </w:r>
-      <w:r>
-        <w:t xml:space="preserve">resolution, and maps</w:t>
-      </w:r>
-      <w:r>
-        <w:t xml:space="preserve"> </w:t>
-      </w:r>
-      <w:r>
-        <w:t xml:space="preserve">are upsampled bilinearly. Localisation used the pointing game with a 3-pixel tolerance, the intersection over union</w:t>
-      </w:r>
-      <w:r>
-        <w:t xml:space="preserve"> </w:t>
-      </w:r>
-      <w:r>
-        <w:t xml:space="preserve">(IoU) of the top 15% of pixels with the mask and the share of saliency inside the mask, on correctly classified</w:t>
-      </w:r>
-      <w:r>
-        <w:t xml:space="preserve"> </w:t>
-      </w:r>
-      <w:r>
-        <w:t xml:space="preserve">images.</w:t>
-      </w:r>
-    </w:p>
-    <w:p>
-      <w:pPr>
-        <w:pStyle w:val="BodyText"/>
-        <w:spacing w:line="480" w:lineRule="auto"/>
-        <w:jc w:val="left"/>
-      </w:pPr>
-      <w:r>
-        <w:t xml:space="preserve">Faithfulness used deletion and insertion curves over 20 steps.</w:t>
+        <w:t xml:space="preserve">and Integrated Gradients</w:t>
+      </w:r>
+      <w:r>
+        <w:t xml:space="preserve"> </w:t>
+      </w:r>
+      <w:r>
+        <w:t xml:space="preserve">(IG)</w:t>
       </w:r>
       <w:r>
         <w:rPr>
@@ -8046,6 +8079,98 @@
         <w:t xml:space="preserve"> </w:t>
       </w:r>
       <w:r>
+        <w:t xml:space="preserve">with a black baseline and 32 steps were computed for the true class of the 645 Figshare</w:t>
+      </w:r>
+      <w:r>
+        <w:t xml:space="preserve"> </w:t>
+      </w:r>
+      <w:r>
+        <w:t xml:space="preserve">test tumour images that have expert masks. At</w:t>
+      </w:r>
+      <w:r>
+        <w:t xml:space="preserve"> </w:t>
+      </w:r>
+      <m:oMath>
+        <m:r>
+          <m:t>128</m:t>
+        </m:r>
+        <m:r>
+          <m:rPr>
+            <m:sty m:val="p"/>
+          </m:rPr>
+          <m:t>×</m:t>
+        </m:r>
+        <m:r>
+          <m:t>128</m:t>
+        </m:r>
+      </m:oMath>
+      <w:r>
+        <w:t xml:space="preserve"> </w:t>
+      </w:r>
+      <w:r>
+        <w:t xml:space="preserve">input the last block has</w:t>
+      </w:r>
+      <w:r>
+        <w:t xml:space="preserve"> </w:t>
+      </w:r>
+      <m:oMath>
+        <m:r>
+          <m:t>4</m:t>
+        </m:r>
+        <m:r>
+          <m:rPr>
+            <m:sty m:val="p"/>
+          </m:rPr>
+          <m:t>×</m:t>
+        </m:r>
+        <m:r>
+          <m:t>4</m:t>
+        </m:r>
+      </m:oMath>
+      <w:r>
+        <w:t xml:space="preserve"> </w:t>
+      </w:r>
+      <w:r>
+        <w:t xml:space="preserve">resolution, and maps</w:t>
+      </w:r>
+      <w:r>
+        <w:t xml:space="preserve"> </w:t>
+      </w:r>
+      <w:r>
+        <w:t xml:space="preserve">are upsampled bilinearly. Localisation used the pointing game with a 3-pixel tolerance, the intersection over union</w:t>
+      </w:r>
+      <w:r>
+        <w:t xml:space="preserve"> </w:t>
+      </w:r>
+      <w:r>
+        <w:t xml:space="preserve">(IoU) of the top 15% of pixels with the mask and the share of saliency inside the mask, on correctly classified</w:t>
+      </w:r>
+      <w:r>
+        <w:t xml:space="preserve"> </w:t>
+      </w:r>
+      <w:r>
+        <w:t xml:space="preserve">images.</w:t>
+      </w:r>
+    </w:p>
+    <w:p>
+      <w:pPr>
+        <w:pStyle w:val="BodyText"/>
+        <w:spacing w:line="480" w:lineRule="auto"/>
+        <w:jc w:val="left"/>
+      </w:pPr>
+      <w:r>
+        <w:t xml:space="preserve">Faithfulness used deletion and insertion curves over 20 steps.</w:t>
+      </w:r>
+      <w:r>
+        <w:rPr>
+          <w:vertAlign w:val="superscript"/>
+        </w:rPr>
+        <w:t xml:space="preserve">39</w:t>
+      </w:r>
+      <w:r>
+        <w:t xml:space="preserve"> </w:t>
+      </w:r>
+      <w:r>
         <w:t xml:space="preserve">A model-parameter randomisation</w:t>
       </w:r>
       <w:r>
@@ -8088,13 +8213,19 @@
         <w:t xml:space="preserve"> </w:t>
       </w:r>
       <w:r>
-        <w:t xml:space="preserve">with the five seeds of one configuration in place of</w:t>
-      </w:r>
-      <w:r>
-        <w:t xml:space="preserve"> </w:t>
-      </w:r>
-      <w:r>
-        <w:t xml:space="preserve">clients. It is the IoU between the top 10% of pixels of each model’s</w:t>
+        <w:t xml:space="preserve">with the seeds of one configuration in place of</w:t>
+      </w:r>
+      <w:r>
+        <w:t xml:space="preserve"> </w:t>
+      </w:r>
+      <w:r>
+        <w:t xml:space="preserve">clients, five for central and three for federated configurations. It is the IoU between the top 10% of pixels of each</w:t>
+      </w:r>
+      <w:r>
+        <w:t xml:space="preserve"> </w:t>
+      </w:r>
+      <w:r>
+        <w:t xml:space="preserve">model’s</w:t>
       </w:r>
       <w:r>
         <w:t xml:space="preserve"> </w:t>
@@ -8117,13 +8248,7 @@
         <w:t xml:space="preserve"> </w:t>
       </w:r>
       <w:r>
-        <w:t xml:space="preserve">Grad-CAM map and those of the mean map</w:t>
-      </w:r>
-      <w:r>
-        <w:t xml:space="preserve"> </w:t>
-      </w:r>
-      <w:r>
-        <w:t xml:space="preserve">over seeds.</w:t>
+        <w:t xml:space="preserve">Grad-CAM map and those of the mean map over seeds.</w:t>
       </w:r>
     </w:p>
     <w:bookmarkEnd w:id="37"/>
@@ -8183,7 +8308,7 @@
         <w:rPr>
           <w:vertAlign w:val="superscript"/>
         </w:rPr>
-        <w:t xml:space="preserve">39</w:t>
+        <w:t xml:space="preserve">40</w:t>
       </w:r>
       <w:r>
         <w:t xml:space="preserve"> </w:t>
@@ -8840,7 +8965,7 @@
         <w:rPr>
           <w:vertAlign w:val="superscript"/>
         </w:rPr>
-        <w:t xml:space="preserve">40</w:t>
+        <w:t xml:space="preserve">41</w:t>
       </w:r>
       <w:r>
         <w:t xml:space="preserve"> </w:t>
@@ -9460,13 +9585,42 @@
         </m:r>
       </m:oMath>
       <w:r>
-        <w:t xml:space="preserve">. Metrics are reported to three</w:t>
-      </w:r>
-      <w:r>
-        <w:t xml:space="preserve"> </w:t>
-      </w:r>
-      <w:r>
-        <w:t xml:space="preserve">decimal places and</w:t>
+        <w:t xml:space="preserve">. Because consistency is measured</w:t>
+      </w:r>
+      <w:r>
+        <w:t xml:space="preserve"> </w:t>
+      </w:r>
+      <w:r>
+        <w:t xml:space="preserve">against the mean map of each configuration, its seeds are not independent, so the primary analysis uses one point per</w:t>
+      </w:r>
+      <w:r>
+        <w:t xml:space="preserve"> </w:t>
+      </w:r>
+      <w:r>
+        <w:t xml:space="preserve">configuration and the per-model analysis is reported alongside. Membership rates were compared with the nominal level</w:t>
+      </w:r>
+      <w:r>
+        <w:t xml:space="preserve"> </w:t>
+      </w:r>
+      <w:r>
+        <w:t xml:space="preserve">by one-sample</w:t>
+      </w:r>
+      <w:r>
+        <w:t xml:space="preserve"> </w:t>
+      </w:r>
+      <m:oMath>
+        <m:r>
+          <m:t>t</m:t>
+        </m:r>
+      </m:oMath>
+      <w:r>
+        <w:t xml:space="preserve">-tests over the five targets. Only the SCAFFOLD comparison is corrected for multiplicity, and the</w:t>
+      </w:r>
+      <w:r>
+        <w:t xml:space="preserve"> </w:t>
+      </w:r>
+      <w:r>
+        <w:t xml:space="preserve">other intervals and</w:t>
       </w:r>
       <w:r>
         <w:t xml:space="preserve"> </w:t>
@@ -9477,7 +9631,24 @@
         </m:r>
       </m:oMath>
       <w:r>
-        <w:t xml:space="preserve">-values to three decimal places or as</w:t>
+        <w:t xml:space="preserve">-values are descriptive. Metrics are reported to three decimal places and</w:t>
+      </w:r>
+      <w:r>
+        <w:t xml:space="preserve"> </w:t>
+      </w:r>
+      <m:oMath>
+        <m:r>
+          <m:t>p</m:t>
+        </m:r>
+      </m:oMath>
+      <w:r>
+        <w:t xml:space="preserve">-values to three</w:t>
+      </w:r>
+      <w:r>
+        <w:t xml:space="preserve"> </w:t>
+      </w:r>
+      <w:r>
+        <w:t xml:space="preserve">decimal places or as</w:t>
       </w:r>
       <w:r>
         <w:t xml:space="preserve"> </w:t>
@@ -10463,6 +10634,983 @@
             </w:pPr>
             <w:r>
               <w:t xml:space="preserve">(0.280, 0.383)</w:t>
+            </w:r>
+          </w:p>
+        </w:tc>
+      </w:tr>
+    </w:tbl>
+    <w:p>
+      <w:pPr>
+        <w:pStyle w:val="BodyText"/>
+        <w:spacing w:line="480" w:lineRule="auto"/>
+        <w:jc w:val="left"/>
+      </w:pPr>
+      <w:r>
+        <w:t xml:space="preserve">Table 4 shows where the cost fell. At record-level</w:t>
+      </w:r>
+      <w:r>
+        <w:t xml:space="preserve"> </w:t>
+      </w:r>
+      <m:oMath>
+        <m:r>
+          <m:t>ε</m:t>
+        </m:r>
+        <m:r>
+          <m:rPr>
+            <m:sty m:val="p"/>
+          </m:rPr>
+          <m:t>=</m:t>
+        </m:r>
+        <m:r>
+          <m:t>8</m:t>
+        </m:r>
+      </m:oMath>
+      <w:r>
+        <w:t xml:space="preserve">, central meningioma sensitivity</w:t>
+      </w:r>
+      <w:r>
+        <w:t xml:space="preserve"> </w:t>
+      </w:r>
+      <w:r>
+        <w:t xml:space="preserve">fell from 0.861 to 0.520 and no-tumour sensitivity from 0.913 to 0.700, whereas glioma (0.880 to 0.915) and pituitary</w:t>
+      </w:r>
+      <w:r>
+        <w:t xml:space="preserve"> </w:t>
+      </w:r>
+      <w:r>
+        <w:t xml:space="preserve">sensitivity (0.976 to 0.979) did not decline. The share of tumour images classified as no tumour stayed between 0.010</w:t>
+      </w:r>
+      <w:r>
+        <w:t xml:space="preserve"> </w:t>
+      </w:r>
+      <w:r>
+        <w:t xml:space="preserve">and 0.042 in every setting of Table 4, so the private models mostly confused tumour types.</w:t>
+      </w:r>
+    </w:p>
+    <w:p>
+      <w:pPr>
+        <w:pStyle w:val="TableCaption"/>
+        <w:jc w:val="left"/>
+      </w:pPr>
+      <w:r>
+        <w:t xml:space="preserve">Table 4. Clean-set sensitivity per class, mean over five seeds.</w:t>
+      </w:r>
+    </w:p>
+    <w:tbl>
+      <w:tblPr>
+        <w:tblStyle w:val="Table"/>
+        <w:tblW w:type="auto" w:w="0"/>
+        <w:tblLook w:firstRow="1" w:lastRow="0" w:firstColumn="0" w:lastColumn="0" w:noHBand="0" w:noVBand="0" w:val="0020"/>
+        <w:jc w:val="start"/>
+        <w:tblCaption w:val="Table 4. Clean-set sensitivity per class, mean over five seeds."/>
+      </w:tblPr>
+      <w:tblGrid>
+        <w:gridCol w:w="1131"/>
+        <w:gridCol w:w="1131"/>
+        <w:gridCol w:w="1131"/>
+        <w:gridCol w:w="1131"/>
+        <w:gridCol w:w="1131"/>
+        <w:gridCol w:w="1131"/>
+        <w:gridCol w:w="1131"/>
+      </w:tblGrid>
+      <w:tr>
+        <w:trPr>
+          <w:tblHeader w:val="true"/>
+        </w:trPr>
+        <w:tc>
+          <w:tcPr/>
+          <w:p>
+            <w:pPr>
+              <w:pStyle w:val="Compact"/>
+              <w:jc w:val="left"/>
+            </w:pPr>
+            <w:r>
+              <w:t xml:space="preserve">Training</w:t>
+            </w:r>
+          </w:p>
+        </w:tc>
+        <w:tc>
+          <w:tcPr/>
+          <w:p>
+            <w:pPr>
+              <w:pStyle w:val="Compact"/>
+              <w:jc w:val="left"/>
+            </w:pPr>
+            <w:r>
+              <w:t xml:space="preserve">Setting</w:t>
+            </w:r>
+          </w:p>
+        </w:tc>
+        <w:tc>
+          <w:tcPr/>
+          <w:p>
+            <w:pPr>
+              <w:pStyle w:val="Compact"/>
+              <w:jc w:val="right"/>
+            </w:pPr>
+            <w:r>
+              <w:t xml:space="preserve">Glioma</w:t>
+            </w:r>
+          </w:p>
+        </w:tc>
+        <w:tc>
+          <w:tcPr/>
+          <w:p>
+            <w:pPr>
+              <w:pStyle w:val="Compact"/>
+              <w:jc w:val="right"/>
+            </w:pPr>
+            <w:r>
+              <w:t xml:space="preserve">Meningioma</w:t>
+            </w:r>
+          </w:p>
+        </w:tc>
+        <w:tc>
+          <w:tcPr/>
+          <w:p>
+            <w:pPr>
+              <w:pStyle w:val="Compact"/>
+              <w:jc w:val="right"/>
+            </w:pPr>
+            <w:r>
+              <w:t xml:space="preserve">No tumour</w:t>
+            </w:r>
+          </w:p>
+        </w:tc>
+        <w:tc>
+          <w:tcPr/>
+          <w:p>
+            <w:pPr>
+              <w:pStyle w:val="Compact"/>
+              <w:jc w:val="right"/>
+            </w:pPr>
+            <w:r>
+              <w:t xml:space="preserve">Pituitary</w:t>
+            </w:r>
+          </w:p>
+        </w:tc>
+        <w:tc>
+          <w:tcPr/>
+          <w:p>
+            <w:pPr>
+              <w:pStyle w:val="Compact"/>
+              <w:jc w:val="right"/>
+            </w:pPr>
+            <w:r>
+              <w:t xml:space="preserve">Missed</w:t>
+            </w:r>
+          </w:p>
+        </w:tc>
+      </w:tr>
+      <w:tr>
+        <w:tc>
+          <w:tcPr/>
+          <w:p>
+            <w:pPr>
+              <w:pStyle w:val="Compact"/>
+              <w:jc w:val="left"/>
+            </w:pPr>
+            <w:r>
+              <w:t xml:space="preserve">Central</w:t>
+            </w:r>
+          </w:p>
+        </w:tc>
+        <w:tc>
+          <w:tcPr/>
+          <w:p>
+            <w:pPr>
+              <w:pStyle w:val="Compact"/>
+              <w:jc w:val="left"/>
+            </w:pPr>
+            <w:r>
+              <w:t xml:space="preserve">No DP</w:t>
+            </w:r>
+          </w:p>
+        </w:tc>
+        <w:tc>
+          <w:tcPr/>
+          <w:p>
+            <w:pPr>
+              <w:pStyle w:val="Compact"/>
+              <w:jc w:val="right"/>
+            </w:pPr>
+            <w:r>
+              <w:t xml:space="preserve">0.880</w:t>
+            </w:r>
+          </w:p>
+        </w:tc>
+        <w:tc>
+          <w:tcPr/>
+          <w:p>
+            <w:pPr>
+              <w:pStyle w:val="Compact"/>
+              <w:jc w:val="right"/>
+            </w:pPr>
+            <w:r>
+              <w:t xml:space="preserve">0.861</w:t>
+            </w:r>
+          </w:p>
+        </w:tc>
+        <w:tc>
+          <w:tcPr/>
+          <w:p>
+            <w:pPr>
+              <w:pStyle w:val="Compact"/>
+              <w:jc w:val="right"/>
+            </w:pPr>
+            <w:r>
+              <w:t xml:space="preserve">0.913</w:t>
+            </w:r>
+          </w:p>
+        </w:tc>
+        <w:tc>
+          <w:tcPr/>
+          <w:p>
+            <w:pPr>
+              <w:pStyle w:val="Compact"/>
+              <w:jc w:val="right"/>
+            </w:pPr>
+            <w:r>
+              <w:t xml:space="preserve">0.976</w:t>
+            </w:r>
+          </w:p>
+        </w:tc>
+        <w:tc>
+          <w:tcPr/>
+          <w:p>
+            <w:pPr>
+              <w:pStyle w:val="Compact"/>
+              <w:jc w:val="right"/>
+            </w:pPr>
+            <w:r>
+              <w:t xml:space="preserve">0.016</w:t>
+            </w:r>
+          </w:p>
+        </w:tc>
+      </w:tr>
+      <w:tr>
+        <w:tc>
+          <w:tcPr/>
+          <w:p>
+            <w:pPr>
+              <w:pStyle w:val="Compact"/>
+            </w:pPr>
+          </w:p>
+        </w:tc>
+        <w:tc>
+          <w:tcPr/>
+          <w:p>
+            <w:pPr>
+              <w:pStyle w:val="Compact"/>
+              <w:jc w:val="left"/>
+            </w:pPr>
+            <w:r>
+              <w:t xml:space="preserve">Clip only</w:t>
+            </w:r>
+          </w:p>
+        </w:tc>
+        <w:tc>
+          <w:tcPr/>
+          <w:p>
+            <w:pPr>
+              <w:pStyle w:val="Compact"/>
+              <w:jc w:val="right"/>
+            </w:pPr>
+            <w:r>
+              <w:t xml:space="preserve">0.883</w:t>
+            </w:r>
+          </w:p>
+        </w:tc>
+        <w:tc>
+          <w:tcPr/>
+          <w:p>
+            <w:pPr>
+              <w:pStyle w:val="Compact"/>
+              <w:jc w:val="right"/>
+            </w:pPr>
+            <w:r>
+              <w:t xml:space="preserve">0.711</w:t>
+            </w:r>
+          </w:p>
+        </w:tc>
+        <w:tc>
+          <w:tcPr/>
+          <w:p>
+            <w:pPr>
+              <w:pStyle w:val="Compact"/>
+              <w:jc w:val="right"/>
+            </w:pPr>
+            <w:r>
+              <w:t xml:space="preserve">0.800</w:t>
+            </w:r>
+          </w:p>
+        </w:tc>
+        <w:tc>
+          <w:tcPr/>
+          <w:p>
+            <w:pPr>
+              <w:pStyle w:val="Compact"/>
+              <w:jc w:val="right"/>
+            </w:pPr>
+            <w:r>
+              <w:t xml:space="preserve">0.986</w:t>
+            </w:r>
+          </w:p>
+        </w:tc>
+        <w:tc>
+          <w:tcPr/>
+          <w:p>
+            <w:pPr>
+              <w:pStyle w:val="Compact"/>
+              <w:jc w:val="right"/>
+            </w:pPr>
+            <w:r>
+              <w:t xml:space="preserve">0.025</w:t>
+            </w:r>
+          </w:p>
+        </w:tc>
+      </w:tr>
+      <w:tr>
+        <w:tc>
+          <w:tcPr/>
+          <w:p>
+            <w:pPr>
+              <w:pStyle w:val="Compact"/>
+            </w:pPr>
+          </w:p>
+        </w:tc>
+        <w:tc>
+          <w:tcPr/>
+          <w:p>
+            <w:pPr>
+              <w:pStyle w:val="Compact"/>
+              <w:jc w:val="left"/>
+            </w:pPr>
+            <m:oMath>
+              <m:r>
+                <m:t>ε</m:t>
+              </m:r>
+              <m:r>
+                <m:rPr>
+                  <m:sty m:val="p"/>
+                </m:rPr>
+                <m:t>=</m:t>
+              </m:r>
+              <m:r>
+                <m:t>8</m:t>
+              </m:r>
+            </m:oMath>
+          </w:p>
+        </w:tc>
+        <w:tc>
+          <w:tcPr/>
+          <w:p>
+            <w:pPr>
+              <w:pStyle w:val="Compact"/>
+              <w:jc w:val="right"/>
+            </w:pPr>
+            <w:r>
+              <w:t xml:space="preserve">0.915</w:t>
+            </w:r>
+          </w:p>
+        </w:tc>
+        <w:tc>
+          <w:tcPr/>
+          <w:p>
+            <w:pPr>
+              <w:pStyle w:val="Compact"/>
+              <w:jc w:val="right"/>
+            </w:pPr>
+            <w:r>
+              <w:t xml:space="preserve">0.520</w:t>
+            </w:r>
+          </w:p>
+        </w:tc>
+        <w:tc>
+          <w:tcPr/>
+          <w:p>
+            <w:pPr>
+              <w:pStyle w:val="Compact"/>
+              <w:jc w:val="right"/>
+            </w:pPr>
+            <w:r>
+              <w:t xml:space="preserve">0.700</w:t>
+            </w:r>
+          </w:p>
+        </w:tc>
+        <w:tc>
+          <w:tcPr/>
+          <w:p>
+            <w:pPr>
+              <w:pStyle w:val="Compact"/>
+              <w:jc w:val="right"/>
+            </w:pPr>
+            <w:r>
+              <w:t xml:space="preserve">0.979</w:t>
+            </w:r>
+          </w:p>
+        </w:tc>
+        <w:tc>
+          <w:tcPr/>
+          <w:p>
+            <w:pPr>
+              <w:pStyle w:val="Compact"/>
+              <w:jc w:val="right"/>
+            </w:pPr>
+            <w:r>
+              <w:t xml:space="preserve">0.025</w:t>
+            </w:r>
+          </w:p>
+        </w:tc>
+      </w:tr>
+      <w:tr>
+        <w:tc>
+          <w:tcPr/>
+          <w:p>
+            <w:pPr>
+              <w:pStyle w:val="Compact"/>
+            </w:pPr>
+          </w:p>
+        </w:tc>
+        <w:tc>
+          <w:tcPr/>
+          <w:p>
+            <w:pPr>
+              <w:pStyle w:val="Compact"/>
+              <w:jc w:val="left"/>
+            </w:pPr>
+            <m:oMath>
+              <m:r>
+                <m:t>ε</m:t>
+              </m:r>
+              <m:r>
+                <m:rPr>
+                  <m:sty m:val="p"/>
+                </m:rPr>
+                <m:t>=</m:t>
+              </m:r>
+              <m:r>
+                <m:t>3</m:t>
+              </m:r>
+            </m:oMath>
+          </w:p>
+        </w:tc>
+        <w:tc>
+          <w:tcPr/>
+          <w:p>
+            <w:pPr>
+              <w:pStyle w:val="Compact"/>
+              <w:jc w:val="right"/>
+            </w:pPr>
+            <w:r>
+              <w:t xml:space="preserve">0.922</w:t>
+            </w:r>
+          </w:p>
+        </w:tc>
+        <w:tc>
+          <w:tcPr/>
+          <w:p>
+            <w:pPr>
+              <w:pStyle w:val="Compact"/>
+              <w:jc w:val="right"/>
+            </w:pPr>
+            <w:r>
+              <w:t xml:space="preserve">0.178</w:t>
+            </w:r>
+          </w:p>
+        </w:tc>
+        <w:tc>
+          <w:tcPr/>
+          <w:p>
+            <w:pPr>
+              <w:pStyle w:val="Compact"/>
+              <w:jc w:val="right"/>
+            </w:pPr>
+            <w:r>
+              <w:t xml:space="preserve">0.587</w:t>
+            </w:r>
+          </w:p>
+        </w:tc>
+        <w:tc>
+          <w:tcPr/>
+          <w:p>
+            <w:pPr>
+              <w:pStyle w:val="Compact"/>
+              <w:jc w:val="right"/>
+            </w:pPr>
+            <w:r>
+              <w:t xml:space="preserve">0.905</w:t>
+            </w:r>
+          </w:p>
+        </w:tc>
+        <w:tc>
+          <w:tcPr/>
+          <w:p>
+            <w:pPr>
+              <w:pStyle w:val="Compact"/>
+              <w:jc w:val="right"/>
+            </w:pPr>
+            <w:r>
+              <w:t xml:space="preserve">0.042</w:t>
+            </w:r>
+          </w:p>
+        </w:tc>
+      </w:tr>
+      <w:tr>
+        <w:tc>
+          <w:tcPr/>
+          <w:p>
+            <w:pPr>
+              <w:pStyle w:val="Compact"/>
+            </w:pPr>
+          </w:p>
+        </w:tc>
+        <w:tc>
+          <w:tcPr/>
+          <w:p>
+            <w:pPr>
+              <w:pStyle w:val="Compact"/>
+              <w:jc w:val="left"/>
+            </w:pPr>
+            <m:oMath>
+              <m:r>
+                <m:t>ε</m:t>
+              </m:r>
+              <m:r>
+                <m:rPr>
+                  <m:sty m:val="p"/>
+                </m:rPr>
+                <m:t>=</m:t>
+              </m:r>
+              <m:r>
+                <m:t>1</m:t>
+              </m:r>
+            </m:oMath>
+          </w:p>
+        </w:tc>
+        <w:tc>
+          <w:tcPr/>
+          <w:p>
+            <w:pPr>
+              <w:pStyle w:val="Compact"/>
+              <w:jc w:val="right"/>
+            </w:pPr>
+            <w:r>
+              <w:t xml:space="preserve">0.836</w:t>
+            </w:r>
+          </w:p>
+        </w:tc>
+        <w:tc>
+          <w:tcPr/>
+          <w:p>
+            <w:pPr>
+              <w:pStyle w:val="Compact"/>
+              <w:jc w:val="right"/>
+            </w:pPr>
+            <w:r>
+              <w:t xml:space="preserve">0.086</w:t>
+            </w:r>
+          </w:p>
+        </w:tc>
+        <w:tc>
+          <w:tcPr/>
+          <w:p>
+            <w:pPr>
+              <w:pStyle w:val="Compact"/>
+              <w:jc w:val="right"/>
+            </w:pPr>
+            <w:r>
+              <w:t xml:space="preserve">0.117</w:t>
+            </w:r>
+          </w:p>
+        </w:tc>
+        <w:tc>
+          <w:tcPr/>
+          <w:p>
+            <w:pPr>
+              <w:pStyle w:val="Compact"/>
+              <w:jc w:val="right"/>
+            </w:pPr>
+            <w:r>
+              <w:t xml:space="preserve">0.263</w:t>
+            </w:r>
+          </w:p>
+        </w:tc>
+        <w:tc>
+          <w:tcPr/>
+          <w:p>
+            <w:pPr>
+              <w:pStyle w:val="Compact"/>
+              <w:jc w:val="right"/>
+            </w:pPr>
+            <w:r>
+              <w:t xml:space="preserve">0.033</w:t>
+            </w:r>
+          </w:p>
+        </w:tc>
+      </w:tr>
+      <w:tr>
+        <w:tc>
+          <w:tcPr/>
+          <w:p>
+            <w:pPr>
+              <w:pStyle w:val="Compact"/>
+            </w:pPr>
+          </w:p>
+        </w:tc>
+        <w:tc>
+          <w:tcPr/>
+          <w:p>
+            <w:pPr>
+              <w:pStyle w:val="Compact"/>
+              <w:jc w:val="left"/>
+            </w:pPr>
+            <w:r>
+              <w:t xml:space="preserve">Patient,</w:t>
+            </w:r>
+            <w:r>
+              <w:t xml:space="preserve"> </w:t>
+            </w:r>
+            <m:oMath>
+              <m:r>
+                <m:t>ε</m:t>
+              </m:r>
+              <m:r>
+                <m:rPr>
+                  <m:sty m:val="p"/>
+                </m:rPr>
+                <m:t>=</m:t>
+              </m:r>
+              <m:r>
+                <m:t>64</m:t>
+              </m:r>
+            </m:oMath>
+          </w:p>
+        </w:tc>
+        <w:tc>
+          <w:tcPr/>
+          <w:p>
+            <w:pPr>
+              <w:pStyle w:val="Compact"/>
+              <w:jc w:val="right"/>
+            </w:pPr>
+            <w:r>
+              <w:t xml:space="preserve">0.787</w:t>
+            </w:r>
+          </w:p>
+        </w:tc>
+        <w:tc>
+          <w:tcPr/>
+          <w:p>
+            <w:pPr>
+              <w:pStyle w:val="Compact"/>
+              <w:jc w:val="right"/>
+            </w:pPr>
+            <w:r>
+              <w:t xml:space="preserve">0.711</w:t>
+            </w:r>
+          </w:p>
+        </w:tc>
+        <w:tc>
+          <w:tcPr/>
+          <w:p>
+            <w:pPr>
+              <w:pStyle w:val="Compact"/>
+              <w:jc w:val="right"/>
+            </w:pPr>
+            <w:r>
+              <w:t xml:space="preserve">0.873</w:t>
+            </w:r>
+          </w:p>
+        </w:tc>
+        <w:tc>
+          <w:tcPr/>
+          <w:p>
+            <w:pPr>
+              <w:pStyle w:val="Compact"/>
+              <w:jc w:val="right"/>
+            </w:pPr>
+            <w:r>
+              <w:t xml:space="preserve">0.911</w:t>
+            </w:r>
+          </w:p>
+        </w:tc>
+        <w:tc>
+          <w:tcPr/>
+          <w:p>
+            <w:pPr>
+              <w:pStyle w:val="Compact"/>
+              <w:jc w:val="right"/>
+            </w:pPr>
+            <w:r>
+              <w:t xml:space="preserve">0.038</w:t>
+            </w:r>
+          </w:p>
+        </w:tc>
+      </w:tr>
+      <w:tr>
+        <w:tc>
+          <w:tcPr/>
+          <w:p>
+            <w:pPr>
+              <w:pStyle w:val="Compact"/>
+              <w:jc w:val="left"/>
+            </w:pPr>
+            <w:r>
+              <w:t xml:space="preserve">FedAvg</w:t>
+            </w:r>
+          </w:p>
+        </w:tc>
+        <w:tc>
+          <w:tcPr/>
+          <w:p>
+            <w:pPr>
+              <w:pStyle w:val="Compact"/>
+              <w:jc w:val="left"/>
+            </w:pPr>
+            <w:r>
+              <w:t xml:space="preserve">No DP</w:t>
+            </w:r>
+          </w:p>
+        </w:tc>
+        <w:tc>
+          <w:tcPr/>
+          <w:p>
+            <w:pPr>
+              <w:pStyle w:val="Compact"/>
+              <w:jc w:val="right"/>
+            </w:pPr>
+            <w:r>
+              <w:t xml:space="preserve">0.893</w:t>
+            </w:r>
+          </w:p>
+        </w:tc>
+        <w:tc>
+          <w:tcPr/>
+          <w:p>
+            <w:pPr>
+              <w:pStyle w:val="Compact"/>
+              <w:jc w:val="right"/>
+            </w:pPr>
+            <w:r>
+              <w:t xml:space="preserve">0.802</w:t>
+            </w:r>
+          </w:p>
+        </w:tc>
+        <w:tc>
+          <w:tcPr/>
+          <w:p>
+            <w:pPr>
+              <w:pStyle w:val="Compact"/>
+              <w:jc w:val="right"/>
+            </w:pPr>
+            <w:r>
+              <w:t xml:space="preserve">0.687</w:t>
+            </w:r>
+          </w:p>
+        </w:tc>
+        <w:tc>
+          <w:tcPr/>
+          <w:p>
+            <w:pPr>
+              <w:pStyle w:val="Compact"/>
+              <w:jc w:val="right"/>
+            </w:pPr>
+            <w:r>
+              <w:t xml:space="preserve">0.981</w:t>
+            </w:r>
+          </w:p>
+        </w:tc>
+        <w:tc>
+          <w:tcPr/>
+          <w:p>
+            <w:pPr>
+              <w:pStyle w:val="Compact"/>
+              <w:jc w:val="right"/>
+            </w:pPr>
+            <w:r>
+              <w:t xml:space="preserve">0.010</w:t>
+            </w:r>
+          </w:p>
+        </w:tc>
+      </w:tr>
+      <w:tr>
+        <w:tc>
+          <w:tcPr/>
+          <w:p>
+            <w:pPr>
+              <w:pStyle w:val="Compact"/>
+            </w:pPr>
+          </w:p>
+        </w:tc>
+        <w:tc>
+          <w:tcPr/>
+          <w:p>
+            <w:pPr>
+              <w:pStyle w:val="Compact"/>
+              <w:jc w:val="left"/>
+            </w:pPr>
+            <m:oMath>
+              <m:r>
+                <m:t>ε</m:t>
+              </m:r>
+              <m:r>
+                <m:rPr>
+                  <m:sty m:val="p"/>
+                </m:rPr>
+                <m:t>=</m:t>
+              </m:r>
+              <m:r>
+                <m:t>8</m:t>
+              </m:r>
+            </m:oMath>
+          </w:p>
+        </w:tc>
+        <w:tc>
+          <w:tcPr/>
+          <w:p>
+            <w:pPr>
+              <w:pStyle w:val="Compact"/>
+              <w:jc w:val="right"/>
+            </w:pPr>
+            <w:r>
+              <w:t xml:space="preserve">0.903</w:t>
+            </w:r>
+          </w:p>
+        </w:tc>
+        <w:tc>
+          <w:tcPr/>
+          <w:p>
+            <w:pPr>
+              <w:pStyle w:val="Compact"/>
+              <w:jc w:val="right"/>
+            </w:pPr>
+            <w:r>
+              <w:t xml:space="preserve">0.588</w:t>
+            </w:r>
+          </w:p>
+        </w:tc>
+        <w:tc>
+          <w:tcPr/>
+          <w:p>
+            <w:pPr>
+              <w:pStyle w:val="Compact"/>
+              <w:jc w:val="right"/>
+            </w:pPr>
+            <w:r>
+              <w:t xml:space="preserve">0.587</w:t>
+            </w:r>
+          </w:p>
+        </w:tc>
+        <w:tc>
+          <w:tcPr/>
+          <w:p>
+            <w:pPr>
+              <w:pStyle w:val="Compact"/>
+              <w:jc w:val="right"/>
+            </w:pPr>
+            <w:r>
+              <w:t xml:space="preserve">0.984</w:t>
+            </w:r>
+          </w:p>
+        </w:tc>
+        <w:tc>
+          <w:tcPr/>
+          <w:p>
+            <w:pPr>
+              <w:pStyle w:val="Compact"/>
+              <w:jc w:val="right"/>
+            </w:pPr>
+            <w:r>
+              <w:t xml:space="preserve">0.024</w:t>
+            </w:r>
+          </w:p>
+        </w:tc>
+      </w:tr>
+      <w:tr>
+        <w:tc>
+          <w:tcPr/>
+          <w:p>
+            <w:pPr>
+              <w:pStyle w:val="Compact"/>
+            </w:pPr>
+          </w:p>
+        </w:tc>
+        <w:tc>
+          <w:tcPr/>
+          <w:p>
+            <w:pPr>
+              <w:pStyle w:val="Compact"/>
+              <w:jc w:val="left"/>
+            </w:pPr>
+            <w:r>
+              <w:t xml:space="preserve">Weight noise</w:t>
+            </w:r>
+            <w:r>
+              <w:rPr>
+                <w:vertAlign w:val="superscript"/>
+              </w:rPr>
+              <w:t xml:space="preserve">a</w:t>
+            </w:r>
+          </w:p>
+        </w:tc>
+        <w:tc>
+          <w:tcPr/>
+          <w:p>
+            <w:pPr>
+              <w:pStyle w:val="Compact"/>
+              <w:jc w:val="right"/>
+            </w:pPr>
+            <w:r>
+              <w:t xml:space="preserve">0.892</w:t>
+            </w:r>
+          </w:p>
+        </w:tc>
+        <w:tc>
+          <w:tcPr/>
+          <w:p>
+            <w:pPr>
+              <w:pStyle w:val="Compact"/>
+              <w:jc w:val="right"/>
+            </w:pPr>
+            <w:r>
+              <w:t xml:space="preserve">0.803</w:t>
+            </w:r>
+          </w:p>
+        </w:tc>
+        <w:tc>
+          <w:tcPr/>
+          <w:p>
+            <w:pPr>
+              <w:pStyle w:val="Compact"/>
+              <w:jc w:val="right"/>
+            </w:pPr>
+            <w:r>
+              <w:t xml:space="preserve">0.530</w:t>
+            </w:r>
+          </w:p>
+        </w:tc>
+        <w:tc>
+          <w:tcPr/>
+          <w:p>
+            <w:pPr>
+              <w:pStyle w:val="Compact"/>
+              <w:jc w:val="right"/>
+            </w:pPr>
+            <w:r>
+              <w:t xml:space="preserve">0.977</w:t>
+            </w:r>
+          </w:p>
+        </w:tc>
+        <w:tc>
+          <w:tcPr/>
+          <w:p>
+            <w:pPr>
+              <w:pStyle w:val="Compact"/>
+              <w:jc w:val="right"/>
+            </w:pPr>
+            <w:r>
+              <w:t xml:space="preserve">0.011</w:t>
             </w:r>
           </w:p>
         </w:tc>
@@ -10795,7 +11943,36 @@
         <w:t xml:space="preserve"> </w:t>
       </w:r>
       <w:r>
-        <w:t xml:space="preserve">accuracy. The gap follows from Eq. (3), whose noise is divided by 634 training units instead of 2610</w:t>
+        <w:t xml:space="preserve">accuracy. Federated patient-level DP at</w:t>
+      </w:r>
+      <w:r>
+        <w:t xml:space="preserve"> </w:t>
+      </w:r>
+      <m:oMath>
+        <m:r>
+          <m:t>ε</m:t>
+        </m:r>
+        <m:r>
+          <m:rPr>
+            <m:sty m:val="p"/>
+          </m:rPr>
+          <m:t>=</m:t>
+        </m:r>
+        <m:r>
+          <m:t>8</m:t>
+        </m:r>
+      </m:oMath>
+      <w:r>
+        <w:t xml:space="preserve"> </w:t>
+      </w:r>
+      <w:r>
+        <w:t xml:space="preserve">reached 0.398 on the natural partition and 0.271 on the</w:t>
+      </w:r>
+      <w:r>
+        <w:t xml:space="preserve"> </w:t>
+      </w:r>
+      <w:r>
+        <w:t xml:space="preserve">Dirichlet partition over units (Supplementary Table S3). The gap follows from Eq. (3), whose noise is divided by 634 training units instead of 2610</w:t>
       </w:r>
       <w:r>
         <w:t xml:space="preserve"> </w:t>
@@ -10877,13 +12054,309 @@
         <w:t xml:space="preserve"> </w:t>
       </w:r>
       <w:r>
-        <w:t xml:space="preserve">is correspondingly weak per patient, because a Figshare patient contributes a median of</w:t>
-      </w:r>
-      <w:r>
-        <w:t xml:space="preserve"> </w:t>
-      </w:r>
-      <w:r>
-        <w:t xml:space="preserve">13 slices and group privacy bounds that patient’s privacy loss only at about 13 times the per-image budget. Composing over the two</w:t>
+        <w:t xml:space="preserve">gives little formal protection per patient. A Figshare patient contributes a median of</w:t>
+      </w:r>
+      <w:r>
+        <w:t xml:space="preserve"> </w:t>
+      </w:r>
+      <w:r>
+        <w:t xml:space="preserve">13 slices, and group privacy turns an</w:t>
+      </w:r>
+      <w:r>
+        <w:t xml:space="preserve"> </w:t>
+      </w:r>
+      <m:oMath>
+        <m:d>
+          <m:dPr>
+            <m:begChr m:val="("/>
+            <m:endChr m:val=")"/>
+            <m:sepChr m:val=""/>
+            <m:grow/>
+          </m:dPr>
+          <m:e>
+            <m:r>
+              <m:t>ε</m:t>
+            </m:r>
+            <m:r>
+              <m:rPr>
+                <m:sty m:val="p"/>
+              </m:rPr>
+              <m:t>,</m:t>
+            </m:r>
+            <m:r>
+              <m:t>δ</m:t>
+            </m:r>
+          </m:e>
+        </m:d>
+      </m:oMath>
+      <w:r>
+        <w:t xml:space="preserve"> </w:t>
+      </w:r>
+      <w:r>
+        <w:t xml:space="preserve">guarantee for one image into</w:t>
+      </w:r>
+      <w:r>
+        <w:t xml:space="preserve"> </w:t>
+      </w:r>
+      <m:oMath>
+        <m:d>
+          <m:dPr>
+            <m:begChr m:val="("/>
+            <m:endChr m:val=")"/>
+            <m:sepChr m:val=""/>
+            <m:grow/>
+          </m:dPr>
+          <m:e>
+            <m:r>
+              <m:t>k</m:t>
+            </m:r>
+            <m:r>
+              <m:t>ε</m:t>
+            </m:r>
+            <m:r>
+              <m:rPr>
+                <m:sty m:val="p"/>
+              </m:rPr>
+              <m:t>,</m:t>
+            </m:r>
+            <m:r>
+              <m:t> </m:t>
+            </m:r>
+            <m:r>
+              <m:t>k</m:t>
+            </m:r>
+            <m:sSup>
+              <m:e>
+                <m:r>
+                  <m:t>e</m:t>
+                </m:r>
+              </m:e>
+              <m:sup>
+                <m:d>
+                  <m:dPr>
+                    <m:begChr m:val="("/>
+                    <m:endChr m:val=")"/>
+                    <m:sepChr m:val=""/>
+                    <m:grow/>
+                  </m:dPr>
+                  <m:e>
+                    <m:r>
+                      <m:t>k</m:t>
+                    </m:r>
+                    <m:r>
+                      <m:rPr>
+                        <m:sty m:val="p"/>
+                      </m:rPr>
+                      <m:t>−</m:t>
+                    </m:r>
+                    <m:r>
+                      <m:t>1</m:t>
+                    </m:r>
+                  </m:e>
+                </m:d>
+                <m:r>
+                  <m:t>ε</m:t>
+                </m:r>
+              </m:sup>
+            </m:sSup>
+            <m:r>
+              <m:t>δ</m:t>
+            </m:r>
+          </m:e>
+        </m:d>
+      </m:oMath>
+      <w:r>
+        <w:t xml:space="preserve"> </w:t>
+      </w:r>
+      <w:r>
+        <w:t xml:space="preserve">for</w:t>
+      </w:r>
+      <w:r>
+        <w:t xml:space="preserve"> </w:t>
+      </w:r>
+      <m:oMath>
+        <m:r>
+          <m:t>k</m:t>
+        </m:r>
+      </m:oMath>
+      <w:r>
+        <w:t xml:space="preserve"> </w:t>
+      </w:r>
+      <w:r>
+        <w:t xml:space="preserve">images.</w:t>
+      </w:r>
+      <w:r>
+        <w:rPr>
+          <w:vertAlign w:val="superscript"/>
+        </w:rPr>
+        <w:t xml:space="preserve">42</w:t>
+      </w:r>
+      <w:r>
+        <w:t xml:space="preserve"> </w:t>
+      </w:r>
+      <w:r>
+        <w:t xml:space="preserve">For</w:t>
+      </w:r>
+      <w:r>
+        <w:t xml:space="preserve"> </w:t>
+      </w:r>
+      <m:oMath>
+        <m:r>
+          <m:t>k</m:t>
+        </m:r>
+        <m:r>
+          <m:rPr>
+            <m:sty m:val="p"/>
+          </m:rPr>
+          <m:t>=</m:t>
+        </m:r>
+        <m:r>
+          <m:t>13</m:t>
+        </m:r>
+      </m:oMath>
+      <w:r>
+        <w:t xml:space="preserve">,</w:t>
+      </w:r>
+      <w:r>
+        <w:t xml:space="preserve"> </w:t>
+      </w:r>
+      <m:oMath>
+        <m:r>
+          <m:t>ε</m:t>
+        </m:r>
+        <m:r>
+          <m:rPr>
+            <m:sty m:val="p"/>
+          </m:rPr>
+          <m:t>=</m:t>
+        </m:r>
+        <m:r>
+          <m:t>8</m:t>
+        </m:r>
+      </m:oMath>
+      <w:r>
+        <w:t xml:space="preserve"> </w:t>
+      </w:r>
+      <w:r>
+        <w:t xml:space="preserve">and</w:t>
+      </w:r>
+      <w:r>
+        <w:t xml:space="preserve"> </w:t>
+      </w:r>
+      <m:oMath>
+        <m:r>
+          <m:t>δ</m:t>
+        </m:r>
+        <m:r>
+          <m:rPr>
+            <m:sty m:val="p"/>
+          </m:rPr>
+          <m:t>=</m:t>
+        </m:r>
+        <m:sSup>
+          <m:e>
+            <m:r>
+              <m:t>10</m:t>
+            </m:r>
+          </m:e>
+          <m:sup>
+            <m:r>
+              <m:rPr>
+                <m:sty m:val="p"/>
+              </m:rPr>
+              <m:t>−</m:t>
+            </m:r>
+            <m:r>
+              <m:t>5</m:t>
+            </m:r>
+          </m:sup>
+        </m:sSup>
+      </m:oMath>
+      <w:r>
+        <w:t xml:space="preserve"> </w:t>
+      </w:r>
+      <w:r>
+        <w:t xml:space="preserve">the second term is</w:t>
+      </w:r>
+      <w:r>
+        <w:t xml:space="preserve"> </w:t>
+      </w:r>
+      <m:oMath>
+        <m:r>
+          <m:t>13</m:t>
+        </m:r>
+        <m:sSup>
+          <m:e>
+            <m:r>
+              <m:t>e</m:t>
+            </m:r>
+          </m:e>
+          <m:sup>
+            <m:r>
+              <m:t>96</m:t>
+            </m:r>
+          </m:sup>
+        </m:sSup>
+        <m:r>
+          <m:rPr>
+            <m:sty m:val="p"/>
+          </m:rPr>
+          <m:t>×</m:t>
+        </m:r>
+        <m:sSup>
+          <m:e>
+            <m:r>
+              <m:t>10</m:t>
+            </m:r>
+          </m:e>
+          <m:sup>
+            <m:r>
+              <m:rPr>
+                <m:sty m:val="p"/>
+              </m:rPr>
+              <m:t>−</m:t>
+            </m:r>
+            <m:r>
+              <m:t>5</m:t>
+            </m:r>
+          </m:sup>
+        </m:sSup>
+        <m:r>
+          <m:rPr>
+            <m:sty m:val="p"/>
+          </m:rPr>
+          <m:t>≈</m:t>
+        </m:r>
+        <m:r>
+          <m:t>6</m:t>
+        </m:r>
+        <m:r>
+          <m:rPr>
+            <m:sty m:val="p"/>
+          </m:rPr>
+          <m:t>×</m:t>
+        </m:r>
+        <m:sSup>
+          <m:e>
+            <m:r>
+              <m:t>10</m:t>
+            </m:r>
+          </m:e>
+          <m:sup>
+            <m:r>
+              <m:t>37</m:t>
+            </m:r>
+          </m:sup>
+        </m:sSup>
+      </m:oMath>
+      <w:r>
+        <w:t xml:space="preserve">, far above 1, so the record-level</w:t>
+      </w:r>
+      <w:r>
+        <w:t xml:space="preserve"> </w:t>
+      </w:r>
+      <w:r>
+        <w:t xml:space="preserve">guarantee bounds nothing for such a patient. Composing over the two</w:t>
       </w:r>
       <w:r>
         <w:t xml:space="preserve"> </w:t>
@@ -11669,19 +13142,19 @@
         <w:jc w:val="left"/>
       </w:pPr>
       <w:r>
-        <w:t xml:space="preserve">Table 4 and Fig. 4 show that, without DP, LiRA identified training images and especially</w:t>
-      </w:r>
-      <w:r>
-        <w:t xml:space="preserve"> </w:t>
-      </w:r>
-      <w:r>
-        <w:t xml:space="preserve">training patients above chance. At a 1% FPR it found 10.8% of training images (TPR 0.108), and summed over slices it</w:t>
-      </w:r>
-      <w:r>
-        <w:t xml:space="preserve"> </w:t>
-      </w:r>
-      <w:r>
-        <w:t xml:space="preserve">separated training from test patients with AUC 0.805.</w:t>
+        <w:t xml:space="preserve">Table 5 and Fig. 4 show that, without DP, LiRA identified training images and especially</w:t>
+      </w:r>
+      <w:r>
+        <w:t xml:space="preserve"> </w:t>
+      </w:r>
+      <w:r>
+        <w:t xml:space="preserve">training patients above chance. At a 1% FPR it found 10.8% of training images (TPR 0.108), or 11.1% with</w:t>
+      </w:r>
+      <w:r>
+        <w:t xml:space="preserve"> </w:t>
+      </w:r>
+      <w:r>
+        <w:t xml:space="preserve">composition-matched non-members, and summed over slices it separated training from test patients with AUC 0.805.</w:t>
       </w:r>
     </w:p>
     <w:p>
@@ -11690,7 +13163,7 @@
         <w:jc w:val="left"/>
       </w:pPr>
       <w:r>
-        <w:t xml:space="preserve">Table 4. Online LiRA against FedAvg on the natural partition, mean (95% CI) over five targets.</w:t>
+        <w:t xml:space="preserve">Table 5. Online LiRA against FedAvg on the natural partition, mean (95% CI) over five targets.</w:t>
       </w:r>
     </w:p>
     <w:tbl>
@@ -11699,15 +13172,16 @@
         <w:tblW w:type="auto" w:w="0"/>
         <w:tblLook w:firstRow="1" w:lastRow="0" w:firstColumn="0" w:lastColumn="0" w:noHBand="0" w:noVBand="0" w:val="0020"/>
         <w:jc w:val="start"/>
-        <w:tblCaption w:val="Table 4. Online LiRA against FedAvg on the natural partition, mean (95% CI) over five targets."/>
+        <w:tblCaption w:val="Table 5. Online LiRA against FedAvg on the natural partition, mean (95% CI) over five targets."/>
       </w:tblPr>
       <w:tblGrid>
-        <w:gridCol w:w="1320"/>
-        <w:gridCol w:w="1320"/>
-        <w:gridCol w:w="1320"/>
-        <w:gridCol w:w="1320"/>
-        <w:gridCol w:w="1320"/>
-        <w:gridCol w:w="1320"/>
+        <w:gridCol w:w="1131"/>
+        <w:gridCol w:w="1131"/>
+        <w:gridCol w:w="1131"/>
+        <w:gridCol w:w="1131"/>
+        <w:gridCol w:w="1131"/>
+        <w:gridCol w:w="1131"/>
+        <w:gridCol w:w="1131"/>
       </w:tblGrid>
       <w:tr>
         <w:trPr>
@@ -11757,7 +13231,7 @@
               <w:jc w:val="left"/>
             </w:pPr>
             <w:r>
-              <w:t xml:space="preserve">TPR, 1% FPR</w:t>
+              <w:t xml:space="preserve">TPR, 1%</w:t>
             </w:r>
           </w:p>
         </w:tc>
@@ -11769,7 +13243,25 @@
               <w:jc w:val="left"/>
             </w:pPr>
             <w:r>
-              <w:t xml:space="preserve">TPR, 0.1% FPR</w:t>
+              <w:t xml:space="preserve">Matched</w:t>
+            </w:r>
+            <w:r>
+              <w:rPr>
+                <w:vertAlign w:val="superscript"/>
+              </w:rPr>
+              <w:t xml:space="preserve">b</w:t>
+            </w:r>
+          </w:p>
+        </w:tc>
+        <w:tc>
+          <w:tcPr/>
+          <w:p>
+            <w:pPr>
+              <w:pStyle w:val="Compact"/>
+              <w:jc w:val="left"/>
+            </w:pPr>
+            <w:r>
+              <w:t xml:space="preserve">TPR, 0.1%</w:t>
             </w:r>
           </w:p>
         </w:tc>
@@ -11843,6 +13335,18 @@
               <w:jc w:val="left"/>
             </w:pPr>
             <w:r>
+              <w:t xml:space="preserve">0.111</w:t>
+            </w:r>
+          </w:p>
+        </w:tc>
+        <w:tc>
+          <w:tcPr/>
+          <w:p>
+            <w:pPr>
+              <w:pStyle w:val="Compact"/>
+              <w:jc w:val="left"/>
+            </w:pPr>
+            <w:r>
               <w:t xml:space="preserve">0.033</w:t>
             </w:r>
           </w:p>
@@ -11898,6 +13402,18 @@
             </w:pPr>
             <w:r>
               <w:t xml:space="preserve">(0.081, 0.135)</w:t>
+            </w:r>
+          </w:p>
+        </w:tc>
+        <w:tc>
+          <w:tcPr/>
+          <w:p>
+            <w:pPr>
+              <w:pStyle w:val="Compact"/>
+              <w:jc w:val="left"/>
+            </w:pPr>
+            <w:r>
+              <w:t xml:space="preserve">(0.085, 0.138)</w:t>
             </w:r>
           </w:p>
         </w:tc>
@@ -11994,6 +13510,18 @@
               <w:jc w:val="left"/>
             </w:pPr>
             <w:r>
+              <w:t xml:space="preserve">0.015</w:t>
+            </w:r>
+          </w:p>
+        </w:tc>
+        <w:tc>
+          <w:tcPr/>
+          <w:p>
+            <w:pPr>
+              <w:pStyle w:val="Compact"/>
+              <w:jc w:val="left"/>
+            </w:pPr>
+            <w:r>
               <w:t xml:space="preserve">0.006</w:t>
             </w:r>
           </w:p>
@@ -12049,6 +13577,18 @@
             </w:pPr>
             <w:r>
               <w:t xml:space="preserve">(0.012, 0.022)</w:t>
+            </w:r>
+          </w:p>
+        </w:tc>
+        <w:tc>
+          <w:tcPr/>
+          <w:p>
+            <w:pPr>
+              <w:pStyle w:val="Compact"/>
+              <w:jc w:val="left"/>
+            </w:pPr>
+            <w:r>
+              <w:t xml:space="preserve">(0.007, 0.023)</w:t>
             </w:r>
           </w:p>
         </w:tc>
@@ -12145,6 +13685,18 @@
               <w:jc w:val="left"/>
             </w:pPr>
             <w:r>
+              <w:t xml:space="preserve">0.013</w:t>
+            </w:r>
+          </w:p>
+        </w:tc>
+        <w:tc>
+          <w:tcPr/>
+          <w:p>
+            <w:pPr>
+              <w:pStyle w:val="Compact"/>
+              <w:jc w:val="left"/>
+            </w:pPr>
+            <w:r>
               <w:t xml:space="preserve">0.003</w:t>
             </w:r>
           </w:p>
@@ -12200,6 +13752,18 @@
             </w:pPr>
             <w:r>
               <w:t xml:space="preserve">(0.008, 0.023)</w:t>
+            </w:r>
+          </w:p>
+        </w:tc>
+        <w:tc>
+          <w:tcPr/>
+          <w:p>
+            <w:pPr>
+              <w:pStyle w:val="Compact"/>
+              <w:jc w:val="left"/>
+            </w:pPr>
+            <w:r>
+              <w:t xml:space="preserve">(0.003, 0.023)</w:t>
             </w:r>
           </w:p>
         </w:tc>
@@ -12296,6 +13860,18 @@
               <w:jc w:val="left"/>
             </w:pPr>
             <w:r>
+              <w:t xml:space="preserve">0.010</w:t>
+            </w:r>
+          </w:p>
+        </w:tc>
+        <w:tc>
+          <w:tcPr/>
+          <w:p>
+            <w:pPr>
+              <w:pStyle w:val="Compact"/>
+              <w:jc w:val="left"/>
+            </w:pPr>
+            <w:r>
               <w:t xml:space="preserve">0.003</w:t>
             </w:r>
           </w:p>
@@ -12339,6 +13915,18 @@
             </w:pPr>
             <w:r>
               <w:t xml:space="preserve">(0.469, 0.489)</w:t>
+            </w:r>
+          </w:p>
+        </w:tc>
+        <w:tc>
+          <w:tcPr/>
+          <w:p>
+            <w:pPr>
+              <w:pStyle w:val="Compact"/>
+              <w:jc w:val="left"/>
+            </w:pPr>
+            <w:r>
+              <w:t xml:space="preserve">(0.006, 0.015)</w:t>
             </w:r>
           </w:p>
         </w:tc>
@@ -12442,6 +14030,18 @@
               <w:jc w:val="left"/>
             </w:pPr>
             <w:r>
+              <w:t xml:space="preserve">0.047</w:t>
+            </w:r>
+          </w:p>
+        </w:tc>
+        <w:tc>
+          <w:tcPr/>
+          <w:p>
+            <w:pPr>
+              <w:pStyle w:val="Compact"/>
+              <w:jc w:val="left"/>
+            </w:pPr>
+            <w:r>
               <w:t xml:space="preserve">0.016</w:t>
             </w:r>
           </w:p>
@@ -12508,6 +14108,18 @@
               <w:jc w:val="left"/>
             </w:pPr>
             <w:r>
+              <w:t xml:space="preserve">(0.036, 0.057)</w:t>
+            </w:r>
+          </w:p>
+        </w:tc>
+        <w:tc>
+          <w:tcPr/>
+          <w:p>
+            <w:pPr>
+              <w:pStyle w:val="Compact"/>
+              <w:jc w:val="left"/>
+            </w:pPr>
+            <w:r>
               <w:t xml:space="preserve">(0.012, 0.020)</w:t>
             </w:r>
           </w:p>
@@ -12521,6 +14133,176 @@
             </w:pPr>
             <w:r>
               <w:t xml:space="preserve">(0.713, 0.778)</w:t>
+            </w:r>
+          </w:p>
+        </w:tc>
+      </w:tr>
+      <w:tr>
+        <w:tc>
+          <w:tcPr/>
+          <w:p>
+            <w:pPr>
+              <w:pStyle w:val="Compact"/>
+              <w:jc w:val="left"/>
+            </w:pPr>
+            <w:r>
+              <w:t xml:space="preserve">Diverged</w:t>
+            </w:r>
+            <w:r>
+              <w:rPr>
+                <w:vertAlign w:val="superscript"/>
+              </w:rPr>
+              <w:t xml:space="preserve">c</w:t>
+            </w:r>
+          </w:p>
+        </w:tc>
+        <w:tc>
+          <w:tcPr/>
+          <w:p>
+            <w:pPr>
+              <w:pStyle w:val="Compact"/>
+              <w:jc w:val="left"/>
+            </w:pPr>
+            <w:r>
+              <w:t xml:space="preserve">0.254</w:t>
+            </w:r>
+          </w:p>
+        </w:tc>
+        <w:tc>
+          <w:tcPr/>
+          <w:p>
+            <w:pPr>
+              <w:pStyle w:val="Compact"/>
+              <w:jc w:val="left"/>
+            </w:pPr>
+            <w:r>
+              <w:t xml:space="preserve">0.474</w:t>
+            </w:r>
+          </w:p>
+        </w:tc>
+        <w:tc>
+          <w:tcPr/>
+          <w:p>
+            <w:pPr>
+              <w:pStyle w:val="Compact"/>
+              <w:jc w:val="left"/>
+            </w:pPr>
+            <w:r>
+              <w:t xml:space="preserve">0.038</w:t>
+            </w:r>
+          </w:p>
+        </w:tc>
+        <w:tc>
+          <w:tcPr/>
+          <w:p>
+            <w:pPr>
+              <w:pStyle w:val="Compact"/>
+              <w:jc w:val="left"/>
+            </w:pPr>
+            <w:r>
+              <w:t xml:space="preserve">0.024</w:t>
+            </w:r>
+          </w:p>
+        </w:tc>
+        <w:tc>
+          <w:tcPr/>
+          <w:p>
+            <w:pPr>
+              <w:pStyle w:val="Compact"/>
+              <w:jc w:val="left"/>
+            </w:pPr>
+            <w:r>
+              <w:t xml:space="preserve">0.003</w:t>
+            </w:r>
+          </w:p>
+        </w:tc>
+        <w:tc>
+          <w:tcPr/>
+          <w:p>
+            <w:pPr>
+              <w:pStyle w:val="Compact"/>
+              <w:jc w:val="left"/>
+            </w:pPr>
+            <w:r>
+              <w:t xml:space="preserve">0.518</w:t>
+            </w:r>
+          </w:p>
+        </w:tc>
+      </w:tr>
+      <w:tr>
+        <w:tc>
+          <w:tcPr/>
+          <w:p>
+            <w:pPr>
+              <w:pStyle w:val="Compact"/>
+            </w:pPr>
+          </w:p>
+        </w:tc>
+        <w:tc>
+          <w:tcPr/>
+          <w:p>
+            <w:pPr>
+              <w:pStyle w:val="Compact"/>
+            </w:pPr>
+          </w:p>
+        </w:tc>
+        <w:tc>
+          <w:tcPr/>
+          <w:p>
+            <w:pPr>
+              <w:pStyle w:val="Compact"/>
+              <w:jc w:val="left"/>
+            </w:pPr>
+            <w:r>
+              <w:t xml:space="preserve">(0.437, 0.511)</w:t>
+            </w:r>
+          </w:p>
+        </w:tc>
+        <w:tc>
+          <w:tcPr/>
+          <w:p>
+            <w:pPr>
+              <w:pStyle w:val="Compact"/>
+              <w:jc w:val="left"/>
+            </w:pPr>
+            <w:r>
+              <w:t xml:space="preserve">(0.023, 0.053)</w:t>
+            </w:r>
+          </w:p>
+        </w:tc>
+        <w:tc>
+          <w:tcPr/>
+          <w:p>
+            <w:pPr>
+              <w:pStyle w:val="Compact"/>
+              <w:jc w:val="left"/>
+            </w:pPr>
+            <w:r>
+              <w:t xml:space="preserve">(0.010, 0.037)</w:t>
+            </w:r>
+          </w:p>
+        </w:tc>
+        <w:tc>
+          <w:tcPr/>
+          <w:p>
+            <w:pPr>
+              <w:pStyle w:val="Compact"/>
+              <w:jc w:val="left"/>
+            </w:pPr>
+            <w:r>
+              <w:t xml:space="preserve">(0.002, 0.003)</w:t>
+            </w:r>
+          </w:p>
+        </w:tc>
+        <w:tc>
+          <w:tcPr/>
+          <w:p>
+            <w:pPr>
+              <w:pStyle w:val="Compact"/>
+              <w:jc w:val="left"/>
+            </w:pPr>
+            <w:r>
+              <w:t xml:space="preserve">(0.497, 0.539)</w:t>
             </w:r>
           </w:p>
         </w:tc>
@@ -12533,19 +14315,211 @@
         <w:jc w:val="left"/>
       </w:pPr>
       <w:r>
-        <w:t xml:space="preserve">Under every DP setting the TPR at 1% FPR stayed between 0.010 and 0.017, the level of a random guess. Average-case AUC</w:t>
-      </w:r>
-      <w:r>
-        <w:t xml:space="preserve"> </w:t>
-      </w:r>
-      <w:r>
-        <w:t xml:space="preserve">under DP moved slightly away from 0.5 in both directions, which likely reflects the smaller training sets of the shadow</w:t>
-      </w:r>
-      <w:r>
-        <w:t xml:space="preserve"> </w:t>
-      </w:r>
-      <w:r>
-        <w:t xml:space="preserve">models, since the low-FPR tail stayed at chance.</w:t>
+        <w:t xml:space="preserve">Under DP the TPR at 1% FPR was 0.010 to 0.017, but the value at</w:t>
+      </w:r>
+      <w:r>
+        <w:t xml:space="preserve"> </w:t>
+      </w:r>
+      <m:oMath>
+        <m:r>
+          <m:t>ε</m:t>
+        </m:r>
+        <m:r>
+          <m:rPr>
+            <m:sty m:val="p"/>
+          </m:rPr>
+          <m:t>=</m:t>
+        </m:r>
+        <m:r>
+          <m:t>8</m:t>
+        </m:r>
+      </m:oMath>
+      <w:r>
+        <w:t xml:space="preserve"> </w:t>
+      </w:r>
+      <w:r>
+        <w:t xml:space="preserve">exceeded the nominal 0.010</w:t>
+      </w:r>
+      <w:r>
+        <w:t xml:space="preserve"> </w:t>
+      </w:r>
+      <w:r>
+        <w:t xml:space="preserve">(</w:t>
+      </w:r>
+      <m:oMath>
+        <m:r>
+          <m:t>p</m:t>
+        </m:r>
+        <m:r>
+          <m:rPr>
+            <m:sty m:val="p"/>
+          </m:rPr>
+          <m:t>=</m:t>
+        </m:r>
+        <m:r>
+          <m:t>0.014</m:t>
+        </m:r>
+      </m:oMath>
+      <w:r>
+        <w:t xml:space="preserve">). The members and the clean non-members differ in composition, since Br35H forms 230 of 2610 members</w:t>
+      </w:r>
+      <w:r>
+        <w:t xml:space="preserve"> </w:t>
+      </w:r>
+      <w:r>
+        <w:t xml:space="preserve">(8.8%) but 6 of 747 non-members (0.8%), and no-tumour images 432 of 2610 (16.6%) against 60 of 747 (8.0%). With</w:t>
+      </w:r>
+      <w:r>
+        <w:t xml:space="preserve"> </w:t>
+      </w:r>
+      <w:r>
+        <w:t xml:space="preserve">non-members reweighted to the members’ source and class mix, the rate was 0.111 without DP and 0.010 to 0.015 under</w:t>
+      </w:r>
+      <w:r>
+        <w:t xml:space="preserve"> </w:t>
+      </w:r>
+      <w:r>
+        <w:t xml:space="preserve">DP, none significantly above 0.010 (</w:t>
+      </w:r>
+      <m:oMath>
+        <m:r>
+          <m:t>p</m:t>
+        </m:r>
+        <m:r>
+          <m:rPr>
+            <m:sty m:val="p"/>
+          </m:rPr>
+          <m:t>≥</m:t>
+        </m:r>
+        <m:r>
+          <m:t>0.174</m:t>
+        </m:r>
+      </m:oMath>
+      <w:r>
+        <w:t xml:space="preserve">). Restricting both groups to Figshare gave 0.010 to 0.018 under DP</w:t>
+      </w:r>
+      <w:r>
+        <w:t xml:space="preserve"> </w:t>
+      </w:r>
+      <w:r>
+        <w:t xml:space="preserve">(</w:t>
+      </w:r>
+      <m:oMath>
+        <m:r>
+          <m:t>p</m:t>
+        </m:r>
+        <m:r>
+          <m:rPr>
+            <m:sty m:val="p"/>
+          </m:rPr>
+          <m:t>≥</m:t>
+        </m:r>
+        <m:r>
+          <m:t>0.078</m:t>
+        </m:r>
+      </m:oMath>
+      <w:r>
+        <w:t xml:space="preserve">, Supplementary Table S20).</w:t>
+      </w:r>
+    </w:p>
+    <w:p>
+      <w:pPr>
+        <w:pStyle w:val="BodyText"/>
+        <w:spacing w:line="480" w:lineRule="auto"/>
+        <w:jc w:val="left"/>
+      </w:pPr>
+      <w:r>
+        <w:t xml:space="preserve">The diverged comparator models classify at chance (0.254), yet they reached 0.038 pooled and 0.024 matched, so rates</w:t>
+      </w:r>
+      <w:r>
+        <w:t xml:space="preserve"> </w:t>
+      </w:r>
+      <w:r>
+        <w:t xml:space="preserve">of a few percent at 1% FPR can arise in this audit without a usable classifier. Average-case AUC under DP departed</w:t>
+      </w:r>
+      <w:r>
+        <w:t xml:space="preserve"> </w:t>
+      </w:r>
+      <w:r>
+        <w:t xml:space="preserve">from 0.5 in both directions, from 0.464 at</w:t>
+      </w:r>
+      <w:r>
+        <w:t xml:space="preserve"> </w:t>
+      </w:r>
+      <m:oMath>
+        <m:r>
+          <m:t>ε</m:t>
+        </m:r>
+        <m:r>
+          <m:rPr>
+            <m:sty m:val="p"/>
+          </m:rPr>
+          <m:t>=</m:t>
+        </m:r>
+        <m:r>
+          <m:t>8</m:t>
+        </m:r>
+      </m:oMath>
+      <w:r>
+        <w:t xml:space="preserve"> </w:t>
+      </w:r>
+      <w:r>
+        <w:t xml:space="preserve">to 0.545 at</w:t>
+      </w:r>
+      <w:r>
+        <w:t xml:space="preserve"> </w:t>
+      </w:r>
+      <m:oMath>
+        <m:r>
+          <m:t>ε</m:t>
+        </m:r>
+        <m:r>
+          <m:rPr>
+            <m:sty m:val="p"/>
+          </m:rPr>
+          <m:t>=</m:t>
+        </m:r>
+        <m:r>
+          <m:t>3</m:t>
+        </m:r>
+      </m:oMath>
+      <w:r>
+        <w:t xml:space="preserve">, where the patient AUC of 0.567</w:t>
+      </w:r>
+      <w:r>
+        <w:t xml:space="preserve"> </w:t>
+      </w:r>
+      <w:r>
+        <w:t xml:space="preserve">also excluded 0.5. The smaller training sets of the shadow models may explain part of this shift, and a weak</w:t>
+      </w:r>
+      <w:r>
+        <w:t xml:space="preserve"> </w:t>
+      </w:r>
+      <w:r>
+        <w:t xml:space="preserve">average-case signal at</w:t>
+      </w:r>
+      <w:r>
+        <w:t xml:space="preserve"> </w:t>
+      </w:r>
+      <m:oMath>
+        <m:r>
+          <m:t>ε</m:t>
+        </m:r>
+        <m:r>
+          <m:rPr>
+            <m:sty m:val="p"/>
+          </m:rPr>
+          <m:t>=</m:t>
+        </m:r>
+        <m:r>
+          <m:t>3</m:t>
+        </m:r>
+      </m:oMath>
+      <w:r>
+        <w:t xml:space="preserve"> </w:t>
+      </w:r>
+      <w:r>
+        <w:t xml:space="preserve">cannot be excluded.</w:t>
       </w:r>
     </w:p>
     <w:p>
@@ -12641,7 +14615,7 @@
         <w:t xml:space="preserve"> </w:t>
       </w:r>
       <w:r>
-        <w:t xml:space="preserve">runs (five targets and 16 shadows). At</w:t>
+        <w:t xml:space="preserve">runs (five targets and 16 shadows) of this reproduction. At</w:t>
       </w:r>
       <w:r>
         <w:t xml:space="preserve"> </w:t>
@@ -12687,13 +14661,13 @@
         <w:t xml:space="preserve"> </w:t>
       </w:r>
       <w:r>
-        <w:t xml:space="preserve">(0.765), yet the attack</w:t>
-      </w:r>
-      <w:r>
-        <w:t xml:space="preserve"> </w:t>
-      </w:r>
-      <w:r>
-        <w:t xml:space="preserve">found 4.5% of training images at 1% FPR and separated training patients with AUC 0.745. The loss-threshold attack was</w:t>
+        <w:t xml:space="preserve">(0.765), yet the attack found 4.5% of training images at 1% FPR (4.7% matched) and separated</w:t>
+      </w:r>
+      <w:r>
+        <w:t xml:space="preserve"> </w:t>
+      </w:r>
+      <w:r>
+        <w:t xml:space="preserve">training patients with AUC 0.745. The loss-threshold attack was</w:t>
       </w:r>
       <w:r>
         <w:t xml:space="preserve"> </w:t>
@@ -12790,13 +14764,45 @@
         </m:r>
       </m:oMath>
       <w:r>
-        <w:t xml:space="preserve">, and the top-15% IoU fell from 0.087 to 0.032. Masks cover 1.76% of the image on average (0.01758),</w:t>
-      </w:r>
-      <w:r>
-        <w:t xml:space="preserve"> </w:t>
-      </w:r>
-      <w:r>
-        <w:t xml:space="preserve">so these values remain above chance but far from precise localisation.</w:t>
+        <w:t xml:space="preserve">, and the top-15% IoU fell from 0.087 to 0.032. Masks cover 1.76% of the image on average (0.01758).</w:t>
+      </w:r>
+      <w:r>
+        <w:t xml:space="preserve"> </w:t>
+      </w:r>
+      <w:r>
+        <w:t xml:space="preserve">On the same images, the share of Grad-CAM mass inside the mask was 0.0323 against a mask area of 0.0177 without DP,</w:t>
+      </w:r>
+      <w:r>
+        <w:t xml:space="preserve"> </w:t>
+      </w:r>
+      <w:r>
+        <w:t xml:space="preserve">1.82 times the share of a uniform map, and 0.0267 against 0.0201 at</w:t>
+      </w:r>
+      <w:r>
+        <w:t xml:space="preserve"> </w:t>
+      </w:r>
+      <m:oMath>
+        <m:r>
+          <m:t>ε</m:t>
+        </m:r>
+        <m:r>
+          <m:rPr>
+            <m:sty m:val="p"/>
+          </m:rPr>
+          <m:t>=</m:t>
+        </m:r>
+        <m:r>
+          <m:t>1</m:t>
+        </m:r>
+      </m:oMath>
+      <w:r>
+        <w:t xml:space="preserve">, 1.33 times. Localisation therefore</w:t>
+      </w:r>
+      <w:r>
+        <w:t xml:space="preserve"> </w:t>
+      </w:r>
+      <w:r>
+        <w:t xml:space="preserve">stayed above chance but far from precise.</w:t>
       </w:r>
     </w:p>
     <w:p>
@@ -12869,7 +14875,30 @@
         </m:r>
       </m:oMath>
       <w:r>
-        <w:t xml:space="preserve">.</w:t>
+        <w:t xml:space="preserve">. Some of these models classify near chance, such as patient-level</w:t>
+      </w:r>
+      <w:r>
+        <w:t xml:space="preserve"> </w:t>
+      </w:r>
+      <m:oMath>
+        <m:r>
+          <m:t>ε</m:t>
+        </m:r>
+        <m:r>
+          <m:rPr>
+            <m:sty m:val="p"/>
+          </m:rPr>
+          <m:t>=</m:t>
+        </m:r>
+        <m:r>
+          <m:t>3</m:t>
+        </m:r>
+      </m:oMath>
+      <w:r>
+        <w:t xml:space="preserve"> </w:t>
+      </w:r>
+      <w:r>
+        <w:t xml:space="preserve">at 0.251, and their consistency describes maps of a model that has learned little.</w:t>
       </w:r>
     </w:p>
     <w:p>
@@ -12940,7 +14969,13 @@
         <w:t xml:space="preserve"> </w:t>
       </w:r>
       <w:r>
-        <w:t xml:space="preserve">(a) and against accuracy (b).</w:t>
+        <w:t xml:space="preserve">for central models, five seeds with 95% CIs (a),</w:t>
+      </w:r>
+      <w:r>
+        <w:t xml:space="preserve"> </w:t>
+      </w:r>
+      <w:r>
+        <w:t xml:space="preserve">and against accuracy, one point per model (b).</w:t>
       </w:r>
     </w:p>
     <w:p>
@@ -12950,7 +14985,13 @@
         <w:jc w:val="left"/>
       </w:pPr>
       <w:r>
-        <w:t xml:space="preserve">Across 115 explained models, consistency correlated with clean balanced accuracy at</w:t>
+        <w:t xml:space="preserve">Across 31 configurations, with one point per configuration mean, consistency correlated with clean balanced accuracy</w:t>
+      </w:r>
+      <w:r>
+        <w:t xml:space="preserve"> </w:t>
+      </w:r>
+      <w:r>
+        <w:t xml:space="preserve">at</w:t>
       </w:r>
       <w:r>
         <w:t xml:space="preserve"> </w:t>
@@ -12966,6 +15007,103 @@
           <m:t>=</m:t>
         </m:r>
         <m:r>
+          <m:t>0.838</m:t>
+        </m:r>
+      </m:oMath>
+      <w:r>
+        <w:t xml:space="preserve"> </w:t>
+      </w:r>
+      <w:r>
+        <w:t xml:space="preserve">and top-15% IoU at</w:t>
+      </w:r>
+      <w:r>
+        <w:t xml:space="preserve"> </w:t>
+      </w:r>
+      <m:oMath>
+        <m:r>
+          <m:t>r</m:t>
+        </m:r>
+        <m:r>
+          <m:rPr>
+            <m:sty m:val="p"/>
+          </m:rPr>
+          <m:t>=</m:t>
+        </m:r>
+        <m:r>
+          <m:t>0.903</m:t>
+        </m:r>
+      </m:oMath>
+      <w:r>
+        <w:t xml:space="preserve">. With accuracy in the regression,</w:t>
+      </w:r>
+      <w:r>
+        <w:t xml:space="preserve"> </w:t>
+      </w:r>
+      <m:oMath>
+        <m:r>
+          <m:t>σ</m:t>
+        </m:r>
+      </m:oMath>
+      <w:r>
+        <w:t xml:space="preserve"> </w:t>
+      </w:r>
+      <w:r>
+        <w:t xml:space="preserve">added no explanatory power for</w:t>
+      </w:r>
+      <w:r>
+        <w:t xml:space="preserve"> </w:t>
+      </w:r>
+      <w:r>
+        <w:t xml:space="preserve">consistency (</w:t>
+      </w:r>
+      <m:oMath>
+        <m:r>
+          <m:t>p</m:t>
+        </m:r>
+        <m:r>
+          <m:rPr>
+            <m:sty m:val="p"/>
+          </m:rPr>
+          <m:t>=</m:t>
+        </m:r>
+        <m:r>
+          <m:t>0.389</m:t>
+        </m:r>
+      </m:oMath>
+      <w:r>
+        <w:t xml:space="preserve">) or IoU (</w:t>
+      </w:r>
+      <m:oMath>
+        <m:r>
+          <m:t>p</m:t>
+        </m:r>
+        <m:r>
+          <m:rPr>
+            <m:sty m:val="p"/>
+          </m:rPr>
+          <m:t>=</m:t>
+        </m:r>
+        <m:r>
+          <m:t>0.747</m:t>
+        </m:r>
+      </m:oMath>
+      <w:r>
+        <w:t xml:space="preserve">). Per model the correlations were</w:t>
+      </w:r>
+      <w:r>
+        <w:t xml:space="preserve"> </w:t>
+      </w:r>
+      <m:oMath>
+        <m:r>
+          <m:t>r</m:t>
+        </m:r>
+        <m:r>
+          <m:rPr>
+            <m:sty m:val="p"/>
+          </m:rPr>
+          <m:t>=</m:t>
+        </m:r>
+        <m:r>
           <m:t>0.798</m:t>
         </m:r>
       </m:oMath>
@@ -12973,13 +15111,13 @@
         <w:t xml:space="preserve"> </w:t>
       </w:r>
       <w:r>
-        <w:t xml:space="preserve">(Fig. 5b),</w:t>
-      </w:r>
-      <w:r>
-        <w:t xml:space="preserve"> </w:t>
-      </w:r>
-      <w:r>
-        <w:t xml:space="preserve">and across 111 models with correctly classified masked images, top-15% IoU correlated with accuracy at</w:t>
+        <w:t xml:space="preserve">over 115 models</w:t>
+      </w:r>
+      <w:r>
+        <w:t xml:space="preserve"> </w:t>
+      </w:r>
+      <w:r>
+        <w:t xml:space="preserve">(Fig. 5b) and</w:t>
       </w:r>
       <w:r>
         <w:t xml:space="preserve"> </w:t>
@@ -12999,13 +15137,33 @@
         </m:r>
       </m:oMath>
       <w:r>
-        <w:t xml:space="preserve">. With</w:t>
-      </w:r>
-      <w:r>
-        <w:t xml:space="preserve"> </w:t>
-      </w:r>
-      <w:r>
-        <w:t xml:space="preserve">accuracy in the regression,</w:t>
+        <w:t xml:space="preserve"> </w:t>
+      </w:r>
+      <w:r>
+        <w:t xml:space="preserve">over 111, with</w:t>
+      </w:r>
+      <w:r>
+        <w:t xml:space="preserve"> </w:t>
+      </w:r>
+      <m:oMath>
+        <m:r>
+          <m:t>p</m:t>
+        </m:r>
+        <m:r>
+          <m:rPr>
+            <m:sty m:val="p"/>
+          </m:rPr>
+          <m:t>=</m:t>
+        </m:r>
+        <m:r>
+          <m:t>0.153</m:t>
+        </m:r>
+      </m:oMath>
+      <w:r>
+        <w:t xml:space="preserve"> </w:t>
+      </w:r>
+      <w:r>
+        <w:t xml:space="preserve">and 0.834 for</w:t>
       </w:r>
       <w:r>
         <w:t xml:space="preserve"> </w:t>
@@ -13019,47 +15177,7 @@
         <w:t xml:space="preserve"> </w:t>
       </w:r>
       <w:r>
-        <w:t xml:space="preserve">added no explanatory power for IoU (</w:t>
-      </w:r>
-      <m:oMath>
-        <m:r>
-          <m:t>p</m:t>
-        </m:r>
-        <m:r>
-          <m:rPr>
-            <m:sty m:val="p"/>
-          </m:rPr>
-          <m:t>=</m:t>
-        </m:r>
-        <m:r>
-          <m:t>0.834</m:t>
-        </m:r>
-      </m:oMath>
-      <w:r>
-        <w:t xml:space="preserve">) or consistency (</w:t>
-      </w:r>
-      <m:oMath>
-        <m:r>
-          <m:t>p</m:t>
-        </m:r>
-        <m:r>
-          <m:rPr>
-            <m:sty m:val="p"/>
-          </m:rPr>
-          <m:t>=</m:t>
-        </m:r>
-        <m:r>
-          <m:t>0.153</m:t>
-        </m:r>
-      </m:oMath>
-      <w:r>
-        <w:t xml:space="preserve">,</w:t>
-      </w:r>
-      <w:r>
-        <w:t xml:space="preserve"> </w:t>
-      </w:r>
-      <w:r>
-        <w:t xml:space="preserve">Supplementary Table S19). Fig. 6 illustrates the pattern on one image per tumour class, chosen by a rule fixed beforehand as</w:t>
+        <w:t xml:space="preserve">(Supplementary Table S19). Fig. 6 illustrates the pattern on one image per tumour class, chosen by a rule fixed beforehand as</w:t>
       </w:r>
       <w:r>
         <w:t xml:space="preserve"> </w:t>
@@ -13138,7 +15256,7 @@
         <w:t xml:space="preserve"> </w:t>
       </w:r>
       <w:r>
-        <w:t xml:space="preserve">0.712 with the trained maps. Grad-CAM passed, with correlations from</w:t>
+        <w:t xml:space="preserve">0.712 with the trained maps. Grad-CAM depended far more on the learned weights, with correlations from</w:t>
       </w:r>
       <w:r>
         <w:t xml:space="preserve"> </w:t>
@@ -13158,13 +15276,19 @@
         <w:t xml:space="preserve"> </w:t>
       </w:r>
       <w:r>
-        <w:t xml:space="preserve">to 0.388, so its numbers are the ones</w:t>
-      </w:r>
-      <w:r>
-        <w:t xml:space="preserve"> </w:t>
-      </w:r>
-      <w:r>
-        <w:t xml:space="preserve">interpreted here. Grad-CAM placed 0.174 to 0.181 of its mass on the outer brain rim, below the rim’s area share of 0.308</w:t>
+        <w:t xml:space="preserve">to</w:t>
+      </w:r>
+      <w:r>
+        <w:t xml:space="preserve"> </w:t>
+      </w:r>
+      <w:r>
+        <w:t xml:space="preserve">0.388, so its numbers are the ones interpreted here. No absolute pass threshold exists for the test, and the</w:t>
+      </w:r>
+      <w:r>
+        <w:t xml:space="preserve"> </w:t>
+      </w:r>
+      <w:r>
+        <w:t xml:space="preserve">comparison between methods is what it supports. Grad-CAM placed 0.174 to 0.181 of its mass on the outer brain rim, below the rim’s area share of 0.308</w:t>
       </w:r>
       <w:r>
         <w:t xml:space="preserve"> </w:t>
@@ -13287,19 +15411,19 @@
         <w:jc w:val="left"/>
       </w:pPr>
       <w:r>
-        <w:t xml:space="preserve">The audit and the accounting agree. Without DP, a federated model trained on 2610 images leaked enough for LiRA to flag</w:t>
-      </w:r>
-      <w:r>
-        <w:t xml:space="preserve"> </w:t>
-      </w:r>
-      <w:r>
-        <w:t xml:space="preserve">one training image in ten at 1% FPR, and aggregating over slices made the patient-level signal stronger still (AUC</w:t>
-      </w:r>
-      <w:r>
-        <w:t xml:space="preserve"> </w:t>
-      </w:r>
-      <w:r>
-        <w:t xml:space="preserve">0.805). Record-level DP at</w:t>
+        <w:t xml:space="preserve">The audit and the accounting agree for the federated models that were attacked. Without DP, a federated model trained</w:t>
+      </w:r>
+      <w:r>
+        <w:t xml:space="preserve"> </w:t>
+      </w:r>
+      <w:r>
+        <w:t xml:space="preserve">on 2610 images leaked enough for LiRA to flag one training image in ten at 1% FPR, and aggregating over slices made</w:t>
+      </w:r>
+      <w:r>
+        <w:t xml:space="preserve"> </w:t>
+      </w:r>
+      <w:r>
+        <w:t xml:space="preserve">the patient-level signal stronger still (AUC 0.805). Record-level DP at</w:t>
       </w:r>
       <w:r>
         <w:t xml:space="preserve"> </w:t>
@@ -13322,19 +15446,37 @@
         <w:t xml:space="preserve"> </w:t>
       </w:r>
       <w:r>
-        <w:t xml:space="preserve">removed every measurable signal at a cost of 0.076 for FedAvg on the natural</w:t>
-      </w:r>
-      <w:r>
-        <w:t xml:space="preserve"> </w:t>
-      </w:r>
-      <w:r>
-        <w:t xml:space="preserve">partition and 0.130 centrally. The result agrees with reports that moderate budgets defeat practical</w:t>
-      </w:r>
-      <w:r>
-        <w:t xml:space="preserve"> </w:t>
-      </w:r>
-      <w:r>
-        <w:t xml:space="preserve">attacks,</w:t>
+        <w:t xml:space="preserve">left no rate at 1% FPR</w:t>
+      </w:r>
+      <w:r>
+        <w:t xml:space="preserve"> </w:t>
+      </w:r>
+      <w:r>
+        <w:t xml:space="preserve">significantly above chance once members and non-members were matched in composition, at a cost of 0.076 in balanced</w:t>
+      </w:r>
+      <w:r>
+        <w:t xml:space="preserve"> </w:t>
+      </w:r>
+      <w:r>
+        <w:t xml:space="preserve">accuracy. The unmatched rate of 0.017 suggests that a composition gap between members and non-members can mimic leakage,</w:t>
+      </w:r>
+      <w:r>
+        <w:t xml:space="preserve"> </w:t>
+      </w:r>
+      <w:r>
+        <w:t xml:space="preserve">so audits on merged collections should match the two groups. Central and patient-level models were not attacked, and</w:t>
+      </w:r>
+      <w:r>
+        <w:t xml:space="preserve"> </w:t>
+      </w:r>
+      <w:r>
+        <w:t xml:space="preserve">an attack that fails does not prove that no stronger attack exists, although the result agrees with reports that</w:t>
+      </w:r>
+      <w:r>
+        <w:t xml:space="preserve"> </w:t>
+      </w:r>
+      <w:r>
+        <w:t xml:space="preserve">moderate budgets defeat practical attacks.</w:t>
       </w:r>
       <w:r>
         <w:rPr>
@@ -13346,7 +15488,36 @@
         <w:t xml:space="preserve"> </w:t>
       </w:r>
       <w:r>
-        <w:t xml:space="preserve">although an attack that fails does not prove that no stronger attack exists.</w:t>
+        <w:t xml:space="preserve">Counting the learning-rate search, the federated</w:t>
+      </w:r>
+      <w:r>
+        <w:t xml:space="preserve"> </w:t>
+      </w:r>
+      <w:r>
+        <w:t xml:space="preserve">guarantee is</w:t>
+      </w:r>
+      <w:r>
+        <w:t xml:space="preserve"> </w:t>
+      </w:r>
+      <m:oMath>
+        <m:r>
+          <m:t>ε</m:t>
+        </m:r>
+        <m:r>
+          <m:rPr>
+            <m:sty m:val="p"/>
+          </m:rPr>
+          <m:t>=</m:t>
+        </m:r>
+        <m:r>
+          <m:t>11.98</m:t>
+        </m:r>
+      </m:oMath>
+      <w:r>
+        <w:t xml:space="preserve"> </w:t>
+      </w:r>
+      <w:r>
+        <w:t xml:space="preserve">instead of 8.</w:t>
       </w:r>
     </w:p>
     <w:p>
@@ -13411,7 +15582,13 @@
         <w:t xml:space="preserve"> </w:t>
       </w:r>
       <w:r>
-        <w:t xml:space="preserve">destroys the model. Neither setting supports a stated</w:t>
+        <w:t xml:space="preserve">destroyed the model in this reproduction. Details such as model size and normalisation may differ from the original</w:t>
+      </w:r>
+      <w:r>
+        <w:t xml:space="preserve"> </w:t>
+      </w:r>
+      <w:r>
+        <w:t xml:space="preserve">implementation, but neither setting supports a stated</w:t>
       </w:r>
       <w:r>
         <w:t xml:space="preserve"> </w:t>
@@ -13574,13 +15751,13 @@
         </m:r>
       </m:oMath>
       <w:r>
-        <w:t xml:space="preserve">). Eq. (4) accounts for the trend, because each</w:t>
-      </w:r>
-      <w:r>
-        <w:t xml:space="preserve"> </w:t>
-      </w:r>
-      <w:r>
-        <w:t xml:space="preserve">client adds independent noise without adding data. The arithmetic is standard for DP-SGD and is not claimed as new. It</w:t>
+        <w:t xml:space="preserve">). The trend is consistent with Eq. (4), because</w:t>
+      </w:r>
+      <w:r>
+        <w:t xml:space="preserve"> </w:t>
+      </w:r>
+      <w:r>
+        <w:t xml:space="preserve">each client adds independent noise without adding data. The arithmetic is standard for DP-SGD and is not claimed as new. It</w:t>
       </w:r>
       <w:r>
         <w:t xml:space="preserve"> </w:t>
@@ -13667,7 +15844,7 @@
           <m:t>=</m:t>
         </m:r>
         <m:r>
-          <m:t>0.798</m:t>
+          <m:t>0.838</m:t>
         </m:r>
       </m:oMath>
       <w:r>
@@ -13696,14 +15873,14 @@
           <m:t>=</m:t>
         </m:r>
         <m:r>
-          <m:t>0.839</m:t>
-        </m:r>
-      </m:oMath>
-      <w:r>
-        <w:t xml:space="preserve"> </w:t>
-      </w:r>
-      <w:r>
-        <w:t xml:space="preserve">for IoU), and</w:t>
+          <m:t>0.903</m:t>
+        </m:r>
+      </m:oMath>
+      <w:r>
+        <w:t xml:space="preserve"> </w:t>
+      </w:r>
+      <w:r>
+        <w:t xml:space="preserve">for IoU across configurations), and</w:t>
       </w:r>
       <w:r>
         <w:t xml:space="preserve"> </w:t>
@@ -13717,19 +15894,19 @@
         <w:t xml:space="preserve"> </w:t>
       </w:r>
       <w:r>
-        <w:t xml:space="preserve">added nothing once accuracy was known. A private model’s explanations</w:t>
-      </w:r>
-      <w:r>
-        <w:t xml:space="preserve"> </w:t>
-      </w:r>
-      <w:r>
-        <w:t xml:space="preserve">therefore appear about as trustworthy as its predictions, and the small change under clipping alone (0.700 to 0.663)</w:t>
-      </w:r>
-      <w:r>
-        <w:t xml:space="preserve"> </w:t>
-      </w:r>
-      <w:r>
-        <w:t xml:space="preserve">indicates that noise acts through the accuracy it costs.</w:t>
+        <w:t xml:space="preserve">added nothing once accuracy was known. The</w:t>
+      </w:r>
+      <w:r>
+        <w:t xml:space="preserve"> </w:t>
+      </w:r>
+      <w:r>
+        <w:t xml:space="preserve">small change under clipping alone (0.700 to 0.663) suggests that noise affects explanations mainly through the</w:t>
+      </w:r>
+      <w:r>
+        <w:t xml:space="preserve"> </w:t>
+      </w:r>
+      <w:r>
+        <w:t xml:space="preserve">accuracy it costs, although the correlational design cannot establish that pathway.</w:t>
       </w:r>
     </w:p>
     <w:p>
@@ -13739,7 +15916,7 @@
         <w:jc w:val="left"/>
       </w:pPr>
       <w:r>
-        <w:t xml:space="preserve">The low absolute localisation, with a pointing hit rate of 0.197 even without DP, reflects the</w:t>
+        <w:t xml:space="preserve">The low absolute localisation, with a pointing hit rate of 0.197 even without DP, is consistent with the</w:t>
       </w:r>
       <w:r>
         <w:t xml:space="preserve"> </w:t>
@@ -13762,13 +15939,19 @@
         <w:t xml:space="preserve"> </w:t>
       </w:r>
       <w:r>
-        <w:t xml:space="preserve">resolution of</w:t>
-      </w:r>
-      <w:r>
-        <w:t xml:space="preserve"> </w:t>
-      </w:r>
-      <w:r>
-        <w:t xml:space="preserve">the last ResNet block at 128-pixel input. IG with a black baseline failed the randomisation test, which argues against</w:t>
+        <w:t xml:space="preserve">resolution of the last ResNet block at 128-pixel input. Clinically, DP cost most in meningioma and no-tumour</w:t>
+      </w:r>
+      <w:r>
+        <w:t xml:space="preserve"> </w:t>
+      </w:r>
+      <w:r>
+        <w:t xml:space="preserve">sensitivity while missed tumours stayed rare (Table 4), so a private model would mainly need review of</w:t>
+      </w:r>
+      <w:r>
+        <w:t xml:space="preserve"> </w:t>
+      </w:r>
+      <w:r>
+        <w:t xml:space="preserve">its tumour-type calls. IG with a black baseline failed the randomisation test, which argues against</w:t>
       </w:r>
       <w:r>
         <w:t xml:space="preserve"> </w:t>
@@ -13912,19 +16095,25 @@
         <w:t xml:space="preserve"> </w:t>
       </w:r>
       <w:r>
-        <w:t xml:space="preserve">cannot be resolved. All models are two-dimensional ResNet-18 classifiers on axial slices from three public sources, and</w:t>
-      </w:r>
-      <w:r>
-        <w:t xml:space="preserve"> </w:t>
-      </w:r>
-      <w:r>
-        <w:t xml:space="preserve">the federated partitions were simulated, not drawn from real institutions. Learning rates were chosen on private</w:t>
-      </w:r>
-      <w:r>
-        <w:t xml:space="preserve"> </w:t>
-      </w:r>
-      <w:r>
-        <w:t xml:space="preserve">validation data, and the</w:t>
+        <w:t xml:space="preserve">cannot be resolved. The membership audit covered only FedAvg on the natural partition at record level, so the leakage</w:t>
+      </w:r>
+      <w:r>
+        <w:t xml:space="preserve"> </w:t>
+      </w:r>
+      <w:r>
+        <w:t xml:space="preserve">of central and patient-level models and of the update channel was not measured. All models are two-dimensional</w:t>
+      </w:r>
+      <w:r>
+        <w:t xml:space="preserve"> </w:t>
+      </w:r>
+      <w:r>
+        <w:t xml:space="preserve">ResNet-18 classifiers on axial, coronal and sagittal slices from three public sources, and the federated partitions</w:t>
+      </w:r>
+      <w:r>
+        <w:t xml:space="preserve"> </w:t>
+      </w:r>
+      <w:r>
+        <w:t xml:space="preserve">were simulated, not drawn from real institutions. Learning rates were chosen on private validation data, the</w:t>
       </w:r>
       <w:r>
         <w:t xml:space="preserve"> </w:t>
@@ -13938,7 +16127,13 @@
         <w:t xml:space="preserve"> </w:t>
       </w:r>
       <w:r>
-        <w:t xml:space="preserve">composed over both candidates is reported but was not used for calibration.</w:t>
+        <w:t xml:space="preserve">composed over both federated candidates is reported but was not used for calibration, and the central</w:t>
+      </w:r>
+      <w:r>
+        <w:t xml:space="preserve"> </w:t>
+      </w:r>
+      <w:r>
+        <w:t xml:space="preserve">learning-rate selection is not accounted. Federated explanation metrics rest on three seeds per configuration.</w:t>
       </w:r>
     </w:p>
     <w:bookmarkEnd w:id="69"/>
@@ -13961,7 +16156,13 @@
         <w:jc w:val="left"/>
       </w:pPr>
       <w:r>
-        <w:t xml:space="preserve">On a deduplicated three-source brain MRI benchmark, record-level DP at</w:t>
+        <w:t xml:space="preserve">On a deduplicated three-source brain MRI benchmark, a likelihood-ratio membership attack exposed non-private</w:t>
+      </w:r>
+      <w:r>
+        <w:t xml:space="preserve"> </w:t>
+      </w:r>
+      <w:r>
+        <w:t xml:space="preserve">federated models but found no image-level rate significantly above chance under record-level DP at</w:t>
       </w:r>
       <w:r>
         <w:t xml:space="preserve"> </w:t>
@@ -13981,22 +16182,25 @@
         </m:r>
       </m:oMath>
       <w:r>
-        <w:t xml:space="preserve"> </w:t>
-      </w:r>
-      <w:r>
-        <w:t xml:space="preserve">held a likelihood-ratio</w:t>
-      </w:r>
-      <w:r>
-        <w:t xml:space="preserve"> </w:t>
-      </w:r>
-      <w:r>
-        <w:t xml:space="preserve">membership attack at chance for both images and patients, while the same attack exposed non-private models. The price</w:t>
-      </w:r>
-      <w:r>
-        <w:t xml:space="preserve"> </w:t>
-      </w:r>
-      <w:r>
-        <w:t xml:space="preserve">was a balanced-accuracy loss of 0.076 for federated and 0.130 for central training. A guarantee per patient cost far</w:t>
+        <w:t xml:space="preserve">,</w:t>
+      </w:r>
+      <w:r>
+        <w:t xml:space="preserve"> </w:t>
+      </w:r>
+      <w:r>
+        <w:t xml:space="preserve">once members and non-members were matched in source and class, and its patient-level AUC was 0.454. The price was a</w:t>
+      </w:r>
+      <w:r>
+        <w:t xml:space="preserve"> </w:t>
+      </w:r>
+      <w:r>
+        <w:t xml:space="preserve">balanced-accuracy loss of 0.076 for federated and 0.130 for central training, borne mainly by meningioma and no-tumour</w:t>
+      </w:r>
+      <w:r>
+        <w:t xml:space="preserve"> </w:t>
+      </w:r>
+      <w:r>
+        <w:t xml:space="preserve">sensitivity. A guarantee per patient cost far</w:t>
       </w:r>
       <w:r>
         <w:t xml:space="preserve"> </w:t>
@@ -14067,7 +16271,13 @@
         <w:t xml:space="preserve"> </w:t>
       </w:r>
       <w:r>
-        <w:t xml:space="preserve">with accuracy.</w:t>
+        <w:t xml:space="preserve">with accuracy, and a composition gap between members and non-members was enough to push the attack rate on a</w:t>
+      </w:r>
+      <w:r>
+        <w:t xml:space="preserve"> </w:t>
+      </w:r>
+      <w:r>
+        <w:t xml:space="preserve">private model significantly above chance.</w:t>
       </w:r>
     </w:p>
     <w:p>
@@ -14083,13 +16293,13 @@
         <w:t xml:space="preserve"> </w:t>
       </w:r>
       <w:r>
-        <w:t xml:space="preserve">three-dimensional models and segmentation, and study larger patient cohorts in which per-patient guarantees become</w:t>
-      </w:r>
-      <w:r>
-        <w:t xml:space="preserve"> </w:t>
-      </w:r>
-      <w:r>
-        <w:t xml:space="preserve">affordable. Federated studies on public brain tumour collections should use flip-invariant deduplication, state</w:t>
+        <w:t xml:space="preserve">three-dimensional models and segmentation, attack central, patient-level and update-level releases, and study larger</w:t>
+      </w:r>
+      <w:r>
+        <w:t xml:space="preserve"> </w:t>
+      </w:r>
+      <w:r>
+        <w:t xml:space="preserve">patient cohorts in which per-patient guarantees become affordable. Federated studies on public brain tumour collections should use flip-invariant deduplication, state</w:t>
       </w:r>
       <w:r>
         <w:t xml:space="preserve"> </w:t>
@@ -15178,6 +17388,32 @@
         <w:jc w:val="left"/>
       </w:pPr>
       <w:r>
+        <w:t xml:space="preserve">McMahan HB, Ramage D, Talwar K, Zhang L. Learning differentially private recurrent language models.</w:t>
+      </w:r>
+      <w:r>
+        <w:t xml:space="preserve"> </w:t>
+      </w:r>
+      <w:r>
+        <w:rPr>
+          <w:iCs/>
+          <w:i/>
+        </w:rPr>
+        <w:t xml:space="preserve">arXiv</w:t>
+      </w:r>
+      <w:r>
+        <w:t xml:space="preserve">. Preprint posted online 2017. arXiv:1710.06963</w:t>
+      </w:r>
+    </w:p>
+    <w:p>
+      <w:pPr>
+        <w:numPr>
+          <w:ilvl w:val="0"/>
+          <w:numId w:val="1005"/>
+        </w:numPr>
+        <w:spacing w:line="480" w:lineRule="auto"/>
+        <w:jc w:val="left"/>
+      </w:pPr>
+      <w:r>
         <w:t xml:space="preserve">Cheng J, Huang W, Cao S, et al. Enhanced performance of brain tumor classification via tumor region augmentation and partition.</w:t>
       </w:r>
       <w:r>
@@ -15426,6 +17662,32 @@
       </w:r>
       <w:r>
         <w:t xml:space="preserve">. IEEE; 2016:770-778. doi:10.1109/CVPR.2016.90</w:t>
+      </w:r>
+    </w:p>
+    <w:p>
+      <w:pPr>
+        <w:numPr>
+          <w:ilvl w:val="0"/>
+          <w:numId w:val="1005"/>
+        </w:numPr>
+        <w:spacing w:line="480" w:lineRule="auto"/>
+        <w:jc w:val="left"/>
+      </w:pPr>
+      <w:r>
+        <w:t xml:space="preserve">Dwork C, Roth A. The algorithmic foundations of differential privacy.</w:t>
+      </w:r>
+      <w:r>
+        <w:t xml:space="preserve"> </w:t>
+      </w:r>
+      <w:r>
+        <w:rPr>
+          <w:iCs/>
+          <w:i/>
+        </w:rPr>
+        <w:t xml:space="preserve">Found Trends Theor Comput Sci</w:t>
+      </w:r>
+      <w:r>
+        <w:t xml:space="preserve">. 2014;9:211-407. doi:10.1561/0400000042</w:t>
       </w:r>
     </w:p>
     <w:bookmarkEnd w:id="81"/>

--- a/paper/submission/manuscript.docx
+++ b/paper/submission/manuscript.docx
@@ -1493,6 +1493,34 @@
       </w:pPr>
       <w:r>
         <w:t xml:space="preserve">Material and methods</w:t>
+      </w:r>
+    </w:p>
+    <w:p>
+      <w:pPr>
+        <w:pStyle w:val="FirstParagraph"/>
+        <w:spacing w:line="480" w:lineRule="auto"/>
+        <w:jc w:val="left"/>
+      </w:pPr>
+      <w:r>
+        <w:t xml:space="preserve">The methods follow the four stages of the study, namely benchmark curation, private training, the membership audit and</w:t>
+      </w:r>
+      <w:r>
+        <w:t xml:space="preserve"> </w:t>
+      </w:r>
+      <w:r>
+        <w:t xml:space="preserve">the explanation audit. Section 2 first fixes the notation, the threat model and the formal guarantee on</w:t>
+      </w:r>
+      <w:r>
+        <w:t xml:space="preserve"> </w:t>
+      </w:r>
+      <w:r>
+        <w:t xml:space="preserve">which every later component relies. The following subsections describe each stage with its algorithm, and the last two</w:t>
+      </w:r>
+      <w:r>
+        <w:t xml:space="preserve"> </w:t>
+      </w:r>
+      <w:r>
+        <w:t xml:space="preserve">give the experimental settings and the statistical conventions applied throughout.</w:t>
       </w:r>
     </w:p>
     <w:bookmarkStart w:id="25" w:name="problem-formulation-and-threat-model"/>
@@ -2423,7 +2451,7 @@
       <w:r>
         <w:drawing>
           <wp:inline>
-            <wp:extent cx="5334000" cy="1764035"/>
+            <wp:extent cx="5334000" cy="1733880"/>
             <wp:effectExtent b="0" l="0" r="0" t="0"/>
             <wp:docPr descr="" title="" id="27" name="Picture"/>
             <a:graphic>
@@ -2444,7 +2472,7 @@
                   <pic:spPr bwMode="auto">
                     <a:xfrm>
                       <a:off x="0" y="0"/>
-                      <a:ext cx="5334000" cy="1764035"/>
+                      <a:ext cx="5334000" cy="1733880"/>
                     </a:xfrm>
                     <a:prstGeom prst="rect">
                       <a:avLst/>
@@ -9668,13 +9696,7 @@
         </m:r>
       </m:oMath>
       <w:r>
-        <w:t xml:space="preserve">. These methods produced the measurements</w:t>
-      </w:r>
-      <w:r>
-        <w:t xml:space="preserve"> </w:t>
-      </w:r>
-      <w:r>
-        <w:t xml:space="preserve">reported next, starting with the benchmark itself.</w:t>
+        <w:t xml:space="preserve">.</w:t>
       </w:r>
     </w:p>
     <w:bookmarkEnd w:id="39"/>
@@ -9688,6 +9710,34 @@
       </w:pPr>
       <w:r>
         <w:t xml:space="preserve">Results</w:t>
+      </w:r>
+    </w:p>
+    <w:p>
+      <w:pPr>
+        <w:pStyle w:val="FirstParagraph"/>
+        <w:spacing w:line="480" w:lineRule="auto"/>
+        <w:jc w:val="left"/>
+      </w:pPr>
+      <w:r>
+        <w:t xml:space="preserve">The results follow the order of the study goals. The curated benchmark and its contamination check come first,</w:t>
+      </w:r>
+      <w:r>
+        <w:t xml:space="preserve"> </w:t>
+      </w:r>
+      <w:r>
+        <w:t xml:space="preserve">followed by the accuracy cost of each privacy unit, the effect of client count and drift correction, the membership</w:t>
+      </w:r>
+      <w:r>
+        <w:t xml:space="preserve"> </w:t>
+      </w:r>
+      <w:r>
+        <w:t xml:space="preserve">audit, the explanation audit and the source controls. Unless a passage states otherwise, every value refers to the 747</w:t>
+      </w:r>
+      <w:r>
+        <w:t xml:space="preserve"> </w:t>
+      </w:r>
+      <w:r>
+        <w:t xml:space="preserve">clean test images and gives the mean over seeds with its 95% CI.</w:t>
       </w:r>
     </w:p>
     <w:bookmarkStart w:id="41" w:name="curated-benchmark"/>
@@ -15371,13 +15421,7 @@
         <w:t xml:space="preserve"> </w:t>
       </w:r>
       <w:r>
-        <w:t xml:space="preserve">without DP on the full test set, against 0.919 pooled (Supplementary Table S5). These measurements raise the question</w:t>
-      </w:r>
-      <w:r>
-        <w:t xml:space="preserve"> </w:t>
-      </w:r>
-      <w:r>
-        <w:t xml:space="preserve">of what the privacy budget actually buys, which Section 4 addresses.</w:t>
+        <w:t xml:space="preserve">without DP on the full test set, against 0.919 pooled (Supplementary Table S5).</w:t>
       </w:r>
     </w:p>
     <w:bookmarkEnd w:id="62"/>
@@ -15391,6 +15435,34 @@
       </w:pPr>
       <w:r>
         <w:t xml:space="preserve">Discussion</w:t>
+      </w:r>
+    </w:p>
+    <w:p>
+      <w:pPr>
+        <w:pStyle w:val="FirstParagraph"/>
+        <w:spacing w:line="480" w:lineRule="auto"/>
+        <w:jc w:val="left"/>
+      </w:pPr>
+      <w:r>
+        <w:t xml:space="preserve">The discussion first considers what the privacy budget protected and what it cost, at both privacy units and across</w:t>
+      </w:r>
+      <w:r>
+        <w:t xml:space="preserve"> </w:t>
+      </w:r>
+      <w:r>
+        <w:t xml:space="preserve">client counts. It then turns to the change in explanations, to benchmark leakage and source confounding, and finally to</w:t>
+      </w:r>
+      <w:r>
+        <w:t xml:space="preserve"> </w:t>
+      </w:r>
+      <w:r>
+        <w:t xml:space="preserve">the limitations of the evaluation. Each subsection relates the findings to prior work and separates measured effects</w:t>
+      </w:r>
+      <w:r>
+        <w:t xml:space="preserve"> </w:t>
+      </w:r>
+      <w:r>
+        <w:t xml:space="preserve">from interpretations that the experiments did not test directly.</w:t>
       </w:r>
     </w:p>
     <w:bookmarkStart w:id="64" w:name="protection-bought-by-the-privacy-budget"/>

--- a/paper/submission/manuscript.docx
+++ b/paper/submission/manuscript.docx
@@ -511,13 +511,25 @@
         <w:t xml:space="preserve"> </w:t>
       </w:r>
       <w:r>
-        <w:t xml:space="preserve">and its clinical value depends on training data drawn from many hospitals.</w:t>
+        <w:t xml:space="preserve">and deep learning now segments even small brain metastases.</w:t>
       </w:r>
       <w:r>
         <w:rPr>
           <w:vertAlign w:val="superscript"/>
         </w:rPr>
-        <w:t xml:space="preserve">1</w:t>
+        <w:t xml:space="preserve">1,2</w:t>
+      </w:r>
+      <w:r>
+        <w:t xml:space="preserve"> </w:t>
+      </w:r>
+      <w:r>
+        <w:t xml:space="preserve">The clinical value of such models</w:t>
+      </w:r>
+      <w:r>
+        <w:t xml:space="preserve"> </w:t>
+      </w:r>
+      <w:r>
+        <w:t xml:space="preserve">depends on training data drawn from many hospitals.</w:t>
       </w:r>
       <w:r>
         <w:rPr>
@@ -547,7 +559,7 @@
         <w:rPr>
           <w:vertAlign w:val="superscript"/>
         </w:rPr>
-        <w:t xml:space="preserve">2-4</w:t>
+        <w:t xml:space="preserve">3-5</w:t>
       </w:r>
     </w:p>
     <w:p>
@@ -557,43 +569,61 @@
         <w:jc w:val="left"/>
       </w:pPr>
       <w:r>
-        <w:t xml:space="preserve">Sharing model updates is not the same as protecting patients, because updates and released models can reveal</w:t>
-      </w:r>
-      <w:r>
-        <w:t xml:space="preserve"> </w:t>
-      </w:r>
-      <w:r>
-        <w:t xml:space="preserve">whether a person contributed data.</w:t>
+        <w:t xml:space="preserve">Transparency and privacy preservation are both named as conditions for the clinical use of medical artificial</w:t>
+      </w:r>
+      <w:r>
+        <w:t xml:space="preserve"> </w:t>
+      </w:r>
+      <w:r>
+        <w:t xml:space="preserve">intelligence.</w:t>
       </w:r>
       <w:r>
         <w:rPr>
           <w:vertAlign w:val="superscript"/>
         </w:rPr>
-        <w:t xml:space="preserve">5,6</w:t>
-      </w:r>
-      <w:r>
-        <w:t xml:space="preserve"> </w:t>
-      </w:r>
-      <w:r>
-        <w:t xml:space="preserve">Differential privacy (DP) bounds that risk formally,</w:t>
-      </w:r>
-      <w:r>
-        <w:t xml:space="preserve"> </w:t>
-      </w:r>
-      <w:r>
-        <w:t xml:space="preserve">and its practical form for deep networks, differentially private stochastic gradient descent (DP-SGD), clips each</w:t>
-      </w:r>
-      <w:r>
-        <w:t xml:space="preserve"> </w:t>
-      </w:r>
-      <w:r>
-        <w:t xml:space="preserve">example’s gradient and adds calibrated Gaussian noise.</w:t>
+        <w:t xml:space="preserve">6</w:t>
+      </w:r>
+      <w:r>
+        <w:t xml:space="preserve"> </w:t>
+      </w:r>
+      <w:r>
+        <w:t xml:space="preserve">Sharing model updates is not the same as protecting patients, because updates and released</w:t>
+      </w:r>
+      <w:r>
+        <w:t xml:space="preserve"> </w:t>
+      </w:r>
+      <w:r>
+        <w:t xml:space="preserve">models can reveal whether a person contributed data.</w:t>
       </w:r>
       <w:r>
         <w:rPr>
           <w:vertAlign w:val="superscript"/>
         </w:rPr>
-        <w:t xml:space="preserve">7</w:t>
+        <w:t xml:space="preserve">7,8</w:t>
+      </w:r>
+      <w:r>
+        <w:t xml:space="preserve"> </w:t>
+      </w:r>
+      <w:r>
+        <w:t xml:space="preserve">Differential privacy (DP) bounds that risk formally,</w:t>
+      </w:r>
+      <w:r>
+        <w:t xml:space="preserve"> </w:t>
+      </w:r>
+      <w:r>
+        <w:t xml:space="preserve">and its practical form for deep networks, differentially private stochastic gradient descent (DP-SGD), clips each</w:t>
+      </w:r>
+      <w:r>
+        <w:t xml:space="preserve"> </w:t>
+      </w:r>
+      <w:r>
+        <w:t xml:space="preserve">example’s gradient and adds calibrated Gaussian noise.</w:t>
+      </w:r>
+      <w:r>
+        <w:rPr>
+          <w:vertAlign w:val="superscript"/>
+        </w:rPr>
+        <w:t xml:space="preserve">9</w:t>
       </w:r>
       <w:r>
         <w:t xml:space="preserve"> </w:t>
@@ -634,6 +664,320 @@
       </w:r>
       <w:r>
         <w:t xml:space="preserve">training.</w:t>
+      </w:r>
+      <w:r>
+        <w:rPr>
+          <w:vertAlign w:val="superscript"/>
+        </w:rPr>
+        <w:t xml:space="preserve">10</w:t>
+      </w:r>
+      <w:r>
+        <w:t xml:space="preserve"> </w:t>
+      </w:r>
+      <w:r>
+        <w:t xml:space="preserve">The privacy mechanism, its budget and the protected unit are also often not reported in a</w:t>
+      </w:r>
+      <w:r>
+        <w:t xml:space="preserve"> </w:t>
+      </w:r>
+      <w:r>
+        <w:t xml:space="preserve">form that can be checked.</w:t>
+      </w:r>
+      <w:r>
+        <w:rPr>
+          <w:vertAlign w:val="superscript"/>
+        </w:rPr>
+        <w:t xml:space="preserve">11-13</w:t>
+      </w:r>
+      <w:r>
+        <w:t xml:space="preserve"> </w:t>
+      </w:r>
+      <w:r>
+        <w:t xml:space="preserve">[CHECK: the statement for lakshmi2026 and</w:t>
+      </w:r>
+      <w:r>
+        <w:t xml:space="preserve"> </w:t>
+      </w:r>
+      <w:r>
+        <w:t xml:space="preserve">qazi2026 rests on their abstracts, confirm against the full texts]</w:t>
+      </w:r>
+    </w:p>
+    <w:p>
+      <w:pPr>
+        <w:pStyle w:val="BodyText"/>
+        <w:spacing w:line="480" w:lineRule="auto"/>
+        <w:jc w:val="left"/>
+      </w:pPr>
+      <w:r>
+        <w:t xml:space="preserve">The present paper therefore measures, on a deduplicated benchmark with expert tumour masks, what record-level and</w:t>
+      </w:r>
+      <w:r>
+        <w:t xml:space="preserve"> </w:t>
+      </w:r>
+      <w:r>
+        <w:t xml:space="preserve">patient-level DP cost in accuracy, whether measured leakage follows the formal guarantee, and how explanations</w:t>
+      </w:r>
+      <w:r>
+        <w:t xml:space="preserve"> </w:t>
+      </w:r>
+      <w:r>
+        <w:t xml:space="preserve">change under privacy. The study uses only public data, simulated federated clients and post-hoc audits, and it</w:t>
+      </w:r>
+      <w:r>
+        <w:t xml:space="preserve"> </w:t>
+      </w:r>
+      <w:r>
+        <w:t xml:space="preserve">reports every result on a test set cleaned of mirrored duplicates.</w:t>
+      </w:r>
+    </w:p>
+    <w:bookmarkStart w:id="22" w:name="related-work"/>
+    <w:p>
+      <w:pPr>
+        <w:pStyle w:val="Heading2"/>
+        <w:spacing w:line="480" w:lineRule="auto"/>
+        <w:jc w:val="left"/>
+      </w:pPr>
+      <w:r>
+        <w:t xml:space="preserve">Related work</w:t>
+      </w:r>
+    </w:p>
+    <w:p>
+      <w:pPr>
+        <w:pStyle w:val="FirstParagraph"/>
+        <w:spacing w:line="480" w:lineRule="auto"/>
+        <w:jc w:val="left"/>
+      </w:pPr>
+      <w:r>
+        <w:t xml:space="preserve">Federated learning for brain tumours began with multi-institutional segmentation, where models trained without</w:t>
+      </w:r>
+      <w:r>
+        <w:t xml:space="preserve"> </w:t>
+      </w:r>
+      <w:r>
+        <w:t xml:space="preserve">sharing data matched those trained on pooled data.</w:t>
+      </w:r>
+      <w:r>
+        <w:rPr>
+          <w:vertAlign w:val="superscript"/>
+        </w:rPr>
+        <w:t xml:space="preserve">3-5</w:t>
+      </w:r>
+      <w:r>
+        <w:t xml:space="preserve"> </w:t>
+      </w:r>
+      <w:r>
+        <w:t xml:space="preserve">Later classification</w:t>
+      </w:r>
+      <w:r>
+        <w:t xml:space="preserve"> </w:t>
+      </w:r>
+      <w:r>
+        <w:t xml:space="preserve">studies on the merged Figshare, SARTAJ and Br35H collections report accuracies from 94% to 99.29% with federated</w:t>
+      </w:r>
+      <w:r>
+        <w:t xml:space="preserve"> </w:t>
+      </w:r>
+      <w:r>
+        <w:t xml:space="preserve">averaging (FedAvg),</w:t>
+      </w:r>
+      <w:r>
+        <w:rPr>
+          <w:vertAlign w:val="superscript"/>
+        </w:rPr>
+        <w:t xml:space="preserve">14</w:t>
+      </w:r>
+      <w:r>
+        <w:t xml:space="preserve"> </w:t>
+      </w:r>
+      <w:r>
+        <w:t xml:space="preserve">FedProx, SCAFFOLD or transfer learning, and some add Grad-CAM pictures.</w:t>
+      </w:r>
+      <w:r>
+        <w:rPr>
+          <w:vertAlign w:val="superscript"/>
+        </w:rPr>
+        <w:t xml:space="preserve">15-18</w:t>
+      </w:r>
+      <w:r>
+        <w:t xml:space="preserve"> </w:t>
+      </w:r>
+      <w:r>
+        <w:t xml:space="preserve">The present work differs by training on a deduplicated, patient-disjoint benchmark and by attaching an accounted</w:t>
+      </w:r>
+      <w:r>
+        <w:t xml:space="preserve"> </w:t>
+      </w:r>
+      <w:r>
+        <w:t xml:space="preserve">privacy guarantee to every private model.</w:t>
+      </w:r>
+    </w:p>
+    <w:p>
+      <w:pPr>
+        <w:pStyle w:val="BodyText"/>
+        <w:spacing w:line="480" w:lineRule="auto"/>
+        <w:jc w:val="left"/>
+      </w:pPr>
+      <w:r>
+        <w:t xml:space="preserve">Differential privacy has been applied to medical imaging with dedicated DP-SGD libraries and accounting</w:t>
+      </w:r>
+      <w:r>
+        <w:t xml:space="preserve"> </w:t>
+      </w:r>
+      <w:r>
+        <w:t xml:space="preserve">tools.</w:t>
+      </w:r>
+      <w:r>
+        <w:rPr>
+          <w:vertAlign w:val="superscript"/>
+        </w:rPr>
+        <w:t xml:space="preserve">19-21</w:t>
+      </w:r>
+      <w:r>
+        <w:t xml:space="preserve"> </w:t>
+      </w:r>
+      <w:r>
+        <w:t xml:space="preserve">Kaissis et al. trained a three-site federated chest radiograph</w:t>
+      </w:r>
+      <w:r>
+        <w:t xml:space="preserve"> </w:t>
+      </w:r>
+      <w:r>
+        <w:t xml:space="preserve">model at</w:t>
+      </w:r>
+      <w:r>
+        <w:t xml:space="preserve"> </w:t>
+      </w:r>
+      <m:oMath>
+        <m:r>
+          <m:t>ε</m:t>
+        </m:r>
+        <m:r>
+          <m:rPr>
+            <m:sty m:val="p"/>
+          </m:rPr>
+          <m:t>=</m:t>
+        </m:r>
+        <m:r>
+          <m:t>6</m:t>
+        </m:r>
+      </m:oMath>
+      <w:r>
+        <w:t xml:space="preserve"> </w:t>
+      </w:r>
+      <w:r>
+        <w:t xml:space="preserve">whose accuracy stayed comparable to that of two radiologists.</w:t>
+      </w:r>
+      <w:r>
+        <w:rPr>
+          <w:vertAlign w:val="superscript"/>
+        </w:rPr>
+        <w:t xml:space="preserve">22</w:t>
+      </w:r>
+      <w:r>
+        <w:t xml:space="preserve"> </w:t>
+      </w:r>
+      <w:r>
+        <w:t xml:space="preserve">Adnan et</w:t>
+      </w:r>
+      <w:r>
+        <w:t xml:space="preserve"> </w:t>
+      </w:r>
+      <w:r>
+        <w:t xml:space="preserve">al. studied differentially private federated learning on histopathology with varying numbers of</w:t>
+      </w:r>
+      <w:r>
+        <w:t xml:space="preserve"> </w:t>
+      </w:r>
+      <w:r>
+        <w:t xml:space="preserve">providers,</w:t>
+      </w:r>
+      <w:r>
+        <w:rPr>
+          <w:vertAlign w:val="superscript"/>
+        </w:rPr>
+        <w:t xml:space="preserve">23</w:t>
+      </w:r>
+      <w:r>
+        <w:t xml:space="preserve"> </w:t>
+      </w:r>
+      <w:r>
+        <w:t xml:space="preserve">and Tayebi Arasteh et al. found that private training lowered accuracy mainly for</w:t>
+      </w:r>
+      <w:r>
+        <w:t xml:space="preserve"> </w:t>
+      </w:r>
+      <w:r>
+        <w:t xml:space="preserve">difficult diagnoses.</w:t>
+      </w:r>
+      <w:r>
+        <w:rPr>
+          <w:vertAlign w:val="superscript"/>
+        </w:rPr>
+        <w:t xml:space="preserve">24</w:t>
+      </w:r>
+      <w:r>
+        <w:t xml:space="preserve"> </w:t>
+      </w:r>
+      <w:r>
+        <w:t xml:space="preserve">Ziller et al. showed that large budgets can already block reconstruction</w:t>
+      </w:r>
+      <w:r>
+        <w:t xml:space="preserve"> </w:t>
+      </w:r>
+      <w:r>
+        <w:t xml:space="preserve">attacks.</w:t>
+      </w:r>
+      <w:r>
+        <w:rPr>
+          <w:vertAlign w:val="superscript"/>
+        </w:rPr>
+        <w:t xml:space="preserve">25</w:t>
+      </w:r>
+      <w:r>
+        <w:t xml:space="preserve"> </w:t>
+      </w:r>
+      <w:r>
+        <w:t xml:space="preserve">These studies protect single records, whereas the present work compares record-level and</w:t>
+      </w:r>
+      <w:r>
+        <w:t xml:space="preserve"> </w:t>
+      </w:r>
+      <w:r>
+        <w:t xml:space="preserve">patient-level guarantees on the same data and audits both empirically.</w:t>
+      </w:r>
+    </w:p>
+    <w:p>
+      <w:pPr>
+        <w:pStyle w:val="BodyText"/>
+        <w:spacing w:line="480" w:lineRule="auto"/>
+        <w:jc w:val="left"/>
+      </w:pPr>
+      <w:r>
+        <w:t xml:space="preserve">Membership inference measures privacy empirically, and the likelihood-ratio attack (LiRA) compares a target model’s</w:t>
+      </w:r>
+      <w:r>
+        <w:t xml:space="preserve"> </w:t>
+      </w:r>
+      <w:r>
+        <w:t xml:space="preserve">confidence on an example with that of shadow models trained with and without it.</w:t>
+      </w:r>
+      <w:r>
+        <w:rPr>
+          <w:vertAlign w:val="superscript"/>
+        </w:rPr>
+        <w:t xml:space="preserve">26</w:t>
+      </w:r>
+      <w:r>
+        <w:t xml:space="preserve"> </w:t>
+      </w:r>
+      <w:r>
+        <w:t xml:space="preserve">Knolle et al. reported that patients with several similar records can face</w:t>
+      </w:r>
+      <w:r>
+        <w:t xml:space="preserve"> </w:t>
+      </w:r>
+      <w:r>
+        <w:t xml:space="preserve">near-perfect attack success even when aggregate success looks random.</w:t>
       </w:r>
       <w:r>
         <w:rPr>
@@ -645,31 +989,45 @@
         <w:t xml:space="preserve"> </w:t>
       </w:r>
       <w:r>
-        <w:t xml:space="preserve">The privacy mechanism, its budget and the protected unit are also often not reported in a</w:t>
-      </w:r>
-      <w:r>
-        <w:t xml:space="preserve"> </w:t>
-      </w:r>
-      <w:r>
-        <w:t xml:space="preserve">form that can be checked.</w:t>
+        <w:t xml:space="preserve">The closest federated brain</w:t>
+      </w:r>
+      <w:r>
+        <w:t xml:space="preserve"> </w:t>
+      </w:r>
+      <w:r>
+        <w:t xml:space="preserve">tumour study adds Gaussian noise with standard deviation 0.5 to client weights without clipping, so its stated</w:t>
+      </w:r>
+      <w:r>
+        <w:t xml:space="preserve"> </w:t>
+      </w:r>
+      <m:oMath>
+        <m:r>
+          <m:t>ε</m:t>
+        </m:r>
+      </m:oMath>
+      <w:r>
+        <w:t xml:space="preserve"> </w:t>
+      </w:r>
+      <w:r>
+        <w:t xml:space="preserve">of about 3.4 cannot be derived from the mechanism.</w:t>
       </w:r>
       <w:r>
         <w:rPr>
           <w:vertAlign w:val="superscript"/>
         </w:rPr>
-        <w:t xml:space="preserve">9-11</w:t>
-      </w:r>
-      <w:r>
-        <w:t xml:space="preserve"> </w:t>
-      </w:r>
-      <w:r>
-        <w:t xml:space="preserve">[CHECK: the statement for lakshmi2026 and</w:t>
-      </w:r>
-      <w:r>
-        <w:t xml:space="preserve"> </w:t>
-      </w:r>
-      <w:r>
-        <w:t xml:space="preserve">qazi2026 rests on their abstracts, confirm against the full texts]</w:t>
+        <w:t xml:space="preserve">13</w:t>
+      </w:r>
+      <w:r>
+        <w:t xml:space="preserve"> </w:t>
+      </w:r>
+      <w:r>
+        <w:t xml:space="preserve">The present work runs LiRA at the</w:t>
+      </w:r>
+      <w:r>
+        <w:t xml:space="preserve"> </w:t>
+      </w:r>
+      <w:r>
+        <w:t xml:space="preserve">image and the patient level against formally private models and against that unclipped mechanism.</w:t>
       </w:r>
     </w:p>
     <w:p>
@@ -679,423 +1037,95 @@
         <w:jc w:val="left"/>
       </w:pPr>
       <w:r>
-        <w:t xml:space="preserve">The present paper therefore measures, on a deduplicated benchmark with expert tumour masks, what record-level and</w:t>
-      </w:r>
-      <w:r>
-        <w:t xml:space="preserve"> </w:t>
-      </w:r>
-      <w:r>
-        <w:t xml:space="preserve">patient-level DP cost in accuracy, whether measured leakage follows the formal guarantee, and how explanations</w:t>
-      </w:r>
-      <w:r>
-        <w:t xml:space="preserve"> </w:t>
-      </w:r>
-      <w:r>
-        <w:t xml:space="preserve">change under privacy. The study uses only public data, simulated federated clients and post-hoc audits, and it</w:t>
-      </w:r>
-      <w:r>
-        <w:t xml:space="preserve"> </w:t>
-      </w:r>
-      <w:r>
-        <w:t xml:space="preserve">reports every result on a test set cleaned of mirrored duplicates.</w:t>
-      </w:r>
-    </w:p>
-    <w:bookmarkStart w:id="22" w:name="related-work"/>
-    <w:p>
-      <w:pPr>
-        <w:pStyle w:val="Heading2"/>
-        <w:spacing w:line="480" w:lineRule="auto"/>
-        <w:jc w:val="left"/>
-      </w:pPr>
-      <w:r>
-        <w:t xml:space="preserve">Related work</w:t>
-      </w:r>
-    </w:p>
-    <w:p>
-      <w:pPr>
-        <w:pStyle w:val="FirstParagraph"/>
-        <w:spacing w:line="480" w:lineRule="auto"/>
-        <w:jc w:val="left"/>
-      </w:pPr>
-      <w:r>
-        <w:t xml:space="preserve">Federated learning for brain tumours began with multi-institutional segmentation, where models trained without</w:t>
-      </w:r>
-      <w:r>
-        <w:t xml:space="preserve"> </w:t>
-      </w:r>
-      <w:r>
-        <w:t xml:space="preserve">sharing data matched those trained on pooled data.</w:t>
+        <w:t xml:space="preserve">Private training also changes explanations, since Saifullah et al. and Manna and Sett reported that DP alters</w:t>
+      </w:r>
+      <w:r>
+        <w:t xml:space="preserve"> </w:t>
+      </w:r>
+      <w:r>
+        <w:t xml:space="preserve">attributions across many datasets and methods,</w:t>
       </w:r>
       <w:r>
         <w:rPr>
           <w:vertAlign w:val="superscript"/>
         </w:rPr>
-        <w:t xml:space="preserve">2-4</w:t>
-      </w:r>
-      <w:r>
-        <w:t xml:space="preserve"> </w:t>
-      </w:r>
-      <w:r>
-        <w:t xml:space="preserve">Later classification</w:t>
-      </w:r>
-      <w:r>
-        <w:t xml:space="preserve"> </w:t>
-      </w:r>
-      <w:r>
-        <w:t xml:space="preserve">studies on the merged Figshare, SARTAJ and Br35H collections report accuracies from 94% to 99.29% with federated</w:t>
-      </w:r>
-      <w:r>
-        <w:t xml:space="preserve"> </w:t>
-      </w:r>
-      <w:r>
-        <w:t xml:space="preserve">averaging (FedAvg),</w:t>
+        <w:t xml:space="preserve">27,28</w:t>
+      </w:r>
+      <w:r>
+        <w:t xml:space="preserve"> </w:t>
+      </w:r>
+      <w:r>
+        <w:t xml:space="preserve">and Adebayo et al. showed that some saliency methods</w:t>
+      </w:r>
+      <w:r>
+        <w:t xml:space="preserve"> </w:t>
+      </w:r>
+      <w:r>
+        <w:t xml:space="preserve">ignore the learned weights.</w:t>
       </w:r>
       <w:r>
         <w:rPr>
           <w:vertAlign w:val="superscript"/>
         </w:rPr>
-        <w:t xml:space="preserve">12</w:t>
-      </w:r>
-      <w:r>
-        <w:t xml:space="preserve"> </w:t>
-      </w:r>
-      <w:r>
-        <w:t xml:space="preserve">FedProx, SCAFFOLD or transfer learning, and some add Grad-CAM pictures.</w:t>
+        <w:t xml:space="preserve">29</w:t>
+      </w:r>
+      <w:r>
+        <w:t xml:space="preserve"> </w:t>
+      </w:r>
+      <w:r>
+        <w:t xml:space="preserve">The present work measures Grad-CAM localisation against expert tumour</w:t>
+      </w:r>
+      <w:r>
+        <w:t xml:space="preserve"> </w:t>
+      </w:r>
+      <w:r>
+        <w:t xml:space="preserve">masks, its consistency across seeds and a randomisation check, and asks whether privacy affects explanations beyond</w:t>
+      </w:r>
+      <w:r>
+        <w:t xml:space="preserve"> </w:t>
+      </w:r>
+      <w:r>
+        <w:t xml:space="preserve">its effect on accuracy.</w:t>
+      </w:r>
+    </w:p>
+    <w:p>
+      <w:pPr>
+        <w:pStyle w:val="BodyText"/>
+        <w:spacing w:line="480" w:lineRule="auto"/>
+        <w:jc w:val="left"/>
+      </w:pPr>
+      <w:r>
+        <w:t xml:space="preserve">Benchmark contamination is the last theme, and Vangala et al. found that 28.8% of a widely used Kaggle test split</w:t>
+      </w:r>
+      <w:r>
+        <w:t xml:space="preserve"> </w:t>
+      </w:r>
+      <w:r>
+        <w:t xml:space="preserve">has a near-twin in training,</w:t>
       </w:r>
       <w:r>
         <w:rPr>
           <w:vertAlign w:val="superscript"/>
         </w:rPr>
-        <w:t xml:space="preserve">13-16</w:t>
-      </w:r>
-      <w:r>
-        <w:t xml:space="preserve"> </w:t>
-      </w:r>
-      <w:r>
-        <w:t xml:space="preserve">The present work differs by training on a deduplicated, patient-disjoint benchmark and by attaching an accounted</w:t>
-      </w:r>
-      <w:r>
-        <w:t xml:space="preserve"> </w:t>
-      </w:r>
-      <w:r>
-        <w:t xml:space="preserve">privacy guarantee to every private model.</w:t>
-      </w:r>
-    </w:p>
-    <w:p>
-      <w:pPr>
-        <w:pStyle w:val="BodyText"/>
-        <w:spacing w:line="480" w:lineRule="auto"/>
-        <w:jc w:val="left"/>
-      </w:pPr>
-      <w:r>
-        <w:t xml:space="preserve">Differential privacy has been applied to medical imaging with dedicated DP-SGD libraries and accounting</w:t>
-      </w:r>
-      <w:r>
-        <w:t xml:space="preserve"> </w:t>
-      </w:r>
-      <w:r>
-        <w:t xml:space="preserve">tools.</w:t>
+        <w:t xml:space="preserve">10</w:t>
+      </w:r>
+      <w:r>
+        <w:t xml:space="preserve"> </w:t>
+      </w:r>
+      <w:r>
+        <w:t xml:space="preserve">and the source collections differ in class</w:t>
+      </w:r>
+      <w:r>
+        <w:t xml:space="preserve"> </w:t>
+      </w:r>
+      <w:r>
+        <w:t xml:space="preserve">composition.</w:t>
       </w:r>
       <w:r>
         <w:rPr>
           <w:vertAlign w:val="superscript"/>
         </w:rPr>
-        <w:t xml:space="preserve">17-19</w:t>
-      </w:r>
-      <w:r>
-        <w:t xml:space="preserve"> </w:t>
-      </w:r>
-      <w:r>
-        <w:t xml:space="preserve">Kaissis et al. trained a three-site federated chest radiograph</w:t>
-      </w:r>
-      <w:r>
-        <w:t xml:space="preserve"> </w:t>
-      </w:r>
-      <w:r>
-        <w:t xml:space="preserve">model at</w:t>
-      </w:r>
-      <w:r>
-        <w:t xml:space="preserve"> </w:t>
-      </w:r>
-      <m:oMath>
-        <m:r>
-          <m:t>ε</m:t>
-        </m:r>
-        <m:r>
-          <m:rPr>
-            <m:sty m:val="p"/>
-          </m:rPr>
-          <m:t>=</m:t>
-        </m:r>
-        <m:r>
-          <m:t>6</m:t>
-        </m:r>
-      </m:oMath>
-      <w:r>
-        <w:t xml:space="preserve"> </w:t>
-      </w:r>
-      <w:r>
-        <w:t xml:space="preserve">whose accuracy stayed comparable to that of two radiologists.</w:t>
-      </w:r>
-      <w:r>
-        <w:rPr>
-          <w:vertAlign w:val="superscript"/>
-        </w:rPr>
-        <w:t xml:space="preserve">20</w:t>
-      </w:r>
-      <w:r>
-        <w:t xml:space="preserve"> </w:t>
-      </w:r>
-      <w:r>
-        <w:t xml:space="preserve">Adnan et</w:t>
-      </w:r>
-      <w:r>
-        <w:t xml:space="preserve"> </w:t>
-      </w:r>
-      <w:r>
-        <w:t xml:space="preserve">al. studied differentially private federated learning on histopathology with varying numbers of</w:t>
-      </w:r>
-      <w:r>
-        <w:t xml:space="preserve"> </w:t>
-      </w:r>
-      <w:r>
-        <w:t xml:space="preserve">providers,</w:t>
-      </w:r>
-      <w:r>
-        <w:rPr>
-          <w:vertAlign w:val="superscript"/>
-        </w:rPr>
-        <w:t xml:space="preserve">21</w:t>
-      </w:r>
-      <w:r>
-        <w:t xml:space="preserve"> </w:t>
-      </w:r>
-      <w:r>
-        <w:t xml:space="preserve">and Tayebi Arasteh et al. found that private training lowered accuracy mainly for</w:t>
-      </w:r>
-      <w:r>
-        <w:t xml:space="preserve"> </w:t>
-      </w:r>
-      <w:r>
-        <w:t xml:space="preserve">difficult diagnoses.</w:t>
-      </w:r>
-      <w:r>
-        <w:rPr>
-          <w:vertAlign w:val="superscript"/>
-        </w:rPr>
-        <w:t xml:space="preserve">22</w:t>
-      </w:r>
-      <w:r>
-        <w:t xml:space="preserve"> </w:t>
-      </w:r>
-      <w:r>
-        <w:t xml:space="preserve">Ziller et al. showed that large budgets can already block reconstruction</w:t>
-      </w:r>
-      <w:r>
-        <w:t xml:space="preserve"> </w:t>
-      </w:r>
-      <w:r>
-        <w:t xml:space="preserve">attacks.</w:t>
-      </w:r>
-      <w:r>
-        <w:rPr>
-          <w:vertAlign w:val="superscript"/>
-        </w:rPr>
-        <w:t xml:space="preserve">23</w:t>
-      </w:r>
-      <w:r>
-        <w:t xml:space="preserve"> </w:t>
-      </w:r>
-      <w:r>
-        <w:t xml:space="preserve">These studies protect single records, whereas the present work compares record-level and</w:t>
-      </w:r>
-      <w:r>
-        <w:t xml:space="preserve"> </w:t>
-      </w:r>
-      <w:r>
-        <w:t xml:space="preserve">patient-level guarantees on the same data and audits both empirically.</w:t>
-      </w:r>
-    </w:p>
-    <w:p>
-      <w:pPr>
-        <w:pStyle w:val="BodyText"/>
-        <w:spacing w:line="480" w:lineRule="auto"/>
-        <w:jc w:val="left"/>
-      </w:pPr>
-      <w:r>
-        <w:t xml:space="preserve">Membership inference measures privacy empirically, and the likelihood-ratio attack (LiRA) compares a target model’s</w:t>
-      </w:r>
-      <w:r>
-        <w:t xml:space="preserve"> </w:t>
-      </w:r>
-      <w:r>
-        <w:t xml:space="preserve">confidence on an example with that of shadow models trained with and without it.</w:t>
-      </w:r>
-      <w:r>
-        <w:rPr>
-          <w:vertAlign w:val="superscript"/>
-        </w:rPr>
-        <w:t xml:space="preserve">24</w:t>
-      </w:r>
-      <w:r>
-        <w:t xml:space="preserve"> </w:t>
-      </w:r>
-      <w:r>
-        <w:t xml:space="preserve">Knolle et al. reported that patients with several similar records can face</w:t>
-      </w:r>
-      <w:r>
-        <w:t xml:space="preserve"> </w:t>
-      </w:r>
-      <w:r>
-        <w:t xml:space="preserve">near-perfect attack success even when aggregate success looks random.</w:t>
-      </w:r>
-      <w:r>
-        <w:rPr>
-          <w:vertAlign w:val="superscript"/>
-        </w:rPr>
-        <w:t xml:space="preserve">6</w:t>
-      </w:r>
-      <w:r>
-        <w:t xml:space="preserve"> </w:t>
-      </w:r>
-      <w:r>
-        <w:t xml:space="preserve">The closest federated brain</w:t>
-      </w:r>
-      <w:r>
-        <w:t xml:space="preserve"> </w:t>
-      </w:r>
-      <w:r>
-        <w:t xml:space="preserve">tumour study adds Gaussian noise with standard deviation 0.5 to client weights without clipping, so its stated</w:t>
-      </w:r>
-      <w:r>
-        <w:t xml:space="preserve"> </w:t>
-      </w:r>
-      <m:oMath>
-        <m:r>
-          <m:t>ε</m:t>
-        </m:r>
-      </m:oMath>
-      <w:r>
-        <w:t xml:space="preserve"> </w:t>
-      </w:r>
-      <w:r>
-        <w:t xml:space="preserve">of about 3.4 cannot be derived from the mechanism.</w:t>
-      </w:r>
-      <w:r>
-        <w:rPr>
-          <w:vertAlign w:val="superscript"/>
-        </w:rPr>
-        <w:t xml:space="preserve">11</w:t>
-      </w:r>
-      <w:r>
-        <w:t xml:space="preserve"> </w:t>
-      </w:r>
-      <w:r>
-        <w:t xml:space="preserve">The present work runs LiRA at the</w:t>
-      </w:r>
-      <w:r>
-        <w:t xml:space="preserve"> </w:t>
-      </w:r>
-      <w:r>
-        <w:t xml:space="preserve">image and the patient level against formally private models and against that unclipped mechanism.</w:t>
-      </w:r>
-    </w:p>
-    <w:p>
-      <w:pPr>
-        <w:pStyle w:val="BodyText"/>
-        <w:spacing w:line="480" w:lineRule="auto"/>
-        <w:jc w:val="left"/>
-      </w:pPr>
-      <w:r>
-        <w:t xml:space="preserve">Private training also changes explanations, since Saifullah et al. and Manna and Sett reported that DP alters</w:t>
-      </w:r>
-      <w:r>
-        <w:t xml:space="preserve"> </w:t>
-      </w:r>
-      <w:r>
-        <w:t xml:space="preserve">attributions across many datasets and methods,</w:t>
-      </w:r>
-      <w:r>
-        <w:rPr>
-          <w:vertAlign w:val="superscript"/>
-        </w:rPr>
-        <w:t xml:space="preserve">25,26</w:t>
-      </w:r>
-      <w:r>
-        <w:t xml:space="preserve"> </w:t>
-      </w:r>
-      <w:r>
-        <w:t xml:space="preserve">and Adebayo et al. showed that some saliency methods</w:t>
-      </w:r>
-      <w:r>
-        <w:t xml:space="preserve"> </w:t>
-      </w:r>
-      <w:r>
-        <w:t xml:space="preserve">ignore the learned weights.</w:t>
-      </w:r>
-      <w:r>
-        <w:rPr>
-          <w:vertAlign w:val="superscript"/>
-        </w:rPr>
-        <w:t xml:space="preserve">27</w:t>
-      </w:r>
-      <w:r>
-        <w:t xml:space="preserve"> </w:t>
-      </w:r>
-      <w:r>
-        <w:t xml:space="preserve">The present work measures Grad-CAM localisation against expert tumour</w:t>
-      </w:r>
-      <w:r>
-        <w:t xml:space="preserve"> </w:t>
-      </w:r>
-      <w:r>
-        <w:t xml:space="preserve">masks, its consistency across seeds and a randomisation check, and asks whether privacy affects explanations beyond</w:t>
-      </w:r>
-      <w:r>
-        <w:t xml:space="preserve"> </w:t>
-      </w:r>
-      <w:r>
-        <w:t xml:space="preserve">its effect on accuracy.</w:t>
-      </w:r>
-    </w:p>
-    <w:p>
-      <w:pPr>
-        <w:pStyle w:val="BodyText"/>
-        <w:spacing w:line="480" w:lineRule="auto"/>
-        <w:jc w:val="left"/>
-      </w:pPr>
-      <w:r>
-        <w:t xml:space="preserve">Benchmark contamination is the last theme, and Vangala et al. found that 28.8% of a widely used Kaggle test split</w:t>
-      </w:r>
-      <w:r>
-        <w:t xml:space="preserve"> </w:t>
-      </w:r>
-      <w:r>
-        <w:t xml:space="preserve">has a near-twin in training,</w:t>
-      </w:r>
-      <w:r>
-        <w:rPr>
-          <w:vertAlign w:val="superscript"/>
-        </w:rPr>
-        <w:t xml:space="preserve">8</w:t>
-      </w:r>
-      <w:r>
-        <w:t xml:space="preserve"> </w:t>
-      </w:r>
-      <w:r>
-        <w:t xml:space="preserve">and the source collections differ in class</w:t>
-      </w:r>
-      <w:r>
-        <w:t xml:space="preserve"> </w:t>
-      </w:r>
-      <w:r>
-        <w:t xml:space="preserve">composition.</w:t>
-      </w:r>
-      <w:r>
-        <w:rPr>
-          <w:vertAlign w:val="superscript"/>
-        </w:rPr>
-        <w:t xml:space="preserve">28-30</w:t>
+        <w:t xml:space="preserve">30-32</w:t>
       </w:r>
       <w:r>
         <w:t xml:space="preserve"> </w:t>
@@ -2257,99 +2287,111 @@
         <w:t xml:space="preserve"> </w:t>
       </w:r>
       <w:r>
-        <w:t xml:space="preserve">aggregation is used. A unit split across</w:t>
-      </w:r>
-      <w:r>
-        <w:t xml:space="preserve"> </w:t>
-      </w:r>
-      <m:oMath>
-        <m:r>
-          <m:t>m</m:t>
-        </m:r>
-      </m:oMath>
-      <w:r>
-        <w:t xml:space="preserve"> </w:t>
-      </w:r>
-      <w:r>
-        <w:t xml:space="preserve">clients is protected by the composition of</w:t>
-      </w:r>
-      <w:r>
-        <w:t xml:space="preserve"> </w:t>
-      </w:r>
-      <m:oMath>
-        <m:r>
-          <m:t>m</m:t>
-        </m:r>
-      </m:oMath>
-      <w:r>
-        <w:t xml:space="preserve"> </w:t>
-      </w:r>
-      <w:r>
-        <w:t xml:space="preserve">guarantees, and the worst</w:t>
-      </w:r>
-      <w:r>
-        <w:t xml:space="preserve"> </w:t>
-      </w:r>
-      <w:r>
-        <w:t xml:space="preserve">case over units is reported. Client-level DP, which hides the participation of a whole hospital,</w:t>
+        <w:t xml:space="preserve">aggregation or other cryptographic protection</w:t>
       </w:r>
       <w:r>
         <w:rPr>
           <w:vertAlign w:val="superscript"/>
         </w:rPr>
-        <w:t xml:space="preserve">31</w:t>
-      </w:r>
-      <w:r>
-        <w:t xml:space="preserve"> </w:t>
-      </w:r>
-      <w:r>
-        <w:t xml:space="preserve">was</w:t>
-      </w:r>
-      <w:r>
-        <w:t xml:space="preserve"> </w:t>
-      </w:r>
-      <w:r>
-        <w:t xml:space="preserve">not evaluated, because with three to 15 clients the noise needed to mask one client would dominate the aggregate.</w:t>
-      </w:r>
-    </w:p>
-    <w:p>
-      <w:pPr>
-        <w:pStyle w:val="BodyText"/>
-        <w:spacing w:line="480" w:lineRule="auto"/>
-        <w:jc w:val="left"/>
-      </w:pPr>
-      <w:r>
-        <w:t xml:space="preserve">The audit adversary has query access to the logits of the released model, knows the training recipe and the data</w:t>
-      </w:r>
-      <w:r>
-        <w:t xml:space="preserve"> </w:t>
-      </w:r>
-      <w:r>
-        <w:t xml:space="preserve">distribution, and can train shadow models on samples of the same population. The adversary’s goal is to decide</w:t>
-      </w:r>
-      <w:r>
-        <w:t xml:space="preserve"> </w:t>
-      </w:r>
-      <w:r>
-        <w:t xml:space="preserve">whether a given image, or a given patient, was used in training. The formal guarantee also covers every update that</w:t>
-      </w:r>
-      <w:r>
-        <w:t xml:space="preserve"> </w:t>
-      </w:r>
-      <w:r>
-        <w:t xml:space="preserve">a client sends, but the empirical audit tests only the released model, and attacks that reconstruct images from</w:t>
-      </w:r>
-      <w:r>
-        <w:t xml:space="preserve"> </w:t>
-      </w:r>
-      <w:r>
-        <w:t xml:space="preserve">individual updates</w:t>
+        <w:t xml:space="preserve">33</w:t>
+      </w:r>
+      <w:r>
+        <w:t xml:space="preserve"> </w:t>
+      </w:r>
+      <w:r>
+        <w:t xml:space="preserve">is used. A unit split across</w:t>
+      </w:r>
+      <w:r>
+        <w:t xml:space="preserve"> </w:t>
+      </w:r>
+      <m:oMath>
+        <m:r>
+          <m:t>m</m:t>
+        </m:r>
+      </m:oMath>
+      <w:r>
+        <w:t xml:space="preserve"> </w:t>
+      </w:r>
+      <w:r>
+        <w:t xml:space="preserve">clients is protected by the composition of</w:t>
+      </w:r>
+      <w:r>
+        <w:t xml:space="preserve"> </w:t>
+      </w:r>
+      <m:oMath>
+        <m:r>
+          <m:t>m</m:t>
+        </m:r>
+      </m:oMath>
+      <w:r>
+        <w:t xml:space="preserve"> </w:t>
+      </w:r>
+      <w:r>
+        <w:t xml:space="preserve">guarantees, and the worst</w:t>
+      </w:r>
+      <w:r>
+        <w:t xml:space="preserve"> </w:t>
+      </w:r>
+      <w:r>
+        <w:t xml:space="preserve">case over units is reported. Client-level DP, which hides the participation of a whole hospital,</w:t>
       </w:r>
       <w:r>
         <w:rPr>
           <w:vertAlign w:val="superscript"/>
         </w:rPr>
-        <w:t xml:space="preserve">23</w:t>
+        <w:t xml:space="preserve">34</w:t>
+      </w:r>
+      <w:r>
+        <w:t xml:space="preserve"> </w:t>
+      </w:r>
+      <w:r>
+        <w:t xml:space="preserve">was</w:t>
+      </w:r>
+      <w:r>
+        <w:t xml:space="preserve"> </w:t>
+      </w:r>
+      <w:r>
+        <w:t xml:space="preserve">not evaluated, because with three to 15 clients the noise needed to mask one client would dominate the aggregate.</w:t>
+      </w:r>
+    </w:p>
+    <w:p>
+      <w:pPr>
+        <w:pStyle w:val="BodyText"/>
+        <w:spacing w:line="480" w:lineRule="auto"/>
+        <w:jc w:val="left"/>
+      </w:pPr>
+      <w:r>
+        <w:t xml:space="preserve">The audit adversary has query access to the logits of the released model, knows the training recipe and the data</w:t>
+      </w:r>
+      <w:r>
+        <w:t xml:space="preserve"> </w:t>
+      </w:r>
+      <w:r>
+        <w:t xml:space="preserve">distribution, and can train shadow models on samples of the same population. The adversary’s goal is to decide</w:t>
+      </w:r>
+      <w:r>
+        <w:t xml:space="preserve"> </w:t>
+      </w:r>
+      <w:r>
+        <w:t xml:space="preserve">whether a given image, or a given patient, was used in training. The formal guarantee also covers every update that</w:t>
+      </w:r>
+      <w:r>
+        <w:t xml:space="preserve"> </w:t>
+      </w:r>
+      <w:r>
+        <w:t xml:space="preserve">a client sends, but the empirical audit tests only the released model, and attacks that reconstruct images from</w:t>
+      </w:r>
+      <w:r>
+        <w:t xml:space="preserve"> </w:t>
+      </w:r>
+      <w:r>
+        <w:t xml:space="preserve">individual updates</w:t>
+      </w:r>
+      <w:r>
+        <w:rPr>
+          <w:vertAlign w:val="superscript"/>
+        </w:rPr>
+        <w:t xml:space="preserve">25</w:t>
       </w:r>
       <w:r>
         <w:t xml:space="preserve"> </w:t>
@@ -2531,7 +2573,7 @@
         <w:rPr>
           <w:vertAlign w:val="superscript"/>
         </w:rPr>
-        <w:t xml:space="preserve">28,32</w:t>
+        <w:t xml:space="preserve">30,35</w:t>
       </w:r>
       <w:r>
         <w:t xml:space="preserve"> </w:t>
@@ -2543,7 +2585,7 @@
         <w:rPr>
           <w:vertAlign w:val="superscript"/>
         </w:rPr>
-        <w:t xml:space="preserve">29</w:t>
+        <w:t xml:space="preserve">31</w:t>
       </w:r>
       <w:r>
         <w:t xml:space="preserve"> </w:t>
@@ -2561,7 +2603,7 @@
         <w:rPr>
           <w:vertAlign w:val="superscript"/>
         </w:rPr>
-        <w:t xml:space="preserve">30</w:t>
+        <w:t xml:space="preserve">32</w:t>
       </w:r>
       <w:r>
         <w:t xml:space="preserve"> </w:t>
@@ -3851,7 +3893,7 @@
         <w:rPr>
           <w:vertAlign w:val="superscript"/>
         </w:rPr>
-        <w:t xml:space="preserve">7</w:t>
+        <w:t xml:space="preserve">9</w:t>
       </w:r>
       <w:r>
         <w:t xml:space="preserve"> </w:t>
@@ -5048,7 +5090,7 @@
         <w:rPr>
           <w:vertAlign w:val="superscript"/>
         </w:rPr>
-        <w:t xml:space="preserve">18</w:t>
+        <w:t xml:space="preserve">20</w:t>
       </w:r>
       <w:r>
         <w:t xml:space="preserve"> </w:t>
@@ -5066,7 +5108,7 @@
         <w:rPr>
           <w:vertAlign w:val="superscript"/>
         </w:rPr>
-        <w:t xml:space="preserve">19</w:t>
+        <w:t xml:space="preserve">21</w:t>
       </w:r>
       <w:r>
         <w:t xml:space="preserve"> </w:t>
@@ -5274,7 +5316,7 @@
         <w:rPr>
           <w:vertAlign w:val="superscript"/>
         </w:rPr>
-        <w:t xml:space="preserve">33</w:t>
+        <w:t xml:space="preserve">36</w:t>
       </w:r>
     </w:p>
     <w:bookmarkStart w:id="32" w:name="X255289e7e36ba8b3a1ae439fbcf910d8bcb03ae"/>
@@ -6423,7 +6465,7 @@
         <w:rPr>
           <w:vertAlign w:val="superscript"/>
         </w:rPr>
-        <w:t xml:space="preserve">34</w:t>
+        <w:t xml:space="preserve">37</w:t>
       </w:r>
       <w:r>
         <w:t xml:space="preserve"> </w:t>
@@ -6469,7 +6511,7 @@
         <w:rPr>
           <w:vertAlign w:val="superscript"/>
         </w:rPr>
-        <w:t xml:space="preserve">35</w:t>
+        <w:t xml:space="preserve">38</w:t>
       </w:r>
       <w:r>
         <w:t xml:space="preserve"> </w:t>
@@ -6693,7 +6735,7 @@
         <w:rPr>
           <w:vertAlign w:val="superscript"/>
         </w:rPr>
-        <w:t xml:space="preserve">11</w:t>
+        <w:t xml:space="preserve">13</w:t>
       </w:r>
       <w:r>
         <w:t xml:space="preserve"> </w:t>
@@ -6936,7 +6978,7 @@
         <w:rPr>
           <w:vertAlign w:val="superscript"/>
         </w:rPr>
-        <w:t xml:space="preserve">24</w:t>
+        <w:t xml:space="preserve">26</w:t>
       </w:r>
       <w:r>
         <w:t xml:space="preserve"> </w:t>
@@ -8071,272 +8113,272 @@
         <w:rPr>
           <w:vertAlign w:val="superscript"/>
         </w:rPr>
-        <w:t xml:space="preserve">36</w:t>
+        <w:t xml:space="preserve">39</w:t>
       </w:r>
       <w:r>
         <w:t xml:space="preserve"> </w:t>
       </w:r>
       <w:r>
         <w:t xml:space="preserve">on the last residual block, Grad-CAM++</w:t>
-      </w:r>
-      <w:r>
-        <w:rPr>
-          <w:vertAlign w:val="superscript"/>
-        </w:rPr>
-        <w:t xml:space="preserve">37</w:t>
-      </w:r>
-      <w:r>
-        <w:t xml:space="preserve"> </w:t>
-      </w:r>
-      <w:r>
-        <w:t xml:space="preserve">and Integrated Gradients</w:t>
-      </w:r>
-      <w:r>
-        <w:t xml:space="preserve"> </w:t>
-      </w:r>
-      <w:r>
-        <w:t xml:space="preserve">(IG)</w:t>
-      </w:r>
-      <w:r>
-        <w:rPr>
-          <w:vertAlign w:val="superscript"/>
-        </w:rPr>
-        <w:t xml:space="preserve">38</w:t>
-      </w:r>
-      <w:r>
-        <w:t xml:space="preserve"> </w:t>
-      </w:r>
-      <w:r>
-        <w:t xml:space="preserve">with a black baseline and 32 steps were computed for the true class of the 645 Figshare</w:t>
-      </w:r>
-      <w:r>
-        <w:t xml:space="preserve"> </w:t>
-      </w:r>
-      <w:r>
-        <w:t xml:space="preserve">test tumour images that have expert masks. At</w:t>
-      </w:r>
-      <w:r>
-        <w:t xml:space="preserve"> </w:t>
-      </w:r>
-      <m:oMath>
-        <m:r>
-          <m:t>128</m:t>
-        </m:r>
-        <m:r>
-          <m:rPr>
-            <m:sty m:val="p"/>
-          </m:rPr>
-          <m:t>×</m:t>
-        </m:r>
-        <m:r>
-          <m:t>128</m:t>
-        </m:r>
-      </m:oMath>
-      <w:r>
-        <w:t xml:space="preserve"> </w:t>
-      </w:r>
-      <w:r>
-        <w:t xml:space="preserve">input the last block has</w:t>
-      </w:r>
-      <w:r>
-        <w:t xml:space="preserve"> </w:t>
-      </w:r>
-      <m:oMath>
-        <m:r>
-          <m:t>4</m:t>
-        </m:r>
-        <m:r>
-          <m:rPr>
-            <m:sty m:val="p"/>
-          </m:rPr>
-          <m:t>×</m:t>
-        </m:r>
-        <m:r>
-          <m:t>4</m:t>
-        </m:r>
-      </m:oMath>
-      <w:r>
-        <w:t xml:space="preserve"> </w:t>
-      </w:r>
-      <w:r>
-        <w:t xml:space="preserve">resolution, and maps</w:t>
-      </w:r>
-      <w:r>
-        <w:t xml:space="preserve"> </w:t>
-      </w:r>
-      <w:r>
-        <w:t xml:space="preserve">are upsampled bilinearly. Localisation used the pointing game with a 3-pixel tolerance, the intersection over union</w:t>
-      </w:r>
-      <w:r>
-        <w:t xml:space="preserve"> </w:t>
-      </w:r>
-      <w:r>
-        <w:t xml:space="preserve">(IoU) of the top 15% of pixels with the mask and the share of saliency inside the mask, on correctly classified</w:t>
-      </w:r>
-      <w:r>
-        <w:t xml:space="preserve"> </w:t>
-      </w:r>
-      <w:r>
-        <w:t xml:space="preserve">images.</w:t>
-      </w:r>
-    </w:p>
-    <w:p>
-      <w:pPr>
-        <w:pStyle w:val="BodyText"/>
-        <w:spacing w:line="480" w:lineRule="auto"/>
-        <w:jc w:val="left"/>
-      </w:pPr>
-      <w:r>
-        <w:t xml:space="preserve">Faithfulness used deletion and insertion curves over 20 steps.</w:t>
-      </w:r>
-      <w:r>
-        <w:rPr>
-          <w:vertAlign w:val="superscript"/>
-        </w:rPr>
-        <w:t xml:space="preserve">39</w:t>
-      </w:r>
-      <w:r>
-        <w:t xml:space="preserve"> </w:t>
-      </w:r>
-      <w:r>
-        <w:t xml:space="preserve">A model-parameter randomisation</w:t>
-      </w:r>
-      <w:r>
-        <w:t xml:space="preserve"> </w:t>
-      </w:r>
-      <w:r>
-        <w:t xml:space="preserve">test</w:t>
-      </w:r>
-      <w:r>
-        <w:rPr>
-          <w:vertAlign w:val="superscript"/>
-        </w:rPr>
-        <w:t xml:space="preserve">27</w:t>
-      </w:r>
-      <w:r>
-        <w:t xml:space="preserve"> </w:t>
-      </w:r>
-      <w:r>
-        <w:t xml:space="preserve">on 64 images compared maps of each trained model with those of a fully re-initialised network.</w:t>
-      </w:r>
-      <w:r>
-        <w:t xml:space="preserve"> </w:t>
-      </w:r>
-      <w:r>
-        <w:t xml:space="preserve">The share of Grad-CAM mass on the outer 8-pixel rim of the brain tested for skull-border artefacts. Consistency</w:t>
-      </w:r>
-      <w:r>
-        <w:t xml:space="preserve"> </w:t>
-      </w:r>
-      <w:r>
-        <w:t xml:space="preserve">across seeds adapts the metric of Gupta et al.,</w:t>
-      </w:r>
-      <w:r>
-        <w:rPr>
-          <w:vertAlign w:val="superscript"/>
-        </w:rPr>
-        <w:t xml:space="preserve">11</w:t>
-      </w:r>
-      <w:r>
-        <w:t xml:space="preserve"> </w:t>
-      </w:r>
-      <w:r>
-        <w:t xml:space="preserve">with the seeds of one configuration in place of</w:t>
-      </w:r>
-      <w:r>
-        <w:t xml:space="preserve"> </w:t>
-      </w:r>
-      <w:r>
-        <w:t xml:space="preserve">clients, five for central and three for federated configurations. It is the IoU between the top 10% of pixels of each</w:t>
-      </w:r>
-      <w:r>
-        <w:t xml:space="preserve"> </w:t>
-      </w:r>
-      <w:r>
-        <w:t xml:space="preserve">model’s</w:t>
-      </w:r>
-      <w:r>
-        <w:t xml:space="preserve"> </w:t>
-      </w:r>
-      <m:oMath>
-        <m:r>
-          <m:t>8</m:t>
-        </m:r>
-        <m:r>
-          <m:rPr>
-            <m:sty m:val="p"/>
-          </m:rPr>
-          <m:t>×</m:t>
-        </m:r>
-        <m:r>
-          <m:t>8</m:t>
-        </m:r>
-      </m:oMath>
-      <w:r>
-        <w:t xml:space="preserve"> </w:t>
-      </w:r>
-      <w:r>
-        <w:t xml:space="preserve">Grad-CAM map and those of the mean map over seeds.</w:t>
-      </w:r>
-    </w:p>
-    <w:bookmarkEnd w:id="37"/>
-    <w:bookmarkStart w:id="38" w:name="experimental-setup"/>
-    <w:p>
-      <w:pPr>
-        <w:pStyle w:val="Heading2"/>
-        <w:spacing w:line="480" w:lineRule="auto"/>
-        <w:jc w:val="left"/>
-      </w:pPr>
-      <w:r>
-        <w:t xml:space="preserve">Experimental setup</w:t>
-      </w:r>
-    </w:p>
-    <w:p>
-      <w:pPr>
-        <w:pStyle w:val="FirstParagraph"/>
-        <w:spacing w:line="480" w:lineRule="auto"/>
-        <w:jc w:val="left"/>
-      </w:pPr>
-      <w:r>
-        <w:t xml:space="preserve">Table 1 gives the data per source. The natural partition assigns each source to one client, giving</w:t>
-      </w:r>
-      <w:r>
-        <w:t xml:space="preserve"> </w:t>
-      </w:r>
-      <w:r>
-        <w:t xml:space="preserve">clients of 2029 (Figshare), 351 (SARTAJ) and 230 (Br35H) training images with strong label skew, since no-tumour</w:t>
-      </w:r>
-      <w:r>
-        <w:t xml:space="preserve"> </w:t>
-      </w:r>
-      <w:r>
-        <w:t xml:space="preserve">images come only from SARTAJ and Br35H. Synthetic partitions split the same 2610 images into 10 clients uniformly at</w:t>
-      </w:r>
-      <w:r>
-        <w:t xml:space="preserve"> </w:t>
-      </w:r>
-      <w:r>
-        <w:t xml:space="preserve">random or by a Dirichlet prior over class proportions with</w:t>
-      </w:r>
-      <w:r>
-        <w:t xml:space="preserve"> </w:t>
-      </w:r>
-      <m:oMath>
-        <m:r>
-          <m:t>α</m:t>
-        </m:r>
-      </m:oMath>
-      <w:r>
-        <w:t xml:space="preserve"> </w:t>
-      </w:r>
-      <w:r>
-        <w:t xml:space="preserve">of 0.1, 0.5 or 5.0.</w:t>
       </w:r>
       <w:r>
         <w:rPr>
           <w:vertAlign w:val="superscript"/>
         </w:rPr>
         <w:t xml:space="preserve">40</w:t>
+      </w:r>
+      <w:r>
+        <w:t xml:space="preserve"> </w:t>
+      </w:r>
+      <w:r>
+        <w:t xml:space="preserve">and Integrated Gradients</w:t>
+      </w:r>
+      <w:r>
+        <w:t xml:space="preserve"> </w:t>
+      </w:r>
+      <w:r>
+        <w:t xml:space="preserve">(IG)</w:t>
+      </w:r>
+      <w:r>
+        <w:rPr>
+          <w:vertAlign w:val="superscript"/>
+        </w:rPr>
+        <w:t xml:space="preserve">41</w:t>
+      </w:r>
+      <w:r>
+        <w:t xml:space="preserve"> </w:t>
+      </w:r>
+      <w:r>
+        <w:t xml:space="preserve">with a black baseline and 32 steps were computed for the true class of the 645 Figshare</w:t>
+      </w:r>
+      <w:r>
+        <w:t xml:space="preserve"> </w:t>
+      </w:r>
+      <w:r>
+        <w:t xml:space="preserve">test tumour images that have expert masks. At</w:t>
+      </w:r>
+      <w:r>
+        <w:t xml:space="preserve"> </w:t>
+      </w:r>
+      <m:oMath>
+        <m:r>
+          <m:t>128</m:t>
+        </m:r>
+        <m:r>
+          <m:rPr>
+            <m:sty m:val="p"/>
+          </m:rPr>
+          <m:t>×</m:t>
+        </m:r>
+        <m:r>
+          <m:t>128</m:t>
+        </m:r>
+      </m:oMath>
+      <w:r>
+        <w:t xml:space="preserve"> </w:t>
+      </w:r>
+      <w:r>
+        <w:t xml:space="preserve">input the last block has</w:t>
+      </w:r>
+      <w:r>
+        <w:t xml:space="preserve"> </w:t>
+      </w:r>
+      <m:oMath>
+        <m:r>
+          <m:t>4</m:t>
+        </m:r>
+        <m:r>
+          <m:rPr>
+            <m:sty m:val="p"/>
+          </m:rPr>
+          <m:t>×</m:t>
+        </m:r>
+        <m:r>
+          <m:t>4</m:t>
+        </m:r>
+      </m:oMath>
+      <w:r>
+        <w:t xml:space="preserve"> </w:t>
+      </w:r>
+      <w:r>
+        <w:t xml:space="preserve">resolution, and maps</w:t>
+      </w:r>
+      <w:r>
+        <w:t xml:space="preserve"> </w:t>
+      </w:r>
+      <w:r>
+        <w:t xml:space="preserve">are upsampled bilinearly. Localisation used the pointing game with a 3-pixel tolerance, the intersection over union</w:t>
+      </w:r>
+      <w:r>
+        <w:t xml:space="preserve"> </w:t>
+      </w:r>
+      <w:r>
+        <w:t xml:space="preserve">(IoU) of the top 15% of pixels with the mask and the share of saliency inside the mask, on correctly classified</w:t>
+      </w:r>
+      <w:r>
+        <w:t xml:space="preserve"> </w:t>
+      </w:r>
+      <w:r>
+        <w:t xml:space="preserve">images.</w:t>
+      </w:r>
+    </w:p>
+    <w:p>
+      <w:pPr>
+        <w:pStyle w:val="BodyText"/>
+        <w:spacing w:line="480" w:lineRule="auto"/>
+        <w:jc w:val="left"/>
+      </w:pPr>
+      <w:r>
+        <w:t xml:space="preserve">Faithfulness used deletion and insertion curves over 20 steps.</w:t>
+      </w:r>
+      <w:r>
+        <w:rPr>
+          <w:vertAlign w:val="superscript"/>
+        </w:rPr>
+        <w:t xml:space="preserve">42</w:t>
+      </w:r>
+      <w:r>
+        <w:t xml:space="preserve"> </w:t>
+      </w:r>
+      <w:r>
+        <w:t xml:space="preserve">A model-parameter randomisation</w:t>
+      </w:r>
+      <w:r>
+        <w:t xml:space="preserve"> </w:t>
+      </w:r>
+      <w:r>
+        <w:t xml:space="preserve">test</w:t>
+      </w:r>
+      <w:r>
+        <w:rPr>
+          <w:vertAlign w:val="superscript"/>
+        </w:rPr>
+        <w:t xml:space="preserve">29</w:t>
+      </w:r>
+      <w:r>
+        <w:t xml:space="preserve"> </w:t>
+      </w:r>
+      <w:r>
+        <w:t xml:space="preserve">on 64 images compared maps of each trained model with those of a fully re-initialised network.</w:t>
+      </w:r>
+      <w:r>
+        <w:t xml:space="preserve"> </w:t>
+      </w:r>
+      <w:r>
+        <w:t xml:space="preserve">The share of Grad-CAM mass on the outer 8-pixel rim of the brain tested for skull-border artefacts. Consistency</w:t>
+      </w:r>
+      <w:r>
+        <w:t xml:space="preserve"> </w:t>
+      </w:r>
+      <w:r>
+        <w:t xml:space="preserve">across seeds adapts the metric of Gupta et al.,</w:t>
+      </w:r>
+      <w:r>
+        <w:rPr>
+          <w:vertAlign w:val="superscript"/>
+        </w:rPr>
+        <w:t xml:space="preserve">13</w:t>
+      </w:r>
+      <w:r>
+        <w:t xml:space="preserve"> </w:t>
+      </w:r>
+      <w:r>
+        <w:t xml:space="preserve">with the seeds of one configuration in place of</w:t>
+      </w:r>
+      <w:r>
+        <w:t xml:space="preserve"> </w:t>
+      </w:r>
+      <w:r>
+        <w:t xml:space="preserve">clients, five for central and three for federated configurations. It is the IoU between the top 10% of pixels of each</w:t>
+      </w:r>
+      <w:r>
+        <w:t xml:space="preserve"> </w:t>
+      </w:r>
+      <w:r>
+        <w:t xml:space="preserve">model’s</w:t>
+      </w:r>
+      <w:r>
+        <w:t xml:space="preserve"> </w:t>
+      </w:r>
+      <m:oMath>
+        <m:r>
+          <m:t>8</m:t>
+        </m:r>
+        <m:r>
+          <m:rPr>
+            <m:sty m:val="p"/>
+          </m:rPr>
+          <m:t>×</m:t>
+        </m:r>
+        <m:r>
+          <m:t>8</m:t>
+        </m:r>
+      </m:oMath>
+      <w:r>
+        <w:t xml:space="preserve"> </w:t>
+      </w:r>
+      <w:r>
+        <w:t xml:space="preserve">Grad-CAM map and those of the mean map over seeds.</w:t>
+      </w:r>
+    </w:p>
+    <w:bookmarkEnd w:id="37"/>
+    <w:bookmarkStart w:id="38" w:name="experimental-setup"/>
+    <w:p>
+      <w:pPr>
+        <w:pStyle w:val="Heading2"/>
+        <w:spacing w:line="480" w:lineRule="auto"/>
+        <w:jc w:val="left"/>
+      </w:pPr>
+      <w:r>
+        <w:t xml:space="preserve">Experimental setup</w:t>
+      </w:r>
+    </w:p>
+    <w:p>
+      <w:pPr>
+        <w:pStyle w:val="FirstParagraph"/>
+        <w:spacing w:line="480" w:lineRule="auto"/>
+        <w:jc w:val="left"/>
+      </w:pPr>
+      <w:r>
+        <w:t xml:space="preserve">Table 1 gives the data per source. The natural partition assigns each source to one client, giving</w:t>
+      </w:r>
+      <w:r>
+        <w:t xml:space="preserve"> </w:t>
+      </w:r>
+      <w:r>
+        <w:t xml:space="preserve">clients of 2029 (Figshare), 351 (SARTAJ) and 230 (Br35H) training images with strong label skew, since no-tumour</w:t>
+      </w:r>
+      <w:r>
+        <w:t xml:space="preserve"> </w:t>
+      </w:r>
+      <w:r>
+        <w:t xml:space="preserve">images come only from SARTAJ and Br35H. Synthetic partitions split the same 2610 images into 10 clients uniformly at</w:t>
+      </w:r>
+      <w:r>
+        <w:t xml:space="preserve"> </w:t>
+      </w:r>
+      <w:r>
+        <w:t xml:space="preserve">random or by a Dirichlet prior over class proportions with</w:t>
+      </w:r>
+      <w:r>
+        <w:t xml:space="preserve"> </w:t>
+      </w:r>
+      <m:oMath>
+        <m:r>
+          <m:t>α</m:t>
+        </m:r>
+      </m:oMath>
+      <w:r>
+        <w:t xml:space="preserve"> </w:t>
+      </w:r>
+      <w:r>
+        <w:t xml:space="preserve">of 0.1, 0.5 or 5.0.</w:t>
+      </w:r>
+      <w:r>
+        <w:rPr>
+          <w:vertAlign w:val="superscript"/>
+        </w:rPr>
+        <w:t xml:space="preserve">43</w:t>
       </w:r>
       <w:r>
         <w:t xml:space="preserve"> </w:t>
@@ -8993,7 +9035,7 @@
         <w:rPr>
           <w:vertAlign w:val="superscript"/>
         </w:rPr>
-        <w:t xml:space="preserve">41</w:t>
+        <w:t xml:space="preserve">44</w:t>
       </w:r>
       <w:r>
         <w:t xml:space="preserve"> </w:t>
@@ -12239,7 +12281,7 @@
         <w:rPr>
           <w:vertAlign w:val="superscript"/>
         </w:rPr>
-        <w:t xml:space="preserve">42</w:t>
+        <w:t xml:space="preserve">45</w:t>
       </w:r>
       <w:r>
         <w:t xml:space="preserve"> </w:t>
@@ -15554,7 +15596,7 @@
         <w:rPr>
           <w:vertAlign w:val="superscript"/>
         </w:rPr>
-        <w:t xml:space="preserve">23</w:t>
+        <w:t xml:space="preserve">25</w:t>
       </w:r>
       <w:r>
         <w:t xml:space="preserve"> </w:t>
@@ -15680,7 +15722,7 @@
         <w:rPr>
           <w:vertAlign w:val="superscript"/>
         </w:rPr>
-        <w:t xml:space="preserve">11</w:t>
+        <w:t xml:space="preserve">13</w:t>
       </w:r>
     </w:p>
     <w:bookmarkEnd w:id="64"/>
@@ -15721,361 +15763,6 @@
       </w:r>
       <w:r>
         <w:t xml:space="preserve">patients with several records carry the real privacy risk,</w:t>
-      </w:r>
-      <w:r>
-        <w:rPr>
-          <w:vertAlign w:val="superscript"/>
-        </w:rPr>
-        <w:t xml:space="preserve">6</w:t>
-      </w:r>
-      <w:r>
-        <w:t xml:space="preserve"> </w:t>
-      </w:r>
-      <w:r>
-        <w:t xml:space="preserve">and suggests that a larger number of</w:t>
-      </w:r>
-      <w:r>
-        <w:t xml:space="preserve"> </w:t>
-      </w:r>
-      <w:r>
-        <w:t xml:space="preserve">patients is the most direct route to useful per-patient guarantees.</w:t>
-      </w:r>
-    </w:p>
-    <w:bookmarkEnd w:id="65"/>
-    <w:bookmarkStart w:id="66" w:name="client-count-and-drift-correction"/>
-    <w:p>
-      <w:pPr>
-        <w:pStyle w:val="Heading2"/>
-        <w:spacing w:line="480" w:lineRule="auto"/>
-        <w:jc w:val="left"/>
-      </w:pPr>
-      <w:r>
-        <w:t xml:space="preserve">Client count and drift correction</w:t>
-      </w:r>
-    </w:p>
-    <w:p>
-      <w:pPr>
-        <w:pStyle w:val="FirstParagraph"/>
-        <w:spacing w:line="480" w:lineRule="auto"/>
-        <w:jc w:val="left"/>
-      </w:pPr>
-      <w:r>
-        <w:t xml:space="preserve">Under DP, accuracy fell as the same data were spread across more clients, while label skew changed accuracy at</w:t>
-      </w:r>
-      <w:r>
-        <w:t xml:space="preserve"> </w:t>
-      </w:r>
-      <m:oMath>
-        <m:r>
-          <m:t>K</m:t>
-        </m:r>
-        <m:r>
-          <m:rPr>
-            <m:sty m:val="p"/>
-          </m:rPr>
-          <m:t>=</m:t>
-        </m:r>
-        <m:r>
-          <m:t>10</m:t>
-        </m:r>
-      </m:oMath>
-      <w:r>
-        <w:t xml:space="preserve"> </w:t>
-      </w:r>
-      <w:r>
-        <w:t xml:space="preserve">and</w:t>
-      </w:r>
-      <w:r>
-        <w:t xml:space="preserve"> </w:t>
-      </w:r>
-      <m:oMath>
-        <m:r>
-          <m:t>ε</m:t>
-        </m:r>
-        <m:r>
-          <m:rPr>
-            <m:sty m:val="p"/>
-          </m:rPr>
-          <m:t>=</m:t>
-        </m:r>
-        <m:r>
-          <m:t>3</m:t>
-        </m:r>
-      </m:oMath>
-      <w:r>
-        <w:t xml:space="preserve"> </w:t>
-      </w:r>
-      <w:r>
-        <w:t xml:space="preserve">by at most 0.010 (</w:t>
-      </w:r>
-      <m:oMath>
-        <m:r>
-          <m:t>0.593</m:t>
-        </m:r>
-        <m:r>
-          <m:rPr>
-            <m:sty m:val="p"/>
-          </m:rPr>
-          <m:t>−</m:t>
-        </m:r>
-        <m:r>
-          <m:t>0.583</m:t>
-        </m:r>
-      </m:oMath>
-      <w:r>
-        <w:t xml:space="preserve">). The trend is consistent with Eq. (4), because</w:t>
-      </w:r>
-      <w:r>
-        <w:t xml:space="preserve"> </w:t>
-      </w:r>
-      <w:r>
-        <w:t xml:space="preserve">each client adds independent noise without adding data. The arithmetic is standard for DP-SGD and is not claimed as new. It</w:t>
-      </w:r>
-      <w:r>
-        <w:t xml:space="preserve"> </w:t>
-      </w:r>
-      <w:r>
-        <w:t xml:space="preserve">implies that consortia of few large sites lose least, and that a learning rate tuned for one client count can hide</w:t>
-      </w:r>
-      <w:r>
-        <w:t xml:space="preserve"> </w:t>
-      </w:r>
-      <w:r>
-        <w:t xml:space="preserve">the effect at another.</w:t>
-      </w:r>
-    </w:p>
-    <w:p>
-      <w:pPr>
-        <w:pStyle w:val="BodyText"/>
-        <w:spacing w:line="480" w:lineRule="auto"/>
-        <w:jc w:val="left"/>
-      </w:pPr>
-      <w:r>
-        <w:t xml:space="preserve">Drift correction likely did not help because one local epoch per round produced little drift, while noise dominated the</w:t>
-      </w:r>
-      <w:r>
-        <w:t xml:space="preserve"> </w:t>
-      </w:r>
-      <w:r>
-        <w:t xml:space="preserve">error. The SCAFFOLD ablation also indicates that control variates must be averaged with the same weights as the model,</w:t>
-      </w:r>
-      <w:r>
-        <w:t xml:space="preserve"> </w:t>
-      </w:r>
-      <w:r>
-        <w:t xml:space="preserve">or the correction harms the unequal and noisy settings in which it is most needed.</w:t>
-      </w:r>
-    </w:p>
-    <w:bookmarkEnd w:id="66"/>
-    <w:bookmarkStart w:id="67" w:name="explanations-under-privacy"/>
-    <w:p>
-      <w:pPr>
-        <w:pStyle w:val="Heading2"/>
-        <w:spacing w:line="480" w:lineRule="auto"/>
-        <w:jc w:val="left"/>
-      </w:pPr>
-      <w:r>
-        <w:t xml:space="preserve">Explanations under privacy</w:t>
-      </w:r>
-    </w:p>
-    <w:p>
-      <w:pPr>
-        <w:pStyle w:val="FirstParagraph"/>
-        <w:spacing w:line="480" w:lineRule="auto"/>
-        <w:jc w:val="left"/>
-      </w:pPr>
-      <w:r>
-        <w:t xml:space="preserve">DP degraded Grad-CAM localisation and cross-seed consistency, in line with reports on attribution methods in</w:t>
-      </w:r>
-      <w:r>
-        <w:t xml:space="preserve"> </w:t>
-      </w:r>
-      <w:r>
-        <w:t xml:space="preserve">general.</w:t>
-      </w:r>
-      <w:r>
-        <w:rPr>
-          <w:vertAlign w:val="superscript"/>
-        </w:rPr>
-        <w:t xml:space="preserve">25,26</w:t>
-      </w:r>
-      <w:r>
-        <w:t xml:space="preserve"> </w:t>
-      </w:r>
-      <w:r>
-        <w:t xml:space="preserve">For brain tumour MRI, the degradation followed accuracy (</w:t>
-      </w:r>
-      <m:oMath>
-        <m:r>
-          <m:t>r</m:t>
-        </m:r>
-        <m:r>
-          <m:rPr>
-            <m:sty m:val="p"/>
-          </m:rPr>
-          <m:t>=</m:t>
-        </m:r>
-        <m:r>
-          <m:t>0.838</m:t>
-        </m:r>
-      </m:oMath>
-      <w:r>
-        <w:t xml:space="preserve"> </w:t>
-      </w:r>
-      <w:r>
-        <w:t xml:space="preserve">for</w:t>
-      </w:r>
-      <w:r>
-        <w:t xml:space="preserve"> </w:t>
-      </w:r>
-      <w:r>
-        <w:t xml:space="preserve">consistency and</w:t>
-      </w:r>
-      <w:r>
-        <w:t xml:space="preserve"> </w:t>
-      </w:r>
-      <m:oMath>
-        <m:r>
-          <m:t>r</m:t>
-        </m:r>
-        <m:r>
-          <m:rPr>
-            <m:sty m:val="p"/>
-          </m:rPr>
-          <m:t>=</m:t>
-        </m:r>
-        <m:r>
-          <m:t>0.903</m:t>
-        </m:r>
-      </m:oMath>
-      <w:r>
-        <w:t xml:space="preserve"> </w:t>
-      </w:r>
-      <w:r>
-        <w:t xml:space="preserve">for IoU across configurations), and</w:t>
-      </w:r>
-      <w:r>
-        <w:t xml:space="preserve"> </w:t>
-      </w:r>
-      <m:oMath>
-        <m:r>
-          <m:t>σ</m:t>
-        </m:r>
-      </m:oMath>
-      <w:r>
-        <w:t xml:space="preserve"> </w:t>
-      </w:r>
-      <w:r>
-        <w:t xml:space="preserve">added nothing once accuracy was known. The</w:t>
-      </w:r>
-      <w:r>
-        <w:t xml:space="preserve"> </w:t>
-      </w:r>
-      <w:r>
-        <w:t xml:space="preserve">small change under clipping alone (0.700 to 0.663) suggests that noise affects explanations mainly through the</w:t>
-      </w:r>
-      <w:r>
-        <w:t xml:space="preserve"> </w:t>
-      </w:r>
-      <w:r>
-        <w:t xml:space="preserve">accuracy it costs, although the correlational design cannot establish that pathway.</w:t>
-      </w:r>
-    </w:p>
-    <w:p>
-      <w:pPr>
-        <w:pStyle w:val="BodyText"/>
-        <w:spacing w:line="480" w:lineRule="auto"/>
-        <w:jc w:val="left"/>
-      </w:pPr>
-      <w:r>
-        <w:t xml:space="preserve">The low absolute localisation, with a pointing hit rate of 0.197 even without DP, is consistent with the</w:t>
-      </w:r>
-      <w:r>
-        <w:t xml:space="preserve"> </w:t>
-      </w:r>
-      <m:oMath>
-        <m:r>
-          <m:t>4</m:t>
-        </m:r>
-        <m:r>
-          <m:rPr>
-            <m:sty m:val="p"/>
-          </m:rPr>
-          <m:t>×</m:t>
-        </m:r>
-        <m:r>
-          <m:t>4</m:t>
-        </m:r>
-      </m:oMath>
-      <w:r>
-        <w:t xml:space="preserve"> </w:t>
-      </w:r>
-      <w:r>
-        <w:t xml:space="preserve">resolution of the last ResNet block at 128-pixel input. Clinically, DP cost most in meningioma and no-tumour</w:t>
-      </w:r>
-      <w:r>
-        <w:t xml:space="preserve"> </w:t>
-      </w:r>
-      <w:r>
-        <w:t xml:space="preserve">sensitivity while missed tumours stayed rare (Table 4), so a private model would mainly need review of</w:t>
-      </w:r>
-      <w:r>
-        <w:t xml:space="preserve"> </w:t>
-      </w:r>
-      <w:r>
-        <w:t xml:space="preserve">its tumour-type calls. IG with a black baseline failed the randomisation test, which argues against</w:t>
-      </w:r>
-      <w:r>
-        <w:t xml:space="preserve"> </w:t>
-      </w:r>
-      <w:r>
-        <w:t xml:space="preserve">reporting such maps without that check.</w:t>
-      </w:r>
-      <w:r>
-        <w:rPr>
-          <w:vertAlign w:val="superscript"/>
-        </w:rPr>
-        <w:t xml:space="preserve">27</w:t>
-      </w:r>
-    </w:p>
-    <w:bookmarkEnd w:id="67"/>
-    <w:bookmarkStart w:id="68" w:name="benchmark-leakage-and-source-confounding"/>
-    <w:p>
-      <w:pPr>
-        <w:pStyle w:val="Heading2"/>
-        <w:spacing w:line="480" w:lineRule="auto"/>
-        <w:jc w:val="left"/>
-      </w:pPr>
-      <w:r>
-        <w:t xml:space="preserve">Benchmark leakage and source confounding</w:t>
-      </w:r>
-    </w:p>
-    <w:p>
-      <w:pPr>
-        <w:pStyle w:val="FirstParagraph"/>
-        <w:spacing w:line="480" w:lineRule="auto"/>
-        <w:jc w:val="left"/>
-      </w:pPr>
-      <w:r>
-        <w:t xml:space="preserve">The correlation check found mirrored duplicates that perceptual hashing missed, concentrated in the Br35H no-tumour</w:t>
-      </w:r>
-      <w:r>
-        <w:t xml:space="preserve"> </w:t>
-      </w:r>
-      <w:r>
-        <w:t xml:space="preserve">class, and training with random flips can then show a model the exact test image. Source was also decodable from images</w:t>
-      </w:r>
-      <w:r>
-        <w:t xml:space="preserve"> </w:t>
-      </w:r>
-      <w:r>
-        <w:t xml:space="preserve">of one class even by a random network, so headline accuracy on merged collections partly measures which collection an</w:t>
-      </w:r>
-      <w:r>
-        <w:t xml:space="preserve"> </w:t>
-      </w:r>
-      <w:r>
-        <w:t xml:space="preserve">image came from, as Vangala et al. reported for centralised benchmarks.</w:t>
       </w:r>
       <w:r>
         <w:rPr>
@@ -16087,19 +15774,374 @@
         <w:t xml:space="preserve"> </w:t>
       </w:r>
       <w:r>
-        <w:t xml:space="preserve">Accuracies reported on these</w:t>
-      </w:r>
-      <w:r>
-        <w:t xml:space="preserve"> </w:t>
-      </w:r>
-      <w:r>
-        <w:t xml:space="preserve">collections</w:t>
+        <w:t xml:space="preserve">and suggests that a larger number of</w:t>
+      </w:r>
+      <w:r>
+        <w:t xml:space="preserve"> </w:t>
+      </w:r>
+      <w:r>
+        <w:t xml:space="preserve">patients is the most direct route to useful per-patient guarantees.</w:t>
+      </w:r>
+    </w:p>
+    <w:bookmarkEnd w:id="65"/>
+    <w:bookmarkStart w:id="66" w:name="client-count-and-drift-correction"/>
+    <w:p>
+      <w:pPr>
+        <w:pStyle w:val="Heading2"/>
+        <w:spacing w:line="480" w:lineRule="auto"/>
+        <w:jc w:val="left"/>
+      </w:pPr>
+      <w:r>
+        <w:t xml:space="preserve">Client count and drift correction</w:t>
+      </w:r>
+    </w:p>
+    <w:p>
+      <w:pPr>
+        <w:pStyle w:val="FirstParagraph"/>
+        <w:spacing w:line="480" w:lineRule="auto"/>
+        <w:jc w:val="left"/>
+      </w:pPr>
+      <w:r>
+        <w:t xml:space="preserve">Under DP, accuracy fell as the same data were spread across more clients, while label skew changed accuracy at</w:t>
+      </w:r>
+      <w:r>
+        <w:t xml:space="preserve"> </w:t>
+      </w:r>
+      <m:oMath>
+        <m:r>
+          <m:t>K</m:t>
+        </m:r>
+        <m:r>
+          <m:rPr>
+            <m:sty m:val="p"/>
+          </m:rPr>
+          <m:t>=</m:t>
+        </m:r>
+        <m:r>
+          <m:t>10</m:t>
+        </m:r>
+      </m:oMath>
+      <w:r>
+        <w:t xml:space="preserve"> </w:t>
+      </w:r>
+      <w:r>
+        <w:t xml:space="preserve">and</w:t>
+      </w:r>
+      <w:r>
+        <w:t xml:space="preserve"> </w:t>
+      </w:r>
+      <m:oMath>
+        <m:r>
+          <m:t>ε</m:t>
+        </m:r>
+        <m:r>
+          <m:rPr>
+            <m:sty m:val="p"/>
+          </m:rPr>
+          <m:t>=</m:t>
+        </m:r>
+        <m:r>
+          <m:t>3</m:t>
+        </m:r>
+      </m:oMath>
+      <w:r>
+        <w:t xml:space="preserve"> </w:t>
+      </w:r>
+      <w:r>
+        <w:t xml:space="preserve">by at most 0.010 (</w:t>
+      </w:r>
+      <m:oMath>
+        <m:r>
+          <m:t>0.593</m:t>
+        </m:r>
+        <m:r>
+          <m:rPr>
+            <m:sty m:val="p"/>
+          </m:rPr>
+          <m:t>−</m:t>
+        </m:r>
+        <m:r>
+          <m:t>0.583</m:t>
+        </m:r>
+      </m:oMath>
+      <w:r>
+        <w:t xml:space="preserve">). The trend is consistent with Eq. (4), because</w:t>
+      </w:r>
+      <w:r>
+        <w:t xml:space="preserve"> </w:t>
+      </w:r>
+      <w:r>
+        <w:t xml:space="preserve">each client adds independent noise without adding data. The arithmetic is standard for DP-SGD and is not claimed as new. It</w:t>
+      </w:r>
+      <w:r>
+        <w:t xml:space="preserve"> </w:t>
+      </w:r>
+      <w:r>
+        <w:t xml:space="preserve">implies that consortia of few large sites lose least, and that a learning rate tuned for one client count can hide</w:t>
+      </w:r>
+      <w:r>
+        <w:t xml:space="preserve"> </w:t>
+      </w:r>
+      <w:r>
+        <w:t xml:space="preserve">the effect at another.</w:t>
+      </w:r>
+    </w:p>
+    <w:p>
+      <w:pPr>
+        <w:pStyle w:val="BodyText"/>
+        <w:spacing w:line="480" w:lineRule="auto"/>
+        <w:jc w:val="left"/>
+      </w:pPr>
+      <w:r>
+        <w:t xml:space="preserve">Drift correction likely did not help because one local epoch per round produced little drift, while noise dominated the</w:t>
+      </w:r>
+      <w:r>
+        <w:t xml:space="preserve"> </w:t>
+      </w:r>
+      <w:r>
+        <w:t xml:space="preserve">error. The SCAFFOLD ablation also indicates that control variates must be averaged with the same weights as the model,</w:t>
+      </w:r>
+      <w:r>
+        <w:t xml:space="preserve"> </w:t>
+      </w:r>
+      <w:r>
+        <w:t xml:space="preserve">or the correction harms the unequal and noisy settings in which it is most needed.</w:t>
+      </w:r>
+    </w:p>
+    <w:bookmarkEnd w:id="66"/>
+    <w:bookmarkStart w:id="67" w:name="explanations-under-privacy"/>
+    <w:p>
+      <w:pPr>
+        <w:pStyle w:val="Heading2"/>
+        <w:spacing w:line="480" w:lineRule="auto"/>
+        <w:jc w:val="left"/>
+      </w:pPr>
+      <w:r>
+        <w:t xml:space="preserve">Explanations under privacy</w:t>
+      </w:r>
+    </w:p>
+    <w:p>
+      <w:pPr>
+        <w:pStyle w:val="FirstParagraph"/>
+        <w:spacing w:line="480" w:lineRule="auto"/>
+        <w:jc w:val="left"/>
+      </w:pPr>
+      <w:r>
+        <w:t xml:space="preserve">DP degraded Grad-CAM localisation and cross-seed consistency, in line with reports on attribution methods in</w:t>
+      </w:r>
+      <w:r>
+        <w:t xml:space="preserve"> </w:t>
+      </w:r>
+      <w:r>
+        <w:t xml:space="preserve">general.</w:t>
       </w:r>
       <w:r>
         <w:rPr>
           <w:vertAlign w:val="superscript"/>
         </w:rPr>
-        <w:t xml:space="preserve">13-16</w:t>
+        <w:t xml:space="preserve">27,28</w:t>
+      </w:r>
+      <w:r>
+        <w:t xml:space="preserve"> </w:t>
+      </w:r>
+      <w:r>
+        <w:t xml:space="preserve">For brain tumour MRI, the degradation followed accuracy (</w:t>
+      </w:r>
+      <m:oMath>
+        <m:r>
+          <m:t>r</m:t>
+        </m:r>
+        <m:r>
+          <m:rPr>
+            <m:sty m:val="p"/>
+          </m:rPr>
+          <m:t>=</m:t>
+        </m:r>
+        <m:r>
+          <m:t>0.838</m:t>
+        </m:r>
+      </m:oMath>
+      <w:r>
+        <w:t xml:space="preserve"> </w:t>
+      </w:r>
+      <w:r>
+        <w:t xml:space="preserve">for</w:t>
+      </w:r>
+      <w:r>
+        <w:t xml:space="preserve"> </w:t>
+      </w:r>
+      <w:r>
+        <w:t xml:space="preserve">consistency and</w:t>
+      </w:r>
+      <w:r>
+        <w:t xml:space="preserve"> </w:t>
+      </w:r>
+      <m:oMath>
+        <m:r>
+          <m:t>r</m:t>
+        </m:r>
+        <m:r>
+          <m:rPr>
+            <m:sty m:val="p"/>
+          </m:rPr>
+          <m:t>=</m:t>
+        </m:r>
+        <m:r>
+          <m:t>0.903</m:t>
+        </m:r>
+      </m:oMath>
+      <w:r>
+        <w:t xml:space="preserve"> </w:t>
+      </w:r>
+      <w:r>
+        <w:t xml:space="preserve">for IoU across configurations), and</w:t>
+      </w:r>
+      <w:r>
+        <w:t xml:space="preserve"> </w:t>
+      </w:r>
+      <m:oMath>
+        <m:r>
+          <m:t>σ</m:t>
+        </m:r>
+      </m:oMath>
+      <w:r>
+        <w:t xml:space="preserve"> </w:t>
+      </w:r>
+      <w:r>
+        <w:t xml:space="preserve">added nothing once accuracy was known. The</w:t>
+      </w:r>
+      <w:r>
+        <w:t xml:space="preserve"> </w:t>
+      </w:r>
+      <w:r>
+        <w:t xml:space="preserve">small change under clipping alone (0.700 to 0.663) suggests that noise affects explanations mainly through the</w:t>
+      </w:r>
+      <w:r>
+        <w:t xml:space="preserve"> </w:t>
+      </w:r>
+      <w:r>
+        <w:t xml:space="preserve">accuracy it costs, although the correlational design cannot establish that pathway.</w:t>
+      </w:r>
+    </w:p>
+    <w:p>
+      <w:pPr>
+        <w:pStyle w:val="BodyText"/>
+        <w:spacing w:line="480" w:lineRule="auto"/>
+        <w:jc w:val="left"/>
+      </w:pPr>
+      <w:r>
+        <w:t xml:space="preserve">The low absolute localisation, with a pointing hit rate of 0.197 even without DP, is consistent with the</w:t>
+      </w:r>
+      <w:r>
+        <w:t xml:space="preserve"> </w:t>
+      </w:r>
+      <m:oMath>
+        <m:r>
+          <m:t>4</m:t>
+        </m:r>
+        <m:r>
+          <m:rPr>
+            <m:sty m:val="p"/>
+          </m:rPr>
+          <m:t>×</m:t>
+        </m:r>
+        <m:r>
+          <m:t>4</m:t>
+        </m:r>
+      </m:oMath>
+      <w:r>
+        <w:t xml:space="preserve"> </w:t>
+      </w:r>
+      <w:r>
+        <w:t xml:space="preserve">resolution of the last ResNet block at 128-pixel input. Clinically, DP cost most in meningioma and no-tumour</w:t>
+      </w:r>
+      <w:r>
+        <w:t xml:space="preserve"> </w:t>
+      </w:r>
+      <w:r>
+        <w:t xml:space="preserve">sensitivity while missed tumours stayed rare (Table 4), so a private model would mainly need review of</w:t>
+      </w:r>
+      <w:r>
+        <w:t xml:space="preserve"> </w:t>
+      </w:r>
+      <w:r>
+        <w:t xml:space="preserve">its tumour-type calls. IG with a black baseline failed the randomisation test, which argues against</w:t>
+      </w:r>
+      <w:r>
+        <w:t xml:space="preserve"> </w:t>
+      </w:r>
+      <w:r>
+        <w:t xml:space="preserve">reporting such maps without that check.</w:t>
+      </w:r>
+      <w:r>
+        <w:rPr>
+          <w:vertAlign w:val="superscript"/>
+        </w:rPr>
+        <w:t xml:space="preserve">29</w:t>
+      </w:r>
+    </w:p>
+    <w:bookmarkEnd w:id="67"/>
+    <w:bookmarkStart w:id="68" w:name="benchmark-leakage-and-source-confounding"/>
+    <w:p>
+      <w:pPr>
+        <w:pStyle w:val="Heading2"/>
+        <w:spacing w:line="480" w:lineRule="auto"/>
+        <w:jc w:val="left"/>
+      </w:pPr>
+      <w:r>
+        <w:t xml:space="preserve">Benchmark leakage and source confounding</w:t>
+      </w:r>
+    </w:p>
+    <w:p>
+      <w:pPr>
+        <w:pStyle w:val="FirstParagraph"/>
+        <w:spacing w:line="480" w:lineRule="auto"/>
+        <w:jc w:val="left"/>
+      </w:pPr>
+      <w:r>
+        <w:t xml:space="preserve">The correlation check found mirrored duplicates that perceptual hashing missed, concentrated in the Br35H no-tumour</w:t>
+      </w:r>
+      <w:r>
+        <w:t xml:space="preserve"> </w:t>
+      </w:r>
+      <w:r>
+        <w:t xml:space="preserve">class, and training with random flips can then show a model the exact test image. Source was also decodable from images</w:t>
+      </w:r>
+      <w:r>
+        <w:t xml:space="preserve"> </w:t>
+      </w:r>
+      <w:r>
+        <w:t xml:space="preserve">of one class even by a random network, so headline accuracy on merged collections partly measures which collection an</w:t>
+      </w:r>
+      <w:r>
+        <w:t xml:space="preserve"> </w:t>
+      </w:r>
+      <w:r>
+        <w:t xml:space="preserve">image came from, as Vangala et al. reported for centralised benchmarks.</w:t>
+      </w:r>
+      <w:r>
+        <w:rPr>
+          <w:vertAlign w:val="superscript"/>
+        </w:rPr>
+        <w:t xml:space="preserve">10</w:t>
+      </w:r>
+      <w:r>
+        <w:t xml:space="preserve"> </w:t>
+      </w:r>
+      <w:r>
+        <w:t xml:space="preserve">Accuracies reported on these</w:t>
+      </w:r>
+      <w:r>
+        <w:t xml:space="preserve"> </w:t>
+      </w:r>
+      <w:r>
+        <w:t xml:space="preserve">collections</w:t>
+      </w:r>
+      <w:r>
+        <w:rPr>
+          <w:vertAlign w:val="superscript"/>
+        </w:rPr>
+        <w:t xml:space="preserve">15-18</w:t>
       </w:r>
       <w:r>
         <w:t xml:space="preserve"> </w:t>
@@ -16568,7 +16610,7 @@
         <w:rPr>
           <w:vertAlign w:val="superscript"/>
         </w:rPr>
-        <w:t xml:space="preserve">28</w:t>
+        <w:t xml:space="preserve">30</w:t>
       </w:r>
       <w:r>
         <w:t xml:space="preserve"> </w:t>
@@ -16580,7 +16622,7 @@
         <w:rPr>
           <w:vertAlign w:val="superscript"/>
         </w:rPr>
-        <w:t xml:space="preserve">29</w:t>
+        <w:t xml:space="preserve">31</w:t>
       </w:r>
       <w:r>
         <w:t xml:space="preserve"> </w:t>
@@ -16592,7 +16634,7 @@
         <w:rPr>
           <w:vertAlign w:val="superscript"/>
         </w:rPr>
-        <w:t xml:space="preserve">30</w:t>
+        <w:t xml:space="preserve">32</w:t>
       </w:r>
       <w:r>
         <w:t xml:space="preserve"> </w:t>
@@ -16734,6 +16776,32 @@
         <w:jc w:val="left"/>
       </w:pPr>
       <w:r>
+        <w:t xml:space="preserve">Jung JH, Sunwoo L, Ji H, Yoo S, Park JE, Lee JG. Deep learning-based segmentation of small-volume brain metastases in lung cancer patients.</w:t>
+      </w:r>
+      <w:r>
+        <w:t xml:space="preserve"> </w:t>
+      </w:r>
+      <w:r>
+        <w:rPr>
+          <w:iCs/>
+          <w:i/>
+        </w:rPr>
+        <w:t xml:space="preserve">Intell Oncol</w:t>
+      </w:r>
+      <w:r>
+        <w:t xml:space="preserve">. 2026;2(2):100049. doi:10.1016/j.intonc.2026.100049</w:t>
+      </w:r>
+    </w:p>
+    <w:p>
+      <w:pPr>
+        <w:numPr>
+          <w:ilvl w:val="0"/>
+          <w:numId w:val="1005"/>
+        </w:numPr>
+        <w:spacing w:line="480" w:lineRule="auto"/>
+        <w:jc w:val="left"/>
+      </w:pPr>
+      <w:r>
         <w:t xml:space="preserve">Sheller MJ, Reina GA, Edwards B, Martin J, Bakas S. Multi-institutional deep learning modeling without sharing patient data: a feasibility study on brain tumor segmentation.</w:t>
       </w:r>
       <w:r>
@@ -16800,6 +16868,32 @@
       </w:r>
       <w:r>
         <w:t xml:space="preserve">. 2022;13(1):7346. doi:10.1038/s41467-022-33407-5</w:t>
+      </w:r>
+    </w:p>
+    <w:p>
+      <w:pPr>
+        <w:numPr>
+          <w:ilvl w:val="0"/>
+          <w:numId w:val="1005"/>
+        </w:numPr>
+        <w:spacing w:line="480" w:lineRule="auto"/>
+        <w:jc w:val="left"/>
+      </w:pPr>
+      <w:r>
+        <w:t xml:space="preserve">Cai W. DeepSeek AI: transforming medical AI with cost-efficiency, transparency, and privacy preservation.</w:t>
+      </w:r>
+      <w:r>
+        <w:t xml:space="preserve"> </w:t>
+      </w:r>
+      <w:r>
+        <w:rPr>
+          <w:iCs/>
+          <w:i/>
+        </w:rPr>
+        <w:t xml:space="preserve">Intell Oncol</w:t>
+      </w:r>
+      <w:r>
+        <w:t xml:space="preserve">. 2025;1(2):172-175. doi:10.1016/j.intonc.2025.03.006</w:t>
       </w:r>
     </w:p>
     <w:p>
@@ -17449,6 +17543,32 @@
           <w:t xml:space="preserve">https://www.kaggle.com/datasets/ahmedhamada0/brain-tumor-detection</w:t>
         </w:r>
       </w:hyperlink>
+    </w:p>
+    <w:p>
+      <w:pPr>
+        <w:numPr>
+          <w:ilvl w:val="0"/>
+          <w:numId w:val="1005"/>
+        </w:numPr>
+        <w:spacing w:line="480" w:lineRule="auto"/>
+        <w:jc w:val="left"/>
+      </w:pPr>
+      <w:r>
+        <w:t xml:space="preserve">Li D, Wei J, Lü Q, Le J, Liao X. Privacy-preserving medical image processing based on cryptography primitives: a review of methods.</w:t>
+      </w:r>
+      <w:r>
+        <w:t xml:space="preserve"> </w:t>
+      </w:r>
+      <w:r>
+        <w:rPr>
+          <w:iCs/>
+          <w:i/>
+        </w:rPr>
+        <w:t xml:space="preserve">Intell Oncol</w:t>
+      </w:r>
+      <w:r>
+        <w:t xml:space="preserve">. 2026;2(4):100083. doi:10.1016/j.intonc.2026.100083</w:t>
+      </w:r>
     </w:p>
     <w:p>
       <w:pPr>

--- a/paper/submission/manuscript.docx
+++ b/paper/submission/manuscript.docx
@@ -16646,7 +16646,31 @@
         <w:t xml:space="preserve"> </w:t>
       </w:r>
       <w:r>
-        <w:t xml:space="preserve">the cited sources. Split, duplicate and hash manifests, all run results, figure data and code are available at</w:t>
+        <w:t xml:space="preserve">the cited sources. Split, duplicate and hash manifests, all run results, frozen tables with their SHA-256 hashes,</w:t>
+      </w:r>
+      <w:r>
+        <w:t xml:space="preserve"> </w:t>
+      </w:r>
+      <w:r>
+        <w:t xml:space="preserve">figure data, code and the manuscript source are archived on Zenodo as release v1.0-submission</w:t>
+      </w:r>
+      <w:r>
+        <w:t xml:space="preserve"> </w:t>
+      </w:r>
+      <w:r>
+        <w:t xml:space="preserve">(doi:10.5281/zenodo.23601090)</w:t>
+      </w:r>
+      <w:r>
+        <w:rPr>
+          <w:vertAlign w:val="superscript"/>
+        </w:rPr>
+        <w:t xml:space="preserve">46</w:t>
+      </w:r>
+      <w:r>
+        <w:t xml:space="preserve"> </w:t>
+      </w:r>
+      <w:r>
+        <w:t xml:space="preserve">and maintained at</w:t>
       </w:r>
       <w:r>
         <w:t xml:space="preserve"> </w:t>
@@ -16660,16 +16684,13 @@
         </w:r>
       </w:hyperlink>
       <w:r>
-        <w:t xml:space="preserve"> </w:t>
-      </w:r>
-      <w:r>
-        <w:t xml:space="preserve">under tag v0.9.5-results-frozen. [CHECK: make the repository</w:t>
-      </w:r>
-      <w:r>
-        <w:t xml:space="preserve"> </w:t>
-      </w:r>
-      <w:r>
-        <w:t xml:space="preserve">public and add the archive DOI before submission]</w:t>
+        <w:t xml:space="preserve">, where tag v0.9.5-results-frozen marks the reported</w:t>
+      </w:r>
+      <w:r>
+        <w:t xml:space="preserve"> </w:t>
+      </w:r>
+      <w:r>
+        <w:t xml:space="preserve">results.</w:t>
       </w:r>
     </w:p>
     <w:bookmarkEnd w:id="77"/>
@@ -17880,6 +17901,19 @@
       </w:r>
       <w:r>
         <w:t xml:space="preserve">. 2014;9:211-407. doi:10.1561/0400000042</w:t>
+      </w:r>
+    </w:p>
+    <w:p>
+      <w:pPr>
+        <w:numPr>
+          <w:ilvl w:val="0"/>
+          <w:numId w:val="1005"/>
+        </w:numPr>
+        <w:spacing w:line="480" w:lineRule="auto"/>
+        <w:jc w:val="left"/>
+      </w:pPr>
+      <w:r>
+        <w:t xml:space="preserve">Ranjan S, N P. Code and frozen results for: patient-level differential privacy, membership leakage and explanation fidelity in federated brain tumour MRI classification. Zenodo. Version v1.0-submission. 2026. doi:10.5281/zenodo.23601090</w:t>
       </w:r>
     </w:p>
     <w:bookmarkEnd w:id="81"/>

--- a/paper/submission/manuscript.docx
+++ b/paper/submission/manuscript.docx
@@ -675,31 +675,122 @@
         <w:t xml:space="preserve"> </w:t>
       </w:r>
       <w:r>
-        <w:t xml:space="preserve">The privacy mechanism, its budget and the protected unit are also often not reported in a</w:t>
-      </w:r>
-      <w:r>
-        <w:t xml:space="preserve"> </w:t>
-      </w:r>
-      <w:r>
-        <w:t xml:space="preserve">form that can be checked.</w:t>
+        <w:t xml:space="preserve">The privacy budget and the protected unit are also often not reported in a</w:t>
+      </w:r>
+      <w:r>
+        <w:t xml:space="preserve"> </w:t>
+      </w:r>
+      <w:r>
+        <w:t xml:space="preserve">form that can be checked. One recent federated brain tumour study leaves the values of</w:t>
+      </w:r>
+      <w:r>
+        <w:t xml:space="preserve"> </w:t>
+      </w:r>
+      <m:oMath>
+        <m:r>
+          <m:t>ε</m:t>
+        </m:r>
+      </m:oMath>
+      <w:r>
+        <w:t xml:space="preserve"> </w:t>
+      </w:r>
+      <w:r>
+        <w:t xml:space="preserve">and</w:t>
+      </w:r>
+      <w:r>
+        <w:t xml:space="preserve"> </w:t>
+      </w:r>
+      <m:oMath>
+        <m:r>
+          <m:t>δ</m:t>
+        </m:r>
+      </m:oMath>
+      <w:r>
+        <w:t xml:space="preserve"> </w:t>
+      </w:r>
+      <w:r>
+        <w:t xml:space="preserve">blank in its published text,</w:t>
       </w:r>
       <w:r>
         <w:rPr>
           <w:vertAlign w:val="superscript"/>
         </w:rPr>
-        <w:t xml:space="preserve">11-13</w:t>
-      </w:r>
-      <w:r>
-        <w:t xml:space="preserve"> </w:t>
-      </w:r>
-      <w:r>
-        <w:t xml:space="preserve">[CHECK: the statement for lakshmi2026 and</w:t>
-      </w:r>
-      <w:r>
-        <w:t xml:space="preserve"> </w:t>
-      </w:r>
-      <w:r>
-        <w:t xml:space="preserve">qazi2026 rests on their abstracts, confirm against the full texts]</w:t>
+        <w:t xml:space="preserve">11</w:t>
+      </w:r>
+      <w:r>
+        <w:t xml:space="preserve"> </w:t>
+      </w:r>
+      <w:r>
+        <w:t xml:space="preserve">and a multi-disease study that includes brain tumour MRI reports the</w:t>
+      </w:r>
+      <w:r>
+        <w:t xml:space="preserve"> </w:t>
+      </w:r>
+      <w:r>
+        <w:t xml:space="preserve">noise multiplier and clipping norm of DP-SGD without</w:t>
+      </w:r>
+      <w:r>
+        <w:t xml:space="preserve"> </w:t>
+      </w:r>
+      <m:oMath>
+        <m:r>
+          <m:t>ε</m:t>
+        </m:r>
+      </m:oMath>
+      <w:r>
+        <w:t xml:space="preserve">,</w:t>
+      </w:r>
+      <w:r>
+        <w:t xml:space="preserve"> </w:t>
+      </w:r>
+      <m:oMath>
+        <m:r>
+          <m:t>δ</m:t>
+        </m:r>
+      </m:oMath>
+      <w:r>
+        <w:t xml:space="preserve"> </w:t>
+      </w:r>
+      <w:r>
+        <w:t xml:space="preserve">or the sampling rate.</w:t>
+      </w:r>
+      <w:r>
+        <w:rPr>
+          <w:vertAlign w:val="superscript"/>
+        </w:rPr>
+        <w:t xml:space="preserve">12</w:t>
+      </w:r>
+      <w:r>
+        <w:t xml:space="preserve"> </w:t>
+      </w:r>
+      <w:r>
+        <w:t xml:space="preserve">A</w:t>
+      </w:r>
+      <w:r>
+        <w:t xml:space="preserve"> </w:t>
+      </w:r>
+      <w:r>
+        <w:t xml:space="preserve">third study states an</w:t>
+      </w:r>
+      <w:r>
+        <w:t xml:space="preserve"> </w:t>
+      </w:r>
+      <m:oMath>
+        <m:r>
+          <m:t>ε</m:t>
+        </m:r>
+      </m:oMath>
+      <w:r>
+        <w:t xml:space="preserve"> </w:t>
+      </w:r>
+      <w:r>
+        <w:t xml:space="preserve">that its unclipped mechanism cannot support.</w:t>
+      </w:r>
+      <w:r>
+        <w:rPr>
+          <w:vertAlign w:val="superscript"/>
+        </w:rPr>
+        <w:t xml:space="preserve">13</w:t>
       </w:r>
     </w:p>
     <w:p>

--- a/paper/submission/manuscript.docx
+++ b/paper/submission/manuscript.docx
@@ -16677,7 +16677,7 @@
       </w:r>
     </w:p>
     <w:bookmarkEnd w:id="75"/>
-    <w:bookmarkStart w:id="77" w:name="data-availability"/>
+    <w:bookmarkStart w:id="78" w:name="data-availability"/>
     <w:p>
       <w:pPr>
         <w:pStyle w:val="Heading1"/>
@@ -16749,7 +16749,18 @@
         <w:t xml:space="preserve"> </w:t>
       </w:r>
       <w:r>
-        <w:t xml:space="preserve">(doi:10.5281/zenodo.23601090)</w:t>
+        <w:t xml:space="preserve">(</w:t>
+      </w:r>
+      <w:hyperlink r:id="rId76">
+        <w:r>
+          <w:rPr>
+            <w:rStyle w:val="Hyperlink"/>
+          </w:rPr>
+          <w:t xml:space="preserve">doi:10.5281/zenodo.23601090</w:t>
+        </w:r>
+      </w:hyperlink>
+      <w:r>
+        <w:t xml:space="preserve">)</w:t>
       </w:r>
       <w:r>
         <w:rPr>
@@ -16766,7 +16777,7 @@
       <w:r>
         <w:t xml:space="preserve"> </w:t>
       </w:r>
-      <w:hyperlink r:id="rId76">
+      <w:hyperlink r:id="rId77">
         <w:r>
           <w:rPr>
             <w:rStyle w:val="Hyperlink"/>
@@ -16784,8 +16795,8 @@
         <w:t xml:space="preserve">results.</w:t>
       </w:r>
     </w:p>
-    <w:bookmarkEnd w:id="77"/>
-    <w:bookmarkStart w:id="78" w:name="acknowledgements"/>
+    <w:bookmarkEnd w:id="78"/>
+    <w:bookmarkStart w:id="79" w:name="acknowledgements"/>
     <w:p>
       <w:pPr>
         <w:pStyle w:val="Heading1"/>
@@ -16806,8 +16817,8 @@
         <w:t xml:space="preserve">Training used free GPU time on Kaggle.</w:t>
       </w:r>
     </w:p>
-    <w:bookmarkEnd w:id="78"/>
-    <w:bookmarkStart w:id="79" w:name="X071796dd6bc546c91e96cca1cf5ff96599de61f"/>
+    <w:bookmarkEnd w:id="79"/>
+    <w:bookmarkStart w:id="80" w:name="X071796dd6bc546c91e96cca1cf5ff96599de61f"/>
     <w:p>
       <w:pPr>
         <w:pStyle w:val="Heading1"/>
@@ -16840,8 +16851,8 @@
         <w:t xml:space="preserve">responsibility for the content of the published article. [CHECK: the authors must confirm the extent of use]</w:t>
       </w:r>
     </w:p>
-    <w:bookmarkEnd w:id="79"/>
-    <w:bookmarkStart w:id="81" w:name="references"/>
+    <w:bookmarkEnd w:id="80"/>
+    <w:bookmarkStart w:id="114" w:name="references"/>
     <w:p>
       <w:pPr>
         <w:pStyle w:val="Heading1"/>
@@ -16875,8 +16886,19 @@
         <w:t xml:space="preserve">Intell Oncol</w:t>
       </w:r>
       <w:r>
-        <w:t xml:space="preserve">. 2026;2(3):100071. doi:10.1016/j.intonc.2026.100071</w:t>
-      </w:r>
+        <w:t xml:space="preserve">. 2026;2(3):100071.</w:t>
+      </w:r>
+      <w:r>
+        <w:t xml:space="preserve"> </w:t>
+      </w:r>
+      <w:hyperlink r:id="rId81">
+        <w:r>
+          <w:rPr>
+            <w:rStyle w:val="Hyperlink"/>
+          </w:rPr>
+          <w:t xml:space="preserve">doi:10.1016/j.intonc.2026.100071</w:t>
+        </w:r>
+      </w:hyperlink>
     </w:p>
     <w:p>
       <w:pPr>
@@ -16901,8 +16923,19 @@
         <w:t xml:space="preserve">Intell Oncol</w:t>
       </w:r>
       <w:r>
-        <w:t xml:space="preserve">. 2026;2(2):100049. doi:10.1016/j.intonc.2026.100049</w:t>
-      </w:r>
+        <w:t xml:space="preserve">. 2026;2(2):100049.</w:t>
+      </w:r>
+      <w:r>
+        <w:t xml:space="preserve"> </w:t>
+      </w:r>
+      <w:hyperlink r:id="rId82">
+        <w:r>
+          <w:rPr>
+            <w:rStyle w:val="Hyperlink"/>
+          </w:rPr>
+          <w:t xml:space="preserve">doi:10.1016/j.intonc.2026.100049</w:t>
+        </w:r>
+      </w:hyperlink>
     </w:p>
     <w:p>
       <w:pPr>
@@ -16927,8 +16960,19 @@
         <w:t xml:space="preserve">Brainlesion</w:t>
       </w:r>
       <w:r>
-        <w:t xml:space="preserve">. 2019;11383:92-104. doi:10.1007/978-3-030-11723-8_9</w:t>
-      </w:r>
+        <w:t xml:space="preserve">. 2019;11383:92-104.</w:t>
+      </w:r>
+      <w:r>
+        <w:t xml:space="preserve"> </w:t>
+      </w:r>
+      <w:hyperlink r:id="rId83">
+        <w:r>
+          <w:rPr>
+            <w:rStyle w:val="Hyperlink"/>
+          </w:rPr>
+          <w:t xml:space="preserve">doi:10.1007/978-3-030-11723-8_9</w:t>
+        </w:r>
+      </w:hyperlink>
     </w:p>
     <w:p>
       <w:pPr>
@@ -16953,8 +16997,19 @@
         <w:t xml:space="preserve">Sci Rep</w:t>
       </w:r>
       <w:r>
-        <w:t xml:space="preserve">. 2020;10(1):12598. doi:10.1038/s41598-020-69250-1</w:t>
-      </w:r>
+        <w:t xml:space="preserve">. 2020;10(1):12598.</w:t>
+      </w:r>
+      <w:r>
+        <w:t xml:space="preserve"> </w:t>
+      </w:r>
+      <w:hyperlink r:id="rId84">
+        <w:r>
+          <w:rPr>
+            <w:rStyle w:val="Hyperlink"/>
+          </w:rPr>
+          <w:t xml:space="preserve">doi:10.1038/s41598-020-69250-1</w:t>
+        </w:r>
+      </w:hyperlink>
     </w:p>
     <w:p>
       <w:pPr>
@@ -16979,8 +17034,19 @@
         <w:t xml:space="preserve">Nat Commun</w:t>
       </w:r>
       <w:r>
-        <w:t xml:space="preserve">. 2022;13(1):7346. doi:10.1038/s41467-022-33407-5</w:t>
-      </w:r>
+        <w:t xml:space="preserve">. 2022;13(1):7346.</w:t>
+      </w:r>
+      <w:r>
+        <w:t xml:space="preserve"> </w:t>
+      </w:r>
+      <w:hyperlink r:id="rId85">
+        <w:r>
+          <w:rPr>
+            <w:rStyle w:val="Hyperlink"/>
+          </w:rPr>
+          <w:t xml:space="preserve">doi:10.1038/s41467-022-33407-5</w:t>
+        </w:r>
+      </w:hyperlink>
     </w:p>
     <w:p>
       <w:pPr>
@@ -17005,8 +17071,19 @@
         <w:t xml:space="preserve">Intell Oncol</w:t>
       </w:r>
       <w:r>
-        <w:t xml:space="preserve">. 2025;1(2):172-175. doi:10.1016/j.intonc.2025.03.006</w:t>
-      </w:r>
+        <w:t xml:space="preserve">. 2025;1(2):172-175.</w:t>
+      </w:r>
+      <w:r>
+        <w:t xml:space="preserve"> </w:t>
+      </w:r>
+      <w:hyperlink r:id="rId86">
+        <w:r>
+          <w:rPr>
+            <w:rStyle w:val="Hyperlink"/>
+          </w:rPr>
+          <w:t xml:space="preserve">doi:10.1016/j.intonc.2025.03.006</w:t>
+        </w:r>
+      </w:hyperlink>
     </w:p>
     <w:p>
       <w:pPr>
@@ -17031,8 +17108,19 @@
         <w:t xml:space="preserve">Patterns (N Y)</w:t>
       </w:r>
       <w:r>
-        <w:t xml:space="preserve">. 2024;5(7):100974. doi:10.1016/j.patter.2024.100974</w:t>
-      </w:r>
+        <w:t xml:space="preserve">. 2024;5(7):100974.</w:t>
+      </w:r>
+      <w:r>
+        <w:t xml:space="preserve"> </w:t>
+      </w:r>
+      <w:hyperlink r:id="rId87">
+        <w:r>
+          <w:rPr>
+            <w:rStyle w:val="Hyperlink"/>
+          </w:rPr>
+          <w:t xml:space="preserve">doi:10.1016/j.patter.2024.100974</w:t>
+        </w:r>
+      </w:hyperlink>
     </w:p>
     <w:p>
       <w:pPr>
@@ -17057,8 +17145,19 @@
         <w:t xml:space="preserve">Nature</w:t>
       </w:r>
       <w:r>
-        <w:t xml:space="preserve">. 2026;656(8126):192-198. doi:10.1038/s41586-026-10688-0</w:t>
-      </w:r>
+        <w:t xml:space="preserve">. 2026;656(8126):192-198.</w:t>
+      </w:r>
+      <w:r>
+        <w:t xml:space="preserve"> </w:t>
+      </w:r>
+      <w:hyperlink r:id="rId88">
+        <w:r>
+          <w:rPr>
+            <w:rStyle w:val="Hyperlink"/>
+          </w:rPr>
+          <w:t xml:space="preserve">doi:10.1038/s41586-026-10688-0</w:t>
+        </w:r>
+      </w:hyperlink>
     </w:p>
     <w:p>
       <w:pPr>
@@ -17083,8 +17182,19 @@
         <w:t xml:space="preserve">Proceedings of the 2016 ACM SIGSAC Conference on Computer and Communications Security</w:t>
       </w:r>
       <w:r>
-        <w:t xml:space="preserve">. ACM; 2016:308-318. doi:10.1145/2976749.2978318</w:t>
-      </w:r>
+        <w:t xml:space="preserve">. ACM; 2016:308-318.</w:t>
+      </w:r>
+      <w:r>
+        <w:t xml:space="preserve"> </w:t>
+      </w:r>
+      <w:hyperlink r:id="rId89">
+        <w:r>
+          <w:rPr>
+            <w:rStyle w:val="Hyperlink"/>
+          </w:rPr>
+          <w:t xml:space="preserve">doi:10.1145/2976749.2978318</w:t>
+        </w:r>
+      </w:hyperlink>
     </w:p>
     <w:p>
       <w:pPr>
@@ -17135,8 +17245,19 @@
         <w:t xml:space="preserve">Front Artif Intell</w:t>
       </w:r>
       <w:r>
-        <w:t xml:space="preserve">. 2026;9:1754000. doi:10.3389/frai.2026.1754000</w:t>
-      </w:r>
+        <w:t xml:space="preserve">. 2026;9:1754000.</w:t>
+      </w:r>
+      <w:r>
+        <w:t xml:space="preserve"> </w:t>
+      </w:r>
+      <w:hyperlink r:id="rId90">
+        <w:r>
+          <w:rPr>
+            <w:rStyle w:val="Hyperlink"/>
+          </w:rPr>
+          <w:t xml:space="preserve">doi:10.3389/frai.2026.1754000</w:t>
+        </w:r>
+      </w:hyperlink>
     </w:p>
     <w:p>
       <w:pPr>
@@ -17161,8 +17282,19 @@
         <w:t xml:space="preserve">IEEE J Biomed Health Inform</w:t>
       </w:r>
       <w:r>
-        <w:t xml:space="preserve">. Published online 2026. doi:10.1109/JBHI.2026.3679499</w:t>
-      </w:r>
+        <w:t xml:space="preserve">. Published online 2026.</w:t>
+      </w:r>
+      <w:r>
+        <w:t xml:space="preserve"> </w:t>
+      </w:r>
+      <w:hyperlink r:id="rId91">
+        <w:r>
+          <w:rPr>
+            <w:rStyle w:val="Hyperlink"/>
+          </w:rPr>
+          <w:t xml:space="preserve">doi:10.1109/JBHI.2026.3679499</w:t>
+        </w:r>
+      </w:hyperlink>
     </w:p>
     <w:p>
       <w:pPr>
@@ -17187,8 +17319,19 @@
         <w:t xml:space="preserve">IEEE Access</w:t>
       </w:r>
       <w:r>
-        <w:t xml:space="preserve">. 2026;14:22630-22643. doi:10.1109/ACCESS.2026.3660305</w:t>
-      </w:r>
+        <w:t xml:space="preserve">. 2026;14:22630-22643.</w:t>
+      </w:r>
+      <w:r>
+        <w:t xml:space="preserve"> </w:t>
+      </w:r>
+      <w:hyperlink r:id="rId92">
+        <w:r>
+          <w:rPr>
+            <w:rStyle w:val="Hyperlink"/>
+          </w:rPr>
+          <w:t xml:space="preserve">doi:10.1109/ACCESS.2026.3660305</w:t>
+        </w:r>
+      </w:hyperlink>
     </w:p>
     <w:p>
       <w:pPr>
@@ -17239,8 +17382,19 @@
         <w:t xml:space="preserve">BMC Med Imaging</w:t>
       </w:r>
       <w:r>
-        <w:t xml:space="preserve">. 2024;24(1):110. doi:10.1186/s12880-024-01261-0</w:t>
-      </w:r>
+        <w:t xml:space="preserve">. 2024;24(1):110.</w:t>
+      </w:r>
+      <w:r>
+        <w:t xml:space="preserve"> </w:t>
+      </w:r>
+      <w:hyperlink r:id="rId93">
+        <w:r>
+          <w:rPr>
+            <w:rStyle w:val="Hyperlink"/>
+          </w:rPr>
+          <w:t xml:space="preserve">doi:10.1186/s12880-024-01261-0</w:t>
+        </w:r>
+      </w:hyperlink>
     </w:p>
     <w:p>
       <w:pPr>
@@ -17265,8 +17419,19 @@
         <w:t xml:space="preserve">Front Oncol</w:t>
       </w:r>
       <w:r>
-        <w:t xml:space="preserve">. 2025;15:1535478. doi:10.3389/fonc.2025.1535478</w:t>
-      </w:r>
+        <w:t xml:space="preserve">. 2025;15:1535478.</w:t>
+      </w:r>
+      <w:r>
+        <w:t xml:space="preserve"> </w:t>
+      </w:r>
+      <w:hyperlink r:id="rId94">
+        <w:r>
+          <w:rPr>
+            <w:rStyle w:val="Hyperlink"/>
+          </w:rPr>
+          <w:t xml:space="preserve">doi:10.3389/fonc.2025.1535478</w:t>
+        </w:r>
+      </w:hyperlink>
     </w:p>
     <w:p>
       <w:pPr>
@@ -17291,8 +17456,19 @@
         <w:t xml:space="preserve">J Imaging Inform Med</w:t>
       </w:r>
       <w:r>
-        <w:t xml:space="preserve">. 2025;38(6):3909-3927. doi:10.1007/s10278-025-01484-9</w:t>
-      </w:r>
+        <w:t xml:space="preserve">. 2025;38(6):3909-3927.</w:t>
+      </w:r>
+      <w:r>
+        <w:t xml:space="preserve"> </w:t>
+      </w:r>
+      <w:hyperlink r:id="rId95">
+        <w:r>
+          <w:rPr>
+            <w:rStyle w:val="Hyperlink"/>
+          </w:rPr>
+          <w:t xml:space="preserve">doi:10.1007/s10278-025-01484-9</w:t>
+        </w:r>
+      </w:hyperlink>
     </w:p>
     <w:p>
       <w:pPr>
@@ -17317,8 +17493,19 @@
         <w:t xml:space="preserve">Sci Rep</w:t>
       </w:r>
       <w:r>
-        <w:t xml:space="preserve">. 2026;16(1). doi:10.1038/s41598-026-55847-5</w:t>
-      </w:r>
+        <w:t xml:space="preserve">. 2026;16(1).</w:t>
+      </w:r>
+      <w:r>
+        <w:t xml:space="preserve"> </w:t>
+      </w:r>
+      <w:hyperlink r:id="rId96">
+        <w:r>
+          <w:rPr>
+            <w:rStyle w:val="Hyperlink"/>
+          </w:rPr>
+          <w:t xml:space="preserve">doi:10.1038/s41598-026-55847-5</w:t>
+        </w:r>
+      </w:hyperlink>
     </w:p>
     <w:p>
       <w:pPr>
@@ -17343,8 +17530,19 @@
         <w:t xml:space="preserve">Sci Rep</w:t>
       </w:r>
       <w:r>
-        <w:t xml:space="preserve">. 2021;11(1):13524. doi:10.1038/s41598-021-93030-0</w:t>
-      </w:r>
+        <w:t xml:space="preserve">. 2021;11(1):13524.</w:t>
+      </w:r>
+      <w:r>
+        <w:t xml:space="preserve"> </w:t>
+      </w:r>
+      <w:hyperlink r:id="rId97">
+        <w:r>
+          <w:rPr>
+            <w:rStyle w:val="Hyperlink"/>
+          </w:rPr>
+          <w:t xml:space="preserve">doi:10.1038/s41598-021-93030-0</w:t>
+        </w:r>
+      </w:hyperlink>
     </w:p>
     <w:p>
       <w:pPr>
@@ -17369,8 +17567,19 @@
         <w:t xml:space="preserve">Proceedings of the 30th IEEE Computer Security Foundations Symposium</w:t>
       </w:r>
       <w:r>
-        <w:t xml:space="preserve">. IEEE; 2017:263-275. doi:10.1109/CSF.2017.11</w:t>
-      </w:r>
+        <w:t xml:space="preserve">. IEEE; 2017:263-275.</w:t>
+      </w:r>
+      <w:r>
+        <w:t xml:space="preserve"> </w:t>
+      </w:r>
+      <w:hyperlink r:id="rId98">
+        <w:r>
+          <w:rPr>
+            <w:rStyle w:val="Hyperlink"/>
+          </w:rPr>
+          <w:t xml:space="preserve">doi:10.1109/CSF.2017.11</w:t>
+        </w:r>
+      </w:hyperlink>
     </w:p>
     <w:p>
       <w:pPr>
@@ -17421,8 +17630,19 @@
         <w:t xml:space="preserve">Nat Mach Intell</w:t>
       </w:r>
       <w:r>
-        <w:t xml:space="preserve">. 2021;3(6):473-484. doi:10.1038/s42256-021-00337-8</w:t>
-      </w:r>
+        <w:t xml:space="preserve">. 2021;3(6):473-484.</w:t>
+      </w:r>
+      <w:r>
+        <w:t xml:space="preserve"> </w:t>
+      </w:r>
+      <w:hyperlink r:id="rId99">
+        <w:r>
+          <w:rPr>
+            <w:rStyle w:val="Hyperlink"/>
+          </w:rPr>
+          <w:t xml:space="preserve">doi:10.1038/s42256-021-00337-8</w:t>
+        </w:r>
+      </w:hyperlink>
     </w:p>
     <w:p>
       <w:pPr>
@@ -17447,8 +17667,19 @@
         <w:t xml:space="preserve">Sci Rep</w:t>
       </w:r>
       <w:r>
-        <w:t xml:space="preserve">. 2022;12(1):1953. doi:10.1038/s41598-022-05539-7</w:t>
-      </w:r>
+        <w:t xml:space="preserve">. 2022;12(1):1953.</w:t>
+      </w:r>
+      <w:r>
+        <w:t xml:space="preserve"> </w:t>
+      </w:r>
+      <w:hyperlink r:id="rId100">
+        <w:r>
+          <w:rPr>
+            <w:rStyle w:val="Hyperlink"/>
+          </w:rPr>
+          <w:t xml:space="preserve">doi:10.1038/s41598-022-05539-7</w:t>
+        </w:r>
+      </w:hyperlink>
     </w:p>
     <w:p>
       <w:pPr>
@@ -17473,8 +17704,19 @@
         <w:t xml:space="preserve">Commun Med (Lond)</w:t>
       </w:r>
       <w:r>
-        <w:t xml:space="preserve">. 2024;4(1):46. doi:10.1038/s43856-024-00462-6</w:t>
-      </w:r>
+        <w:t xml:space="preserve">. 2024;4(1):46.</w:t>
+      </w:r>
+      <w:r>
+        <w:t xml:space="preserve"> </w:t>
+      </w:r>
+      <w:hyperlink r:id="rId101">
+        <w:r>
+          <w:rPr>
+            <w:rStyle w:val="Hyperlink"/>
+          </w:rPr>
+          <w:t xml:space="preserve">doi:10.1038/s43856-024-00462-6</w:t>
+        </w:r>
+      </w:hyperlink>
     </w:p>
     <w:p>
       <w:pPr>
@@ -17499,8 +17741,19 @@
         <w:t xml:space="preserve">Nat Mach Intell</w:t>
       </w:r>
       <w:r>
-        <w:t xml:space="preserve">. 2024;6(7):764-774. doi:10.1038/s42256-024-00858-y</w:t>
-      </w:r>
+        <w:t xml:space="preserve">. 2024;6(7):764-774.</w:t>
+      </w:r>
+      <w:r>
+        <w:t xml:space="preserve"> </w:t>
+      </w:r>
+      <w:hyperlink r:id="rId102">
+        <w:r>
+          <w:rPr>
+            <w:rStyle w:val="Hyperlink"/>
+          </w:rPr>
+          <w:t xml:space="preserve">doi:10.1038/s42256-024-00858-y</w:t>
+        </w:r>
+      </w:hyperlink>
     </w:p>
     <w:p>
       <w:pPr>
@@ -17525,8 +17778,19 @@
         <w:t xml:space="preserve">2022 IEEE Symposium on Security and Privacy</w:t>
       </w:r>
       <w:r>
-        <w:t xml:space="preserve">. IEEE; 2022:1897-1914. doi:10.1109/SP46214.2022.9833649</w:t>
-      </w:r>
+        <w:t xml:space="preserve">. IEEE; 2022:1897-1914.</w:t>
+      </w:r>
+      <w:r>
+        <w:t xml:space="preserve"> </w:t>
+      </w:r>
+      <w:hyperlink r:id="rId103">
+        <w:r>
+          <w:rPr>
+            <w:rStyle w:val="Hyperlink"/>
+          </w:rPr>
+          <w:t xml:space="preserve">doi:10.1109/SP46214.2022.9833649</w:t>
+        </w:r>
+      </w:hyperlink>
     </w:p>
     <w:p>
       <w:pPr>
@@ -17551,8 +17815,19 @@
         <w:t xml:space="preserve">Front Artif Intell</w:t>
       </w:r>
       <w:r>
-        <w:t xml:space="preserve">. 2024;7:1236947. doi:10.3389/frai.2024.1236947</w:t>
-      </w:r>
+        <w:t xml:space="preserve">. 2024;7:1236947.</w:t>
+      </w:r>
+      <w:r>
+        <w:t xml:space="preserve"> </w:t>
+      </w:r>
+      <w:hyperlink r:id="rId104">
+        <w:r>
+          <w:rPr>
+            <w:rStyle w:val="Hyperlink"/>
+          </w:rPr>
+          <w:t xml:space="preserve">doi:10.3389/frai.2024.1236947</w:t>
+        </w:r>
+      </w:hyperlink>
     </w:p>
     <w:p>
       <w:pPr>
@@ -17616,8 +17891,19 @@
         <w:jc w:val="left"/>
       </w:pPr>
       <w:r>
-        <w:t xml:space="preserve">Cheng J. Brain tumor dataset. figshare. Version 8. 2024. doi:10.6084/m9.figshare.1512427.v8</w:t>
-      </w:r>
+        <w:t xml:space="preserve">Cheng J. Brain tumor dataset. figshare. Version 8. 2024.</w:t>
+      </w:r>
+      <w:r>
+        <w:t xml:space="preserve"> </w:t>
+      </w:r>
+      <w:hyperlink r:id="rId105">
+        <w:r>
+          <w:rPr>
+            <w:rStyle w:val="Hyperlink"/>
+          </w:rPr>
+          <w:t xml:space="preserve">doi:10.6084/m9.figshare.1512427.v8</w:t>
+        </w:r>
+      </w:hyperlink>
     </w:p>
     <w:p>
       <w:pPr>
@@ -17629,8 +17915,19 @@
         <w:jc w:val="left"/>
       </w:pPr>
       <w:r>
-        <w:t xml:space="preserve">Bhuvaji S, Kadam A, Bhumkar P, Dedge S, Kanchan S. Brain tumor classification (MRI). Kaggle. Version 3. 2020. doi:10.34740/kaggle/dsv/1183165</w:t>
-      </w:r>
+        <w:t xml:space="preserve">Bhuvaji S, Kadam A, Bhumkar P, Dedge S, Kanchan S. Brain tumor classification (MRI). Kaggle. Version 3. 2020.</w:t>
+      </w:r>
+      <w:r>
+        <w:t xml:space="preserve"> </w:t>
+      </w:r>
+      <w:hyperlink r:id="rId106">
+        <w:r>
+          <w:rPr>
+            <w:rStyle w:val="Hyperlink"/>
+          </w:rPr>
+          <w:t xml:space="preserve">doi:10.34740/kaggle/dsv/1183165</w:t>
+        </w:r>
+      </w:hyperlink>
     </w:p>
     <w:p>
       <w:pPr>
@@ -17647,7 +17944,7 @@
       <w:r>
         <w:t xml:space="preserve"> </w:t>
       </w:r>
-      <w:hyperlink r:id="rId80">
+      <w:hyperlink r:id="rId107">
         <w:r>
           <w:rPr>
             <w:rStyle w:val="Hyperlink"/>
@@ -17679,8 +17976,19 @@
         <w:t xml:space="preserve">Intell Oncol</w:t>
       </w:r>
       <w:r>
-        <w:t xml:space="preserve">. 2026;2(4):100083. doi:10.1016/j.intonc.2026.100083</w:t>
-      </w:r>
+        <w:t xml:space="preserve">. 2026;2(4):100083.</w:t>
+      </w:r>
+      <w:r>
+        <w:t xml:space="preserve"> </w:t>
+      </w:r>
+      <w:hyperlink r:id="rId108">
+        <w:r>
+          <w:rPr>
+            <w:rStyle w:val="Hyperlink"/>
+          </w:rPr>
+          <w:t xml:space="preserve">doi:10.1016/j.intonc.2026.100083</w:t>
+        </w:r>
+      </w:hyperlink>
     </w:p>
     <w:p>
       <w:pPr>
@@ -17731,8 +18039,19 @@
         <w:t xml:space="preserve">PLoS One</w:t>
       </w:r>
       <w:r>
-        <w:t xml:space="preserve">. 2015;10(10):e0140381. doi:10.1371/journal.pone.0140381</w:t>
-      </w:r>
+        <w:t xml:space="preserve">. 2015;10(10):e0140381.</w:t>
+      </w:r>
+      <w:r>
+        <w:t xml:space="preserve"> </w:t>
+      </w:r>
+      <w:hyperlink r:id="rId109">
+        <w:r>
+          <w:rPr>
+            <w:rStyle w:val="Hyperlink"/>
+          </w:rPr>
+          <w:t xml:space="preserve">doi:10.1371/journal.pone.0140381</w:t>
+        </w:r>
+      </w:hyperlink>
     </w:p>
     <w:p>
       <w:pPr>
@@ -17835,8 +18154,19 @@
         <w:t xml:space="preserve">Proceedings of the IEEE International Conference on Computer Vision</w:t>
       </w:r>
       <w:r>
-        <w:t xml:space="preserve">. IEEE; 2017:618-626. doi:10.1109/ICCV.2017.74</w:t>
-      </w:r>
+        <w:t xml:space="preserve">. IEEE; 2017:618-626.</w:t>
+      </w:r>
+      <w:r>
+        <w:t xml:space="preserve"> </w:t>
+      </w:r>
+      <w:hyperlink r:id="rId110">
+        <w:r>
+          <w:rPr>
+            <w:rStyle w:val="Hyperlink"/>
+          </w:rPr>
+          <w:t xml:space="preserve">doi:10.1109/ICCV.2017.74</w:t>
+        </w:r>
+      </w:hyperlink>
     </w:p>
     <w:p>
       <w:pPr>
@@ -17861,8 +18191,19 @@
         <w:t xml:space="preserve">2018 IEEE Winter Conference on Applications of Computer Vision</w:t>
       </w:r>
       <w:r>
-        <w:t xml:space="preserve">. IEEE; 2018:839-847. doi:10.1109/WACV.2018.00097</w:t>
-      </w:r>
+        <w:t xml:space="preserve">. IEEE; 2018:839-847.</w:t>
+      </w:r>
+      <w:r>
+        <w:t xml:space="preserve"> </w:t>
+      </w:r>
+      <w:hyperlink r:id="rId111">
+        <w:r>
+          <w:rPr>
+            <w:rStyle w:val="Hyperlink"/>
+          </w:rPr>
+          <w:t xml:space="preserve">doi:10.1109/WACV.2018.00097</w:t>
+        </w:r>
+      </w:hyperlink>
     </w:p>
     <w:p>
       <w:pPr>
@@ -17965,8 +18306,19 @@
         <w:t xml:space="preserve">Proceedings of the IEEE Conference on Computer Vision and Pattern Recognition</w:t>
       </w:r>
       <w:r>
-        <w:t xml:space="preserve">. IEEE; 2016:770-778. doi:10.1109/CVPR.2016.90</w:t>
-      </w:r>
+        <w:t xml:space="preserve">. IEEE; 2016:770-778.</w:t>
+      </w:r>
+      <w:r>
+        <w:t xml:space="preserve"> </w:t>
+      </w:r>
+      <w:hyperlink r:id="rId112">
+        <w:r>
+          <w:rPr>
+            <w:rStyle w:val="Hyperlink"/>
+          </w:rPr>
+          <w:t xml:space="preserve">doi:10.1109/CVPR.2016.90</w:t>
+        </w:r>
+      </w:hyperlink>
     </w:p>
     <w:p>
       <w:pPr>
@@ -17991,8 +18343,19 @@
         <w:t xml:space="preserve">Found Trends Theor Comput Sci</w:t>
       </w:r>
       <w:r>
-        <w:t xml:space="preserve">. 2014;9:211-407. doi:10.1561/0400000042</w:t>
-      </w:r>
+        <w:t xml:space="preserve">. 2014;9:211-407.</w:t>
+      </w:r>
+      <w:r>
+        <w:t xml:space="preserve"> </w:t>
+      </w:r>
+      <w:hyperlink r:id="rId113">
+        <w:r>
+          <w:rPr>
+            <w:rStyle w:val="Hyperlink"/>
+          </w:rPr>
+          <w:t xml:space="preserve">doi:10.1561/0400000042</w:t>
+        </w:r>
+      </w:hyperlink>
     </w:p>
     <w:p>
       <w:pPr>
@@ -18004,10 +18367,21 @@
         <w:jc w:val="left"/>
       </w:pPr>
       <w:r>
-        <w:t xml:space="preserve">Ranjan S, N P. Code and frozen results for: patient-level differential privacy, membership leakage and explanation fidelity in federated brain tumour MRI classification. Zenodo. Version v1.0-submission. 2026. doi:10.5281/zenodo.23601090</w:t>
-      </w:r>
-    </w:p>
-    <w:bookmarkEnd w:id="81"/>
+        <w:t xml:space="preserve">Ranjan S, N P. Code and frozen results for: patient-level differential privacy, membership leakage and explanation fidelity in federated brain tumour MRI classification. Zenodo. Version v1.0-submission. 2026.</w:t>
+      </w:r>
+      <w:r>
+        <w:t xml:space="preserve"> </w:t>
+      </w:r>
+      <w:hyperlink r:id="rId76">
+        <w:r>
+          <w:rPr>
+            <w:rStyle w:val="Hyperlink"/>
+          </w:rPr>
+          <w:t xml:space="preserve">doi:10.5281/zenodo.23601090</w:t>
+        </w:r>
+      </w:hyperlink>
+    </w:p>
+    <w:bookmarkEnd w:id="114"/>
     <w:sectPr>
       <w:lnNumType w:countBy="1" w:restart="continuous"/>
     </w:sectPr>

--- a/paper/submission/manuscript.docx
+++ b/paper/submission/manuscript.docx
@@ -144,7 +144,7 @@
         <w:t xml:space="preserve"> </w:t>
       </w:r>
       <w:r>
-        <w:t xml:space="preserve">110067, India. Telephone [CHECK: number with country and area code]. E-mail addresses shashi17_scs@jnu.ac.in, poonguzhali@jnu.ac.in.</w:t>
+        <w:t xml:space="preserve">110067, India. E-mail addresses shashi17_scs@jnu.ac.in, poonguzhali@jnu.ac.in.</w:t>
       </w:r>
     </w:p>
     <w:bookmarkStart w:id="20" w:name="abstract"/>
@@ -16848,7 +16848,7 @@
         <w:t xml:space="preserve"> </w:t>
       </w:r>
       <w:r>
-        <w:t xml:space="preserve">responsibility for the content of the published article. [CHECK: the authors must confirm the extent of use]</w:t>
+        <w:t xml:space="preserve">responsibility for the content of the published article.</w:t>
       </w:r>
     </w:p>
     <w:bookmarkEnd w:id="80"/>

--- a/paper/submission/manuscript.docx
+++ b/paper/submission/manuscript.docx
@@ -13339,6 +13339,73 @@
       <w:r>
         <w:t xml:space="preserve">composition-matched non-members, and summed over slices it separated training from test patients with AUC 0.805.</w:t>
       </w:r>
+      <w:r>
+        <w:t xml:space="preserve"> </w:t>
+      </w:r>
+      <w:r>
+        <w:t xml:space="preserve">In Table 5, the columns TPR 1% and TPR 0.1% give the true-positive rate at those false-positive rates,</w:t>
+      </w:r>
+      <w:r>
+        <w:t xml:space="preserve"> </w:t>
+      </w:r>
+      <w:r>
+        <w:t xml:space="preserve">and the matched column gives the TPR at 1% FPR after non-members were reweighted to the members’ source and class mix.</w:t>
+      </w:r>
+      <w:r>
+        <w:t xml:space="preserve"> </w:t>
+      </w:r>
+      <w:r>
+        <w:t xml:space="preserve">Bal. acc. is clean balanced accuracy. The weight-noise row adds unclipped Gaussian noise with</w:t>
+      </w:r>
+      <w:r>
+        <w:t xml:space="preserve"> </w:t>
+      </w:r>
+      <m:oMath>
+        <m:r>
+          <m:t>s</m:t>
+        </m:r>
+        <m:r>
+          <m:rPr>
+            <m:sty m:val="p"/>
+          </m:rPr>
+          <m:t>=</m:t>
+        </m:r>
+        <m:r>
+          <m:t>0.003</m:t>
+        </m:r>
+      </m:oMath>
+      <w:r>
+        <w:t xml:space="preserve"> </w:t>
+      </w:r>
+      <w:r>
+        <w:t xml:space="preserve">to client</w:t>
+      </w:r>
+      <w:r>
+        <w:t xml:space="preserve"> </w:t>
+      </w:r>
+      <w:r>
+        <w:t xml:space="preserve">weights and carries no formal guarantee, and the diverged row uses the published</w:t>
+      </w:r>
+      <w:r>
+        <w:t xml:space="preserve"> </w:t>
+      </w:r>
+      <m:oMath>
+        <m:r>
+          <m:t>s</m:t>
+        </m:r>
+        <m:r>
+          <m:rPr>
+            <m:sty m:val="p"/>
+          </m:rPr>
+          <m:t>=</m:t>
+        </m:r>
+        <m:r>
+          <m:t>0.5</m:t>
+        </m:r>
+      </m:oMath>
+      <w:r>
+        <w:t xml:space="preserve">, at which training diverged.</w:t>
+      </w:r>
     </w:p>
     <w:p>
       <w:pPr>
@@ -13428,12 +13495,6 @@
             <w:r>
               <w:t xml:space="preserve">Matched</w:t>
             </w:r>
-            <w:r>
-              <w:rPr>
-                <w:vertAlign w:val="superscript"/>
-              </w:rPr>
-              <w:t xml:space="preserve">b</w:t>
-            </w:r>
           </w:p>
         </w:tc>
         <w:tc>
@@ -14161,12 +14222,6 @@
             <w:r>
               <w:t xml:space="preserve">Weight noise</w:t>
             </w:r>
-            <w:r>
-              <w:rPr>
-                <w:vertAlign w:val="superscript"/>
-              </w:rPr>
-              <w:t xml:space="preserve">a</w:t>
-            </w:r>
           </w:p>
         </w:tc>
         <w:tc>
@@ -14330,12 +14385,6 @@
             </w:pPr>
             <w:r>
               <w:t xml:space="preserve">Diverged</w:t>
-            </w:r>
-            <w:r>
-              <w:rPr>
-                <w:vertAlign w:val="superscript"/>
-              </w:rPr>
-              <w:t xml:space="preserve">c</w:t>
             </w:r>
           </w:p>
         </w:tc>

--- a/paper/submission/manuscript.docx
+++ b/paper/submission/manuscript.docx
@@ -881,7 +881,13 @@
         <w:t xml:space="preserve"> </w:t>
       </w:r>
       <w:r>
-        <w:t xml:space="preserve">FedProx, SCAFFOLD or transfer learning, and some add Grad-CAM pictures.</w:t>
+        <w:t xml:space="preserve">FedProx, SCAFFOLD or transfer learning, and some add Grad-CAM</w:t>
+      </w:r>
+      <w:r>
+        <w:t xml:space="preserve"> </w:t>
+      </w:r>
+      <w:r>
+        <w:t xml:space="preserve">pictures.</w:t>
       </w:r>
       <w:r>
         <w:rPr>
@@ -893,13 +899,13 @@
         <w:t xml:space="preserve"> </w:t>
       </w:r>
       <w:r>
-        <w:t xml:space="preserve">The present work differs by training on a deduplicated, patient-disjoint benchmark and by attaching an accounted</w:t>
-      </w:r>
-      <w:r>
-        <w:t xml:space="preserve"> </w:t>
-      </w:r>
-      <w:r>
-        <w:t xml:space="preserve">privacy guarantee to every private model.</w:t>
+        <w:t xml:space="preserve">None of these studies states a formal privacy guarantee,</w:t>
+      </w:r>
+      <w:r>
+        <w:t xml:space="preserve"> </w:t>
+      </w:r>
+      <w:r>
+        <w:t xml:space="preserve">and none reports a check for duplicates across its training and test splits.</w:t>
       </w:r>
     </w:p>
     <w:p>
@@ -1028,13 +1034,13 @@
         <w:t xml:space="preserve"> </w:t>
       </w:r>
       <w:r>
-        <w:t xml:space="preserve">These studies protect single records, whereas the present work compares record-level and</w:t>
-      </w:r>
-      <w:r>
-        <w:t xml:space="preserve"> </w:t>
-      </w:r>
-      <w:r>
-        <w:t xml:space="preserve">patient-level guarantees on the same data and audits both empirically.</w:t>
+        <w:t xml:space="preserve">These studies apply DP-SGD per image, so they do not measure the cost of protecting a whole</w:t>
+      </w:r>
+      <w:r>
+        <w:t xml:space="preserve"> </w:t>
+      </w:r>
+      <w:r>
+        <w:t xml:space="preserve">patient, who in slice-based MRI contributes many images.</w:t>
       </w:r>
     </w:p>
     <w:p>
@@ -1062,13 +1068,13 @@
         <w:t xml:space="preserve"> </w:t>
       </w:r>
       <w:r>
-        <w:t xml:space="preserve">Knolle et al. reported that patients with several similar records can face</w:t>
-      </w:r>
-      <w:r>
-        <w:t xml:space="preserve"> </w:t>
-      </w:r>
-      <w:r>
-        <w:t xml:space="preserve">near-perfect attack success even when aggregate success looks random.</w:t>
+        <w:t xml:space="preserve">Knolle et al. reported that patients with several similar records can face near-perfect attack success even when aggregate success</w:t>
+      </w:r>
+      <w:r>
+        <w:t xml:space="preserve"> </w:t>
+      </w:r>
+      <w:r>
+        <w:t xml:space="preserve">looks random.</w:t>
       </w:r>
       <w:r>
         <w:rPr>
@@ -1080,13 +1086,13 @@
         <w:t xml:space="preserve"> </w:t>
       </w:r>
       <w:r>
-        <w:t xml:space="preserve">The closest federated brain</w:t>
-      </w:r>
-      <w:r>
-        <w:t xml:space="preserve"> </w:t>
-      </w:r>
-      <w:r>
-        <w:t xml:space="preserve">tumour study adds Gaussian noise with standard deviation 0.5 to client weights without clipping, so its stated</w:t>
+        <w:t xml:space="preserve">The closest federated brain tumour study adds Gaussian noise with standard deviation</w:t>
+      </w:r>
+      <w:r>
+        <w:t xml:space="preserve"> </w:t>
+      </w:r>
+      <w:r>
+        <w:t xml:space="preserve">0.5 to client weights without clipping, so its stated</w:t>
       </w:r>
       <w:r>
         <w:t xml:space="preserve"> </w:t>
@@ -1100,7 +1106,13 @@
         <w:t xml:space="preserve"> </w:t>
       </w:r>
       <w:r>
-        <w:t xml:space="preserve">of about 3.4 cannot be derived from the mechanism.</w:t>
+        <w:t xml:space="preserve">of about 3.4 cannot be derived from the</w:t>
+      </w:r>
+      <w:r>
+        <w:t xml:space="preserve"> </w:t>
+      </w:r>
+      <w:r>
+        <w:t xml:space="preserve">mechanism.</w:t>
       </w:r>
       <w:r>
         <w:rPr>
@@ -1112,13 +1124,19 @@
         <w:t xml:space="preserve"> </w:t>
       </w:r>
       <w:r>
-        <w:t xml:space="preserve">The present work runs LiRA at the</w:t>
-      </w:r>
-      <w:r>
-        <w:t xml:space="preserve"> </w:t>
-      </w:r>
-      <w:r>
-        <w:t xml:space="preserve">image and the patient level against formally private models and against that unclipped mechanism.</w:t>
+        <w:t xml:space="preserve">A mechanism without a valid accounting can be assessed only by an empirical attack, and</w:t>
+      </w:r>
+      <w:r>
+        <w:t xml:space="preserve"> </w:t>
+      </w:r>
+      <w:r>
+        <w:t xml:space="preserve">the patient-level risk shown by Knolle et al. is likely to be large in slice-based MRI, where one patient contributes</w:t>
+      </w:r>
+      <w:r>
+        <w:t xml:space="preserve"> </w:t>
+      </w:r>
+      <w:r>
+        <w:t xml:space="preserve">many images.</w:t>
       </w:r>
     </w:p>
     <w:p>
@@ -1128,7 +1146,7 @@
         <w:jc w:val="left"/>
       </w:pPr>
       <w:r>
-        <w:t xml:space="preserve">Private training also changes explanations, since Saifullah et al. and Manna and Sett reported that DP alters</w:t>
+        <w:t xml:space="preserve">Private training also changes explanations, as Saifullah et al. and Manna and Sett reported that DP alters</w:t>
       </w:r>
       <w:r>
         <w:t xml:space="preserve"> </w:t>
@@ -1164,19 +1182,13 @@
         <w:t xml:space="preserve"> </w:t>
       </w:r>
       <w:r>
-        <w:t xml:space="preserve">The present work measures Grad-CAM localisation against expert tumour</w:t>
-      </w:r>
-      <w:r>
-        <w:t xml:space="preserve"> </w:t>
-      </w:r>
-      <w:r>
-        <w:t xml:space="preserve">masks, its consistency across seeds and a randomisation check, and asks whether privacy affects explanations beyond</w:t>
-      </w:r>
-      <w:r>
-        <w:t xml:space="preserve"> </w:t>
-      </w:r>
-      <w:r>
-        <w:t xml:space="preserve">its effect on accuracy.</w:t>
+        <w:t xml:space="preserve">Neither DP study evaluated brain MRI, so the effect of privacy on how well</w:t>
+      </w:r>
+      <w:r>
+        <w:t xml:space="preserve"> </w:t>
+      </w:r>
+      <w:r>
+        <w:t xml:space="preserve">explanations localise brain tumours against expert masks remains unmeasured.</w:t>
       </w:r>
     </w:p>
     <w:p>
@@ -1186,13 +1198,13 @@
         <w:jc w:val="left"/>
       </w:pPr>
       <w:r>
-        <w:t xml:space="preserve">Benchmark contamination is the last theme, and Vangala et al. found that 28.8% of a widely used Kaggle test split</w:t>
-      </w:r>
-      <w:r>
-        <w:t xml:space="preserve"> </w:t>
-      </w:r>
-      <w:r>
-        <w:t xml:space="preserve">has a near-twin in training,</w:t>
+        <w:t xml:space="preserve">For benchmark contamination, Vangala et al. found with cross-correlation and file hashes that 28.8% of a</w:t>
+      </w:r>
+      <w:r>
+        <w:t xml:space="preserve"> </w:t>
+      </w:r>
+      <w:r>
+        <w:t xml:space="preserve">widely used Kaggle test split has a near-twin in training,</w:t>
       </w:r>
       <w:r>
         <w:rPr>
@@ -1204,13 +1216,13 @@
         <w:t xml:space="preserve"> </w:t>
       </w:r>
       <w:r>
-        <w:t xml:space="preserve">and the source collections differ in class</w:t>
-      </w:r>
-      <w:r>
-        <w:t xml:space="preserve"> </w:t>
-      </w:r>
-      <w:r>
-        <w:t xml:space="preserve">composition.</w:t>
+        <w:t xml:space="preserve">and the source collections differ in</w:t>
+      </w:r>
+      <w:r>
+        <w:t xml:space="preserve"> </w:t>
+      </w:r>
+      <w:r>
+        <w:t xml:space="preserve">class composition.</w:t>
       </w:r>
       <w:r>
         <w:rPr>
@@ -1222,37 +1234,35 @@
         <w:t xml:space="preserve"> </w:t>
       </w:r>
       <w:r>
-        <w:t xml:space="preserve">The present work adds a mirror-aware correlation check, because</w:t>
-      </w:r>
-      <w:r>
-        <w:t xml:space="preserve"> </w:t>
-      </w:r>
-      <w:r>
-        <w:t xml:space="preserve">perceptual hashes do not match copies flipped left to right. Taken together, the accuracy cost and the empirical</w:t>
-      </w:r>
-      <w:r>
-        <w:t xml:space="preserve"> </w:t>
-      </w:r>
-      <w:r>
-        <w:t xml:space="preserve">leakage of record-level and patient-level DP for federated brain tumour MRI on contamination-checked data, together</w:t>
-      </w:r>
-      <w:r>
-        <w:t xml:space="preserve"> </w:t>
-      </w:r>
-      <w:r>
-        <w:t xml:space="preserve">with their effect on explanation fidelity, have not been measured side by side. The individual methods used here are</w:t>
-      </w:r>
-      <w:r>
-        <w:t xml:space="preserve"> </w:t>
-      </w:r>
-      <w:r>
-        <w:t xml:space="preserve">established, so the contribution of the present work lies in applying them jointly, with accounted guarantees at two</w:t>
-      </w:r>
-      <w:r>
-        <w:t xml:space="preserve"> </w:t>
-      </w:r>
-      <w:r>
-        <w:t xml:space="preserve">privacy units and an attack whose members and non-members are matched in composition.</w:t>
+        <w:t xml:space="preserve">Duplicate checks that compare images only in their stored</w:t>
+      </w:r>
+      <w:r>
+        <w:t xml:space="preserve"> </w:t>
+      </w:r>
+      <w:r>
+        <w:t xml:space="preserve">orientation, including perceptual hashing, do not match a copy flipped left to right.</w:t>
+      </w:r>
+    </w:p>
+    <w:p>
+      <w:pPr>
+        <w:pStyle w:val="BodyText"/>
+        <w:spacing w:line="480" w:lineRule="auto"/>
+        <w:jc w:val="left"/>
+      </w:pPr>
+      <w:r>
+        <w:t xml:space="preserve">Taken together, the accuracy cost and the empirical leakage of record-level and patient-level DP for federated brain</w:t>
+      </w:r>
+      <w:r>
+        <w:t xml:space="preserve"> </w:t>
+      </w:r>
+      <w:r>
+        <w:t xml:space="preserve">tumour MRI on contamination-checked data, together with their effect on explanation fidelity, have not been measured</w:t>
+      </w:r>
+      <w:r>
+        <w:t xml:space="preserve"> </w:t>
+      </w:r>
+      <w:r>
+        <w:t xml:space="preserve">side by side.</w:t>
       </w:r>
     </w:p>
     <w:bookmarkEnd w:id="22"/>
@@ -1274,7 +1284,13 @@
         <w:jc w:val="left"/>
       </w:pPr>
       <w:r>
-        <w:t xml:space="preserve">The study makes five contributions, each answered by the measurements summarised in the abstract.</w:t>
+        <w:t xml:space="preserve">The study combines established methods, and its five contributions lie in how these are adapted, combined and</w:t>
+      </w:r>
+      <w:r>
+        <w:t xml:space="preserve"> </w:t>
+      </w:r>
+      <w:r>
+        <w:t xml:space="preserve">controlled for federated brain tumour MRI.</w:t>
       </w:r>
     </w:p>
     <w:p>
@@ -1291,25 +1307,25 @@
           <w:bCs/>
           <w:b/>
         </w:rPr>
-        <w:t xml:space="preserve">A deduplicated, patient-disjoint benchmark.</w:t>
-      </w:r>
-      <w:r>
-        <w:t xml:space="preserve"> </w:t>
-      </w:r>
-      <w:r>
-        <w:t xml:space="preserve">Perceptual-hash deduplication reduced 7828 labelled</w:t>
-      </w:r>
-      <w:r>
-        <w:t xml:space="preserve"> </w:t>
-      </w:r>
-      <w:r>
-        <w:t xml:space="preserve">images to 3845 images split by patient, and a mirror-aware correlation check found 66 contaminated test images,</w:t>
-      </w:r>
-      <w:r>
-        <w:t xml:space="preserve"> </w:t>
-      </w:r>
-      <w:r>
-        <w:t xml:space="preserve">which are excluded from every reported result.</w:t>
+        <w:t xml:space="preserve">A contamination-checked benchmark.</w:t>
+      </w:r>
+      <w:r>
+        <w:t xml:space="preserve"> </w:t>
+      </w:r>
+      <w:r>
+        <w:t xml:space="preserve">Three public collections are merged by perceptual-hash</w:t>
+      </w:r>
+      <w:r>
+        <w:t xml:space="preserve"> </w:t>
+      </w:r>
+      <w:r>
+        <w:t xml:space="preserve">deduplication, split by patient or by groups of near-identical images, and screened by a normalised cross-correlation</w:t>
+      </w:r>
+      <w:r>
+        <w:t xml:space="preserve"> </w:t>
+      </w:r>
+      <w:r>
+        <w:t xml:space="preserve">check in both orientations that defines the clean test set used for every evaluation in the main text.</w:t>
       </w:r>
     </w:p>
     <w:p>
@@ -1326,77 +1342,25 @@
           <w:bCs/>
           <w:b/>
         </w:rPr>
-        <w:t xml:space="preserve">An accounted privacy and utility comparison at two privacy units.</w:t>
-      </w:r>
-      <w:r>
-        <w:t xml:space="preserve"> </w:t>
-      </w:r>
-      <w:r>
-        <w:t xml:space="preserve">Central and federated models were</w:t>
-      </w:r>
-      <w:r>
-        <w:t xml:space="preserve"> </w:t>
-      </w:r>
-      <w:r>
-        <w:t xml:space="preserve">trained under record-level and patient-level DP-SGD with Rényi accounting and five seeds per setting.</w:t>
-      </w:r>
-      <w:r>
-        <w:t xml:space="preserve"> </w:t>
-      </w:r>
-      <w:r>
-        <w:t xml:space="preserve">Record-level</w:t>
-      </w:r>
-      <w:r>
-        <w:t xml:space="preserve"> </w:t>
-      </w:r>
-      <m:oMath>
-        <m:r>
-          <m:t>ε</m:t>
-        </m:r>
-        <m:r>
-          <m:rPr>
-            <m:sty m:val="p"/>
-          </m:rPr>
-          <m:t>=</m:t>
-        </m:r>
-        <m:r>
-          <m:t>8</m:t>
-        </m:r>
-      </m:oMath>
-      <w:r>
-        <w:t xml:space="preserve"> </w:t>
-      </w:r>
-      <w:r>
-        <w:t xml:space="preserve">cost 0.130 in central balanced accuracy, mostly through meningioma and no-tumour</w:t>
-      </w:r>
-      <w:r>
-        <w:t xml:space="preserve"> </w:t>
-      </w:r>
-      <w:r>
-        <w:t xml:space="preserve">sensitivity, whereas patient-level DP needed</w:t>
-      </w:r>
-      <w:r>
-        <w:t xml:space="preserve"> </w:t>
-      </w:r>
-      <m:oMath>
-        <m:r>
-          <m:t>ε</m:t>
-        </m:r>
-        <m:r>
-          <m:rPr>
-            <m:sty m:val="p"/>
-          </m:rPr>
-          <m:t>=</m:t>
-        </m:r>
-        <m:r>
-          <m:t>64</m:t>
-        </m:r>
-      </m:oMath>
-      <w:r>
-        <w:t xml:space="preserve"> </w:t>
-      </w:r>
-      <w:r>
-        <w:t xml:space="preserve">to exceed that accuracy.</w:t>
+        <w:t xml:space="preserve">Patient-level DP-SGD for federated training.</w:t>
+      </w:r>
+      <w:r>
+        <w:t xml:space="preserve"> </w:t>
+      </w:r>
+      <w:r>
+        <w:t xml:space="preserve">Each client samples patients instead of images and clips</w:t>
+      </w:r>
+      <w:r>
+        <w:t xml:space="preserve"> </w:t>
+      </w:r>
+      <w:r>
+        <w:t xml:space="preserve">each patient’s mean gradient. Rényi accounting, composition over the clients that hold one patient and size-weighted</w:t>
+      </w:r>
+      <w:r>
+        <w:t xml:space="preserve"> </w:t>
+      </w:r>
+      <w:r>
+        <w:t xml:space="preserve">aggregation then allow record-level and patient-level guarantees to be compared at the same budget.</w:t>
       </w:r>
     </w:p>
     <w:p>
@@ -1413,65 +1377,25 @@
           <w:bCs/>
           <w:b/>
         </w:rPr>
-        <w:t xml:space="preserve">The effect of client count under DP.</w:t>
-      </w:r>
-      <w:r>
-        <w:t xml:space="preserve"> </w:t>
-      </w:r>
-      <w:r>
-        <w:t xml:space="preserve">Splitting the same images across more clients lowered accuracy</w:t>
-      </w:r>
-      <w:r>
-        <w:t xml:space="preserve"> </w:t>
-      </w:r>
-      <w:r>
-        <w:t xml:space="preserve">under DP by 0.096 per unit of</w:t>
-      </w:r>
-      <w:r>
-        <w:t xml:space="preserve"> </w:t>
-      </w:r>
-      <m:oMath>
-        <m:r>
-          <m:rPr>
-            <m:sty m:val="p"/>
-          </m:rPr>
-          <m:t>ln</m:t>
-        </m:r>
-        <m:r>
-          <m:t>K</m:t>
-        </m:r>
-      </m:oMath>
-      <w:r>
-        <w:t xml:space="preserve"> </w:t>
-      </w:r>
-      <w:r>
-        <w:t xml:space="preserve">at</w:t>
-      </w:r>
-      <w:r>
-        <w:t xml:space="preserve"> </w:t>
-      </w:r>
-      <m:oMath>
-        <m:r>
-          <m:t>ε</m:t>
-        </m:r>
-        <m:r>
-          <m:rPr>
-            <m:sty m:val="p"/>
-          </m:rPr>
-          <m:t>=</m:t>
-        </m:r>
-        <m:r>
-          <m:t>3</m:t>
-        </m:r>
-      </m:oMath>
-      <w:r>
-        <w:t xml:space="preserve">, consistent with the aggregated noise scale, and FedProx</w:t>
-      </w:r>
-      <w:r>
-        <w:t xml:space="preserve"> </w:t>
-      </w:r>
-      <w:r>
-        <w:t xml:space="preserve">and SCAFFOLD did not recover the loss.</w:t>
+        <w:t xml:space="preserve">An analysis of client count under DP.</w:t>
+      </w:r>
+      <w:r>
+        <w:t xml:space="preserve"> </w:t>
+      </w:r>
+      <w:r>
+        <w:t xml:space="preserve">The aggregated noise scale of client-side DP-SGD is derived as a</w:t>
+      </w:r>
+      <w:r>
+        <w:t xml:space="preserve"> </w:t>
+      </w:r>
+      <w:r>
+        <w:t xml:space="preserve">function of the number of clients and tested by splitting fixed data across three to 15 clients. FedProx and a</w:t>
+      </w:r>
+      <w:r>
+        <w:t xml:space="preserve"> </w:t>
+      </w:r>
+      <w:r>
+        <w:t xml:space="preserve">SCAFFOLD variant with size-weighted control variates and a momentum-aware normaliser serve as drift corrections.</w:t>
       </w:r>
     </w:p>
     <w:p>
@@ -1488,31 +1412,25 @@
           <w:bCs/>
           <w:b/>
         </w:rPr>
-        <w:t xml:space="preserve">An empirical privacy audit.</w:t>
-      </w:r>
-      <w:r>
-        <w:t xml:space="preserve"> </w:t>
-      </w:r>
-      <w:r>
-        <w:t xml:space="preserve">LiRA with 16 shadow models per setting identified training images and</w:t>
-      </w:r>
-      <w:r>
-        <w:t xml:space="preserve"> </w:t>
-      </w:r>
-      <w:r>
-        <w:t xml:space="preserve">patients in non-private federated models, found no rate significantly above chance at 1% FPR under record-level DP</w:t>
-      </w:r>
-      <w:r>
-        <w:t xml:space="preserve"> </w:t>
-      </w:r>
-      <w:r>
-        <w:t xml:space="preserve">once non-members were matched to members by source and class, and still detected patients under an unclipped</w:t>
-      </w:r>
-      <w:r>
-        <w:t xml:space="preserve"> </w:t>
-      </w:r>
-      <w:r>
-        <w:t xml:space="preserve">weight-noise mechanism of higher utility.</w:t>
+        <w:t xml:space="preserve">A composition-matched membership audit.</w:t>
+      </w:r>
+      <w:r>
+        <w:t xml:space="preserve"> </w:t>
+      </w:r>
+      <w:r>
+        <w:t xml:space="preserve">Online LiRA with 16 shadow models per setting is run at the</w:t>
+      </w:r>
+      <w:r>
+        <w:t xml:space="preserve"> </w:t>
+      </w:r>
+      <w:r>
+        <w:t xml:space="preserve">image and the patient level, with non-members reweighted to the members’ source and class mix. Diverged models give an</w:t>
+      </w:r>
+      <w:r>
+        <w:t xml:space="preserve"> </w:t>
+      </w:r>
+      <w:r>
+        <w:t xml:space="preserve">empirical reference, and the unclipped weight-noise mechanism of prior work is reproduced for comparison.</w:t>
       </w:r>
     </w:p>
     <w:p>
@@ -1529,56 +1447,31 @@
           <w:bCs/>
           <w:b/>
         </w:rPr>
-        <w:t xml:space="preserve">Explanation fidelity under privacy.</w:t>
-      </w:r>
-      <w:r>
-        <w:t xml:space="preserve"> </w:t>
-      </w:r>
-      <w:r>
-        <w:t xml:space="preserve">Grad-CAM localisation and cross-seed consistency declined as</w:t>
-      </w:r>
-      <w:r>
-        <w:t xml:space="preserve"> </w:t>
-      </w:r>
-      <m:oMath>
-        <m:r>
-          <m:t>ε</m:t>
-        </m:r>
-      </m:oMath>
-      <w:r>
-        <w:t xml:space="preserve"> </w:t>
-      </w:r>
-      <w:r>
-        <w:t xml:space="preserve">decreased, consistency correlated with accuracy at</w:t>
-      </w:r>
-      <w:r>
-        <w:t xml:space="preserve"> </w:t>
-      </w:r>
-      <m:oMath>
-        <m:r>
-          <m:t>r</m:t>
-        </m:r>
-        <m:r>
-          <m:rPr>
-            <m:sty m:val="p"/>
-          </m:rPr>
-          <m:t>=</m:t>
-        </m:r>
-        <m:r>
-          <m:t>0.838</m:t>
-        </m:r>
-      </m:oMath>
-      <w:r>
-        <w:t xml:space="preserve"> </w:t>
-      </w:r>
-      <w:r>
-        <w:t xml:space="preserve">across 31 configurations, and the noise</w:t>
-      </w:r>
-      <w:r>
-        <w:t xml:space="preserve"> </w:t>
-      </w:r>
-      <w:r>
-        <w:t xml:space="preserve">multiplier added no explanatory power once accuracy was known.</w:t>
+        <w:t xml:space="preserve">An explanation-fidelity protocol under privacy.</w:t>
+      </w:r>
+      <w:r>
+        <w:t xml:space="preserve"> </w:t>
+      </w:r>
+      <w:r>
+        <w:t xml:space="preserve">Grad-CAM, Grad-CAM++ and Integrated Gradients are</w:t>
+      </w:r>
+      <w:r>
+        <w:t xml:space="preserve"> </w:t>
+      </w:r>
+      <w:r>
+        <w:t xml:space="preserve">scored against expert tumour masks and checked by a randomisation test and a skull-border analysis. Cross-seed</w:t>
+      </w:r>
+      <w:r>
+        <w:t xml:space="preserve"> </w:t>
+      </w:r>
+      <w:r>
+        <w:t xml:space="preserve">consistency and a configuration-level regression test whether noise affects explanations beyond its effect on</w:t>
+      </w:r>
+      <w:r>
+        <w:t xml:space="preserve"> </w:t>
+      </w:r>
+      <w:r>
+        <w:t xml:space="preserve">accuracy.</w:t>
       </w:r>
     </w:p>
     <w:p>
